--- a/az/scientists/CV/Word/Murshudov_Garib_CV_AZ.docx
+++ b/az/scientists/CV/Word/Murshudov_Garib_CV_AZ.docx
@@ -2654,56 +2654,52 @@
           <w:sz w:val="21"/>
           <w:szCs w:val="21"/>
         </w:rPr>
-        <w:t xml:space="preserve">1. Community recommendations on cryoEM data archiving and validation. Kleywegt GJ,… </w:t>
-      </w:r>
-      <w:r>
-        <w:rPr>
-          <w:rFonts w:ascii="Times New Roman" w:cs="Times New Roman" w:eastAsia="Times New Roman" w:hAnsi="Times New Roman"/>
-          <w:b/>
-          <w:bCs/>
-          <w:sz w:val="21"/>
-          <w:szCs w:val="21"/>
-        </w:rPr>
-        <w:t>Murshudov GN</w:t>
-      </w:r>
-      <w:r>
-        <w:rPr>
-          <w:rFonts w:ascii="Times New Roman" w:cs="Times New Roman" w:eastAsia="Times New Roman" w:hAnsi="Times New Roman"/>
-          <w:sz w:val="21"/>
-          <w:szCs w:val="21"/>
-        </w:rPr>
-        <w:t>,,, Velankar S (2024) IUCRj, v11, 140-151</w:t>
-      </w:r>
-    </w:p>
-    <w:p>
-      <w:pPr>
-        <w:spacing w:after="80"/>
-      </w:pPr>
-      <w:r>
-        <w:rPr>
-          <w:rFonts w:ascii="Times New Roman" w:cs="Times New Roman" w:eastAsia="Times New Roman" w:hAnsi="Times New Roman"/>
-          <w:sz w:val="21"/>
-          <w:szCs w:val="21"/>
-        </w:rPr>
-        <w:t xml:space="preserve">2. A redox switch allows binding of Fe(II) and Fe(III) ions in the cyanobacterial iron-binding protein FutA from Prochlorococcus. (2024) Bolton R, … </w:t>
-      </w:r>
-      <w:r>
-        <w:rPr>
-          <w:rFonts w:ascii="Times New Roman" w:cs="Times New Roman" w:eastAsia="Times New Roman" w:hAnsi="Times New Roman"/>
-          <w:b/>
-          <w:bCs/>
-          <w:sz w:val="21"/>
-          <w:szCs w:val="21"/>
-        </w:rPr>
-        <w:t>Murshudov GN</w:t>
-      </w:r>
-      <w:r>
-        <w:rPr>
-          <w:rFonts w:ascii="Times New Roman" w:cs="Times New Roman" w:eastAsia="Times New Roman" w:hAnsi="Times New Roman"/>
-          <w:sz w:val="21"/>
-          <w:szCs w:val="21"/>
-        </w:rPr>
-        <w:t>.,.. Tews I. PNAS, V121, e2308478121</w:t>
+        <w:t>1. Community recommendations on cryoEM data archiving and validation. Kleywegt GJ,… Murshudov GN, Velankar S (2024) IUCRj, v11, 140-151</w:t>
+      </w:r>
+      <w:r>
+        <w:rPr>
+          <w:rFonts w:ascii="Times New Roman" w:cs="Times New Roman" w:eastAsia="Times New Roman" w:hAnsi="Times New Roman"/>
+          <w:b/>
+          <w:bCs/>
+          <w:sz w:val="21"/>
+          <w:szCs w:val="21"/>
+        </w:rPr>
+      </w:r>
+      <w:r>
+        <w:rPr>
+          <w:rFonts w:ascii="Times New Roman" w:cs="Times New Roman" w:eastAsia="Times New Roman" w:hAnsi="Times New Roman"/>
+          <w:sz w:val="21"/>
+          <w:szCs w:val="21"/>
+        </w:rPr>
+      </w:r>
+    </w:p>
+    <w:p>
+      <w:pPr>
+        <w:spacing w:after="80"/>
+      </w:pPr>
+      <w:r>
+        <w:rPr>
+          <w:rFonts w:ascii="Times New Roman" w:cs="Times New Roman" w:eastAsia="Times New Roman" w:hAnsi="Times New Roman"/>
+          <w:sz w:val="21"/>
+          <w:szCs w:val="21"/>
+        </w:rPr>
+        <w:t>2. A redox switch allows binding of Fe(II) and Fe(III) ions in the cyanobacterial iron-binding protein FutA from Prochlorococcus. (2024) Bolton R, … Murshudov GN.,. Tews I. PNAS, V121, e2308478121</w:t>
+      </w:r>
+      <w:r>
+        <w:rPr>
+          <w:rFonts w:ascii="Times New Roman" w:cs="Times New Roman" w:eastAsia="Times New Roman" w:hAnsi="Times New Roman"/>
+          <w:b/>
+          <w:bCs/>
+          <w:sz w:val="21"/>
+          <w:szCs w:val="21"/>
+        </w:rPr>
+      </w:r>
+      <w:r>
+        <w:rPr>
+          <w:rFonts w:ascii="Times New Roman" w:cs="Times New Roman" w:eastAsia="Times New Roman" w:hAnsi="Times New Roman"/>
+          <w:sz w:val="21"/>
+          <w:szCs w:val="21"/>
+        </w:rPr>
       </w:r>
     </w:p>
     <w:p>
@@ -2902,7 +2898,36 @@
           <w:sz w:val="21"/>
           <w:szCs w:val="21"/>
         </w:rPr>
-        <w:t xml:space="preserve">9. Bipartite binding and partial inhibition links DEPTOR and mTOR in a mutually antagonistic embrace. Heimhalt, M., Berndt, A., Wagsaff, J., Anandapadamanaban, M., Perisic, O., Maslen, S., McLauglin, S., Yu, C.W-H.,Masson, G.R.., Boland, A., Yamashita, K., </w:t>
+        <w:t>9. Bipartite binding and partial inhibition links DEPTOR and mTOR in a mutually antagonistic embrace. Heimhalt, M., Berndt, A., Wagsaff, J., Anandapadamanaban, M., Perisic, O., Maslen, S., McLauglin, S., Yu, C.W-H.,Masson, G.R., Boland, A., Yamashita, K., Murshudov, G.N., Skehel, M., Freund, S.M., Williams, R.L. eLife, 10, e68799 (2021)</w:t>
+      </w:r>
+      <w:r>
+        <w:rPr>
+          <w:rFonts w:ascii="Times New Roman" w:cs="Times New Roman" w:eastAsia="Times New Roman" w:hAnsi="Times New Roman"/>
+          <w:b/>
+          <w:bCs/>
+          <w:sz w:val="21"/>
+          <w:szCs w:val="21"/>
+        </w:rPr>
+      </w:r>
+      <w:r>
+        <w:rPr>
+          <w:rFonts w:ascii="Times New Roman" w:cs="Times New Roman" w:eastAsia="Times New Roman" w:hAnsi="Times New Roman"/>
+          <w:sz w:val="21"/>
+          <w:szCs w:val="21"/>
+        </w:rPr>
+      </w:r>
+    </w:p>
+    <w:p>
+      <w:pPr>
+        <w:spacing w:after="80"/>
+      </w:pPr>
+      <w:r>
+        <w:rPr>
+          <w:rFonts w:ascii="Times New Roman" w:cs="Times New Roman" w:eastAsia="Times New Roman" w:hAnsi="Times New Roman"/>
+          <w:sz w:val="21"/>
+          <w:szCs w:val="21"/>
+        </w:rPr>
+        <w:t xml:space="preserve">10. The missing link: covalent linkages in structural models. Nicholls, R.A., Wojdyr, M., Joosten, R.P., Catapano, L., Long, F., Fischer, M., Emsley, P., </w:t>
       </w:r>
       <w:r>
         <w:rPr>
@@ -2920,20 +2945,20 @@
           <w:sz w:val="21"/>
           <w:szCs w:val="21"/>
         </w:rPr>
-        <w:t>.N., Skehel, M., Freund, S.M., Williams, R.L. eLife, 10, e68799 (2021)</w:t>
-      </w:r>
-    </w:p>
-    <w:p>
-      <w:pPr>
-        <w:spacing w:after="80"/>
-      </w:pPr>
-      <w:r>
-        <w:rPr>
-          <w:rFonts w:ascii="Times New Roman" w:cs="Times New Roman" w:eastAsia="Times New Roman" w:hAnsi="Times New Roman"/>
-          <w:sz w:val="21"/>
-          <w:szCs w:val="21"/>
-        </w:rPr>
-        <w:t xml:space="preserve">10. The missing link: covalent linkages in structural models. Nicholls, R.A., Wojdyr, M., Joosten, R.P., Catapano, L., Long, F., Fischer, M., Emsley, P., </w:t>
+        <w:t>.N. Acta Crystallographica, D77, 727-745 (2021)</w:t>
+      </w:r>
+    </w:p>
+    <w:p>
+      <w:pPr>
+        <w:spacing w:after="80"/>
+      </w:pPr>
+      <w:r>
+        <w:rPr>
+          <w:rFonts w:ascii="Times New Roman" w:cs="Times New Roman" w:eastAsia="Times New Roman" w:hAnsi="Times New Roman"/>
+          <w:sz w:val="21"/>
+          <w:szCs w:val="21"/>
+        </w:rPr>
+        <w:t xml:space="preserve">11. Modelling covalent linkages in CCP4. Nicholls, R.A., Joosten, R.P., Long, F.,Wojdyr, M., Lebedev, A., Krissinel, E., Catapano, L., Fischer, M., Emsley, P., </w:t>
       </w:r>
       <w:r>
         <w:rPr>
@@ -2951,20 +2976,20 @@
           <w:sz w:val="21"/>
           <w:szCs w:val="21"/>
         </w:rPr>
-        <w:t>.N. Acta Crystallographica, D77, 727-745 (2021)</w:t>
-      </w:r>
-    </w:p>
-    <w:p>
-      <w:pPr>
-        <w:spacing w:after="80"/>
-      </w:pPr>
-      <w:r>
-        <w:rPr>
-          <w:rFonts w:ascii="Times New Roman" w:cs="Times New Roman" w:eastAsia="Times New Roman" w:hAnsi="Times New Roman"/>
-          <w:sz w:val="21"/>
-          <w:szCs w:val="21"/>
-        </w:rPr>
-        <w:t xml:space="preserve">11. Modelling covalent linkages in CCP4. Nicholls, R.A., Joosten, R.P., Long, F.,Wojdyr, M., Lebedev, A., Krissinel, E., Catapano, L., Fischer, M., Emsley, P., </w:t>
+        <w:t>.N. Acta Crystallographica, D77, 712-726 (2021)</w:t>
+      </w:r>
+    </w:p>
+    <w:p>
+      <w:pPr>
+        <w:spacing w:after="80"/>
+      </w:pPr>
+      <w:r>
+        <w:rPr>
+          <w:rFonts w:ascii="Times New Roman" w:cs="Times New Roman" w:eastAsia="Times New Roman" w:hAnsi="Times New Roman"/>
+          <w:sz w:val="21"/>
+          <w:szCs w:val="21"/>
+        </w:rPr>
+        <w:t xml:space="preserve">12. Single-particle cryo-EM at atomic resolution. Nakane T, Nakane, T., Kotecha, A., Sente, A., McMullan, G., Masiulis, S., Brown, P. M. G. E., Grigoras, I. T., Malinauskaite, L., Malinauskas, T., Miehling, J., Yu, L., Karia, D., Pechnikova, E. V., de Jong, E., Keizer, J., Bischoff, M., McCormack, J., Tiemeijer, P., Hardwick, S. W., Chirgadze, D. Y., </w:t>
       </w:r>
       <w:r>
         <w:rPr>
@@ -2982,20 +3007,82 @@
           <w:sz w:val="21"/>
           <w:szCs w:val="21"/>
         </w:rPr>
-        <w:t>.N. Acta Crystallographica, D77, 712-726 (2021)</w:t>
-      </w:r>
-    </w:p>
-    <w:p>
-      <w:pPr>
-        <w:spacing w:after="80"/>
-      </w:pPr>
-      <w:r>
-        <w:rPr>
-          <w:rFonts w:ascii="Times New Roman" w:cs="Times New Roman" w:eastAsia="Times New Roman" w:hAnsi="Times New Roman"/>
-          <w:sz w:val="21"/>
-          <w:szCs w:val="21"/>
-        </w:rPr>
-        <w:t xml:space="preserve">12. Single-particle cryo-EM at atomic resolution. Nakane T, Nakane, T., Kotecha, A., Sente, A., McMullan, G., Masiulis, S., Brown, P. M. G. E., Grigoras, I. T., Malinauskaite, L., Malinauskas, T., Miehling, J., Yu, L., Karia, D., Pechnikova, E. V., de Jong, E., Keizer, J., Bischoff, M., McCormack, J., Tiemeijer, P., Hardwick, S. W., Chirgadze, D. Y., </w:t>
+        <w:t>., Aricescu, A. R. and Scheres, S. H. W. Nature, 587, 152-156 (2020)</w:t>
+      </w:r>
+    </w:p>
+    <w:p>
+      <w:pPr>
+        <w:spacing w:after="80"/>
+      </w:pPr>
+      <w:r>
+        <w:rPr>
+          <w:rFonts w:ascii="Times New Roman" w:cs="Times New Roman" w:eastAsia="Times New Roman" w:hAnsi="Times New Roman"/>
+          <w:sz w:val="21"/>
+          <w:szCs w:val="21"/>
+        </w:rPr>
+        <w:t xml:space="preserve">13. Local and global analysis of macromolecular Atomic Displacement Parameters. Masmaliyeva RC, Babai K. and </w:t>
+      </w:r>
+      <w:r>
+        <w:rPr>
+          <w:rFonts w:ascii="Times New Roman" w:cs="Times New Roman" w:eastAsia="Times New Roman" w:hAnsi="Times New Roman"/>
+          <w:b/>
+          <w:bCs/>
+          <w:sz w:val="21"/>
+          <w:szCs w:val="21"/>
+        </w:rPr>
+        <w:t>Murshudov GN</w:t>
+      </w:r>
+      <w:r>
+        <w:rPr>
+          <w:rFonts w:ascii="Times New Roman" w:cs="Times New Roman" w:eastAsia="Times New Roman" w:hAnsi="Times New Roman"/>
+          <w:sz w:val="21"/>
+          <w:szCs w:val="21"/>
+        </w:rPr>
+        <w:t xml:space="preserve"> Acta Crystallographica D76, 926-937 (2020)</w:t>
+      </w:r>
+    </w:p>
+    <w:p>
+      <w:pPr>
+        <w:spacing w:after="80"/>
+      </w:pPr>
+      <w:r>
+        <w:rPr>
+          <w:rFonts w:ascii="Times New Roman" w:cs="Times New Roman" w:eastAsia="Times New Roman" w:hAnsi="Times New Roman"/>
+          <w:sz w:val="21"/>
+          <w:szCs w:val="21"/>
+        </w:rPr>
+        <w:t xml:space="preserve">14. Predictive power of data-processing statistics. Vollmar M, Parkhurst JM, Jaques D, Basle A, </w:t>
+      </w:r>
+      <w:r>
+        <w:rPr>
+          <w:rFonts w:ascii="Times New Roman" w:cs="Times New Roman" w:eastAsia="Times New Roman" w:hAnsi="Times New Roman"/>
+          <w:b/>
+          <w:bCs/>
+          <w:sz w:val="21"/>
+          <w:szCs w:val="21"/>
+        </w:rPr>
+        <w:t>Murshudov GN</w:t>
+      </w:r>
+      <w:r>
+        <w:rPr>
+          <w:rFonts w:ascii="Times New Roman" w:cs="Times New Roman" w:eastAsia="Times New Roman" w:hAnsi="Times New Roman"/>
+          <w:sz w:val="21"/>
+          <w:szCs w:val="21"/>
+        </w:rPr>
+        <w:t>, Waterman D, Evans G. IUCrJ, 7, 342-354 (2020)</w:t>
+      </w:r>
+    </w:p>
+    <w:p>
+      <w:pPr>
+        <w:spacing w:after="80"/>
+      </w:pPr>
+      <w:r>
+        <w:rPr>
+          <w:rFonts w:ascii="Times New Roman" w:cs="Times New Roman" w:eastAsia="Times New Roman" w:hAnsi="Times New Roman"/>
+          <w:sz w:val="21"/>
+          <w:szCs w:val="21"/>
+        </w:rPr>
+        <w:t xml:space="preserve">15. On the complementarity of X-ray and NMR data. Schirò, Antonio; Carlon, Azzurra; Parigi, Giacomo; </w:t>
       </w:r>
       <w:r>
         <w:rPr>
@@ -3013,82 +3100,392 @@
           <w:sz w:val="21"/>
           <w:szCs w:val="21"/>
         </w:rPr>
-        <w:t>., Aricescu, A. R. and Scheres, S. H. W. Nature, 587, 152-156 (2020)</w:t>
-      </w:r>
-    </w:p>
-    <w:p>
-      <w:pPr>
-        <w:spacing w:after="80"/>
-      </w:pPr>
-      <w:r>
-        <w:rPr>
-          <w:rFonts w:ascii="Times New Roman" w:cs="Times New Roman" w:eastAsia="Times New Roman" w:hAnsi="Times New Roman"/>
-          <w:sz w:val="21"/>
-          <w:szCs w:val="21"/>
-        </w:rPr>
-        <w:t xml:space="preserve">13. Local and global analysis of macromolecular Atomic Displacement Parameters. Masmaliyeva RC, Babai K. and </w:t>
-      </w:r>
-      <w:r>
-        <w:rPr>
-          <w:rFonts w:ascii="Times New Roman" w:cs="Times New Roman" w:eastAsia="Times New Roman" w:hAnsi="Times New Roman"/>
-          <w:b/>
-          <w:bCs/>
-          <w:sz w:val="21"/>
-          <w:szCs w:val="21"/>
-        </w:rPr>
-        <w:t>Murshudov GN</w:t>
-      </w:r>
-      <w:r>
-        <w:rPr>
-          <w:rFonts w:ascii="Times New Roman" w:cs="Times New Roman" w:eastAsia="Times New Roman" w:hAnsi="Times New Roman"/>
-          <w:sz w:val="21"/>
-          <w:szCs w:val="21"/>
-        </w:rPr>
-        <w:t xml:space="preserve"> Acta Crystallographica D76, 926-937 (2020)</w:t>
-      </w:r>
-    </w:p>
-    <w:p>
-      <w:pPr>
-        <w:spacing w:after="80"/>
-      </w:pPr>
-      <w:r>
-        <w:rPr>
-          <w:rFonts w:ascii="Times New Roman" w:cs="Times New Roman" w:eastAsia="Times New Roman" w:hAnsi="Times New Roman"/>
-          <w:sz w:val="21"/>
-          <w:szCs w:val="21"/>
-        </w:rPr>
-        <w:t xml:space="preserve">14. Predictive power of data-processing statistics. Vollmar M, Parkhurst JM, Jaques D, Basle A, </w:t>
-      </w:r>
-      <w:r>
-        <w:rPr>
-          <w:rFonts w:ascii="Times New Roman" w:cs="Times New Roman" w:eastAsia="Times New Roman" w:hAnsi="Times New Roman"/>
-          <w:b/>
-          <w:bCs/>
-          <w:sz w:val="21"/>
-          <w:szCs w:val="21"/>
-        </w:rPr>
-        <w:t>Murshudov GN</w:t>
-      </w:r>
-      <w:r>
-        <w:rPr>
-          <w:rFonts w:ascii="Times New Roman" w:cs="Times New Roman" w:eastAsia="Times New Roman" w:hAnsi="Times New Roman"/>
-          <w:sz w:val="21"/>
-          <w:szCs w:val="21"/>
-        </w:rPr>
-        <w:t>, Waterman D, Evans G. IUCrJ, 7, 342-354 (2020)</w:t>
-      </w:r>
-    </w:p>
-    <w:p>
-      <w:pPr>
-        <w:spacing w:after="80"/>
-      </w:pPr>
-      <w:r>
-        <w:rPr>
-          <w:rFonts w:ascii="Times New Roman" w:cs="Times New Roman" w:eastAsia="Times New Roman" w:hAnsi="Times New Roman"/>
-          <w:sz w:val="21"/>
-          <w:szCs w:val="21"/>
-        </w:rPr>
-        <w:t xml:space="preserve">15. On the complementarity of X-ray and NMR data. Schirò, Antonio; Carlon, Azzurra; Parigi, Giacomo; </w:t>
+        <w:t>arib; Calderone, Vito; Ravera, Enrico; Luchinat, Claudio; Journal of Structural Biology: X (2020)</w:t>
+      </w:r>
+    </w:p>
+    <w:p>
+      <w:pPr>
+        <w:spacing w:after="80"/>
+      </w:pPr>
+      <w:r>
+        <w:rPr>
+          <w:rFonts w:ascii="Times New Roman" w:cs="Times New Roman" w:eastAsia="Times New Roman" w:hAnsi="Times New Roman"/>
+          <w:sz w:val="21"/>
+          <w:szCs w:val="21"/>
+        </w:rPr>
+        <w:t xml:space="preserve">16. Supercell refinement: a cautionary tale. Lovelace J, Petricek V, </w:t>
+      </w:r>
+      <w:r>
+        <w:rPr>
+          <w:rFonts w:ascii="Times New Roman" w:cs="Times New Roman" w:eastAsia="Times New Roman" w:hAnsi="Times New Roman"/>
+          <w:b/>
+          <w:bCs/>
+          <w:sz w:val="21"/>
+          <w:szCs w:val="21"/>
+        </w:rPr>
+        <w:t>Murshudov G</w:t>
+      </w:r>
+      <w:r>
+        <w:rPr>
+          <w:rFonts w:ascii="Times New Roman" w:cs="Times New Roman" w:eastAsia="Times New Roman" w:hAnsi="Times New Roman"/>
+          <w:sz w:val="21"/>
+          <w:szCs w:val="21"/>
+        </w:rPr>
+        <w:t>, Borgstahl GEO. Acta Crystallographica, D75, 852-860 (2019)</w:t>
+      </w:r>
+    </w:p>
+    <w:p>
+      <w:pPr>
+        <w:spacing w:after="80"/>
+      </w:pPr>
+      <w:r>
+        <w:rPr>
+          <w:rFonts w:ascii="Times New Roman" w:cs="Times New Roman" w:eastAsia="Times New Roman" w:hAnsi="Times New Roman"/>
+          <w:sz w:val="21"/>
+          <w:szCs w:val="21"/>
+        </w:rPr>
+        <w:t xml:space="preserve">17. Analysis and validation of macromolecular B values. Masmaliyeva RC and </w:t>
+      </w:r>
+      <w:r>
+        <w:rPr>
+          <w:rFonts w:ascii="Times New Roman" w:cs="Times New Roman" w:eastAsia="Times New Roman" w:hAnsi="Times New Roman"/>
+          <w:b/>
+          <w:bCs/>
+          <w:sz w:val="21"/>
+          <w:szCs w:val="21"/>
+        </w:rPr>
+        <w:t>Murshudov GN</w:t>
+      </w:r>
+      <w:r>
+        <w:rPr>
+          <w:rFonts w:ascii="Times New Roman" w:cs="Times New Roman" w:eastAsia="Times New Roman" w:hAnsi="Times New Roman"/>
+          <w:sz w:val="21"/>
+          <w:szCs w:val="21"/>
+        </w:rPr>
+        <w:t>. Acta Crystallographica D75, 505-518 (2019)</w:t>
+      </w:r>
+    </w:p>
+    <w:p>
+      <w:pPr>
+        <w:spacing w:after="80"/>
+      </w:pPr>
+      <w:r>
+        <w:rPr>
+          <w:rFonts w:ascii="Times New Roman" w:cs="Times New Roman" w:eastAsia="Times New Roman" w:hAnsi="Times New Roman"/>
+          <w:sz w:val="21"/>
+          <w:szCs w:val="21"/>
+        </w:rPr>
+        <w:t xml:space="preserve">18. DNA topoisomerase inhibitors: trapping a DNA-cleaving machine in motion. BAx BD, </w:t>
+      </w:r>
+      <w:r>
+        <w:rPr>
+          <w:rFonts w:ascii="Times New Roman" w:cs="Times New Roman" w:eastAsia="Times New Roman" w:hAnsi="Times New Roman"/>
+          <w:b/>
+          <w:bCs/>
+          <w:sz w:val="21"/>
+          <w:szCs w:val="21"/>
+        </w:rPr>
+        <w:t>Murshudov G</w:t>
+      </w:r>
+      <w:r>
+        <w:rPr>
+          <w:rFonts w:ascii="Times New Roman" w:cs="Times New Roman" w:eastAsia="Times New Roman" w:hAnsi="Times New Roman"/>
+          <w:sz w:val="21"/>
+          <w:szCs w:val="21"/>
+        </w:rPr>
+        <w:t>, Maxwell A, Germe T. Journal of Molecular Biology, 431, 3427-3449 (2019)</w:t>
+      </w:r>
+    </w:p>
+    <w:p>
+      <w:pPr>
+        <w:spacing w:after="80"/>
+      </w:pPr>
+      <w:r>
+        <w:rPr>
+          <w:rFonts w:ascii="Times New Roman" w:cs="Times New Roman" w:eastAsia="Times New Roman" w:hAnsi="Times New Roman"/>
+          <w:sz w:val="21"/>
+          <w:szCs w:val="21"/>
+        </w:rPr>
+        <w:t xml:space="preserve">19. Joint X-ray/NMR structure refinement of multidomain/multisubunit systems. Carlon A, Ravera E, Parigi G, </w:t>
+      </w:r>
+      <w:r>
+        <w:rPr>
+          <w:rFonts w:ascii="Times New Roman" w:cs="Times New Roman" w:eastAsia="Times New Roman" w:hAnsi="Times New Roman"/>
+          <w:b/>
+          <w:bCs/>
+          <w:sz w:val="21"/>
+          <w:szCs w:val="21"/>
+        </w:rPr>
+        <w:t>Murshudov GN</w:t>
+      </w:r>
+      <w:r>
+        <w:rPr>
+          <w:rFonts w:ascii="Times New Roman" w:cs="Times New Roman" w:eastAsia="Times New Roman" w:hAnsi="Times New Roman"/>
+          <w:sz w:val="21"/>
+          <w:szCs w:val="21"/>
+        </w:rPr>
+        <w:t xml:space="preserve"> and Luchinat C. Journal of biomolecular NMR, 265-278 (2019)</w:t>
+      </w:r>
+    </w:p>
+    <w:p>
+      <w:pPr>
+        <w:spacing w:after="80"/>
+      </w:pPr>
+      <w:r>
+        <w:rPr>
+          <w:rFonts w:ascii="Times New Roman" w:cs="Times New Roman" w:eastAsia="Times New Roman" w:hAnsi="Times New Roman"/>
+          <w:sz w:val="21"/>
+          <w:szCs w:val="21"/>
+        </w:rPr>
+        <w:t xml:space="preserve">20. Pathological macromolecular crystallographic data affected by twinning, partial-disorder and exhibiting multiple lattices for testing of data processing and refinement tools. Campeotto I, Lebedev A, Schreurs AMM, Kroon-Batenburg KMJ, Lowe E, Philips SEV, </w:t>
+      </w:r>
+      <w:r>
+        <w:rPr>
+          <w:rFonts w:ascii="Times New Roman" w:cs="Times New Roman" w:eastAsia="Times New Roman" w:hAnsi="Times New Roman"/>
+          <w:b/>
+          <w:bCs/>
+          <w:sz w:val="21"/>
+          <w:szCs w:val="21"/>
+        </w:rPr>
+        <w:t>Murshudov GN</w:t>
+      </w:r>
+      <w:r>
+        <w:rPr>
+          <w:rFonts w:ascii="Times New Roman" w:cs="Times New Roman" w:eastAsia="Times New Roman" w:hAnsi="Times New Roman"/>
+          <w:sz w:val="21"/>
+          <w:szCs w:val="21"/>
+        </w:rPr>
+        <w:t xml:space="preserve"> and Pearson AR Scientific reports 8, 14876 (2018)</w:t>
+      </w:r>
+    </w:p>
+    <w:p>
+      <w:pPr>
+        <w:spacing w:after="80"/>
+      </w:pPr>
+      <w:r>
+        <w:rPr>
+          <w:rFonts w:ascii="Times New Roman" w:cs="Times New Roman" w:eastAsia="Times New Roman" w:hAnsi="Times New Roman"/>
+          <w:sz w:val="21"/>
+          <w:szCs w:val="21"/>
+        </w:rPr>
+        <w:t xml:space="preserve">21. Current approaches for the fitting and refinement of atomic models into cryo-EM maps using CCP-EM. Nicholls AN, Tykac M, Kovalevskiy, </w:t>
+      </w:r>
+      <w:r>
+        <w:rPr>
+          <w:rFonts w:ascii="Times New Roman" w:cs="Times New Roman" w:eastAsia="Times New Roman" w:hAnsi="Times New Roman"/>
+          <w:b/>
+          <w:bCs/>
+          <w:sz w:val="21"/>
+          <w:szCs w:val="21"/>
+        </w:rPr>
+        <w:t>Murshudov GN</w:t>
+      </w:r>
+      <w:r>
+        <w:rPr>
+          <w:rFonts w:ascii="Times New Roman" w:cs="Times New Roman" w:eastAsia="Times New Roman" w:hAnsi="Times New Roman"/>
+          <w:sz w:val="21"/>
+          <w:szCs w:val="21"/>
+        </w:rPr>
+        <w:t>. Acta Crystallographica D74, 492-505 (2018)</w:t>
+      </w:r>
+    </w:p>
+    <w:p>
+      <w:pPr>
+        <w:spacing w:after="80"/>
+      </w:pPr>
+      <w:r>
+        <w:rPr>
+          <w:rFonts w:ascii="Times New Roman" w:cs="Times New Roman" w:eastAsia="Times New Roman" w:hAnsi="Times New Roman"/>
+          <w:sz w:val="21"/>
+          <w:szCs w:val="21"/>
+        </w:rPr>
+        <w:t xml:space="preserve">22. Overview of refinement procedures within REFMAC5: utilizing data from different sources. Kovalevskiy O, Nichols AN, Long F, Carlon A, </w:t>
+      </w:r>
+      <w:r>
+        <w:rPr>
+          <w:rFonts w:ascii="Times New Roman" w:cs="Times New Roman" w:eastAsia="Times New Roman" w:hAnsi="Times New Roman"/>
+          <w:b/>
+          <w:bCs/>
+          <w:sz w:val="21"/>
+          <w:szCs w:val="21"/>
+        </w:rPr>
+        <w:t>Murshudov GN</w:t>
+      </w:r>
+      <w:r>
+        <w:rPr>
+          <w:rFonts w:ascii="Times New Roman" w:cs="Times New Roman" w:eastAsia="Times New Roman" w:hAnsi="Times New Roman"/>
+          <w:sz w:val="21"/>
+          <w:szCs w:val="21"/>
+        </w:rPr>
+        <w:t>. Acta Crystallographica D74, 215-227 (2018)</w:t>
+      </w:r>
+    </w:p>
+    <w:p>
+      <w:pPr>
+        <w:spacing w:after="80"/>
+      </w:pPr>
+      <w:r>
+        <w:rPr>
+          <w:rFonts w:ascii="Times New Roman" w:cs="Times New Roman" w:eastAsia="Times New Roman" w:hAnsi="Times New Roman"/>
+          <w:sz w:val="21"/>
+          <w:szCs w:val="21"/>
+        </w:rPr>
+        <w:t xml:space="preserve">23. Cryo-EM structures of tau filaments from Alzheimer's disease. Fitzpatrick, AWP, Falcon B, He S, Murzin AG, </w:t>
+      </w:r>
+      <w:r>
+        <w:rPr>
+          <w:rFonts w:ascii="Times New Roman" w:cs="Times New Roman" w:eastAsia="Times New Roman" w:hAnsi="Times New Roman"/>
+          <w:b/>
+          <w:bCs/>
+          <w:sz w:val="21"/>
+          <w:szCs w:val="21"/>
+        </w:rPr>
+        <w:t>Murshudov GN</w:t>
+      </w:r>
+      <w:r>
+        <w:rPr>
+          <w:rFonts w:ascii="Times New Roman" w:cs="Times New Roman" w:eastAsia="Times New Roman" w:hAnsi="Times New Roman"/>
+          <w:sz w:val="21"/>
+          <w:szCs w:val="21"/>
+        </w:rPr>
+        <w:t>, Garringer HJ, Crowther RA, Ghetti BF, Goedert M, Scheres SHW. Nature, 547, 185-190 (2017)</w:t>
+      </w:r>
+    </w:p>
+    <w:p>
+      <w:pPr>
+        <w:spacing w:after="80"/>
+      </w:pPr>
+      <w:r>
+        <w:rPr>
+          <w:rFonts w:ascii="Times New Roman" w:cs="Times New Roman" w:eastAsia="Times New Roman" w:hAnsi="Times New Roman"/>
+          <w:sz w:val="21"/>
+          <w:szCs w:val="21"/>
+        </w:rPr>
+        <w:t xml:space="preserve">24. AUSPEX: a graphical tool for X-ray diffraction data analysis. Thorn A, Parkhurst J, Emsley P, Nicholls RA, Volmar M, Evans G and </w:t>
+      </w:r>
+      <w:r>
+        <w:rPr>
+          <w:rFonts w:ascii="Times New Roman" w:cs="Times New Roman" w:eastAsia="Times New Roman" w:hAnsi="Times New Roman"/>
+          <w:b/>
+          <w:bCs/>
+          <w:sz w:val="21"/>
+          <w:szCs w:val="21"/>
+        </w:rPr>
+        <w:t>Murshudov GN</w:t>
+      </w:r>
+      <w:r>
+        <w:rPr>
+          <w:rFonts w:ascii="Times New Roman" w:cs="Times New Roman" w:eastAsia="Times New Roman" w:hAnsi="Times New Roman"/>
+          <w:sz w:val="21"/>
+          <w:szCs w:val="21"/>
+        </w:rPr>
+        <w:t xml:space="preserve"> Acta Cryst. D73, 729-737 (2017)</w:t>
+      </w:r>
+    </w:p>
+    <w:p>
+      <w:pPr>
+        <w:spacing w:after="80"/>
+      </w:pPr>
+      <w:r>
+        <w:rPr>
+          <w:rFonts w:ascii="Times New Roman" w:cs="Times New Roman" w:eastAsia="Times New Roman" w:hAnsi="Times New Roman"/>
+          <w:sz w:val="21"/>
+          <w:szCs w:val="21"/>
+        </w:rPr>
+        <w:t xml:space="preserve">25. Background modelling of diffraction data in the presence of ice rings. Parkhurst JM, Thorn, Vollmar V, Winter G, Waterman DG, Fuentes-Montero L, Gildea RJ, </w:t>
+      </w:r>
+      <w:r>
+        <w:rPr>
+          <w:rFonts w:ascii="Times New Roman" w:cs="Times New Roman" w:eastAsia="Times New Roman" w:hAnsi="Times New Roman"/>
+          <w:b/>
+          <w:bCs/>
+          <w:sz w:val="21"/>
+          <w:szCs w:val="21"/>
+        </w:rPr>
+        <w:t>Murshudov GN</w:t>
+      </w:r>
+      <w:r>
+        <w:rPr>
+          <w:rFonts w:ascii="Times New Roman" w:cs="Times New Roman" w:eastAsia="Times New Roman" w:hAnsi="Times New Roman"/>
+          <w:sz w:val="21"/>
+          <w:szCs w:val="21"/>
+        </w:rPr>
+        <w:t xml:space="preserve"> and Evans G. IUCrJ, 5, 626-638 (2017)</w:t>
+      </w:r>
+    </w:p>
+    <w:p>
+      <w:pPr>
+        <w:spacing w:after="80"/>
+      </w:pPr>
+      <w:r>
+        <w:rPr>
+          <w:rFonts w:ascii="Times New Roman" w:cs="Times New Roman" w:eastAsia="Times New Roman" w:hAnsi="Times New Roman"/>
+          <w:sz w:val="21"/>
+          <w:szCs w:val="21"/>
+        </w:rPr>
+        <w:t xml:space="preserve">26. ACEDRG: A stereo-chemical description generator for ligands. Long F., Nicholls R.A., Emsley P., Grazulis S., Merkys A., Vatikus A. and </w:t>
+      </w:r>
+      <w:r>
+        <w:rPr>
+          <w:rFonts w:ascii="Times New Roman" w:cs="Times New Roman" w:eastAsia="Times New Roman" w:hAnsi="Times New Roman"/>
+          <w:b/>
+          <w:bCs/>
+          <w:sz w:val="21"/>
+          <w:szCs w:val="21"/>
+        </w:rPr>
+        <w:t>Murshudov G</w:t>
+      </w:r>
+      <w:r>
+        <w:rPr>
+          <w:rFonts w:ascii="Times New Roman" w:cs="Times New Roman" w:eastAsia="Times New Roman" w:hAnsi="Times New Roman"/>
+          <w:sz w:val="21"/>
+          <w:szCs w:val="21"/>
+        </w:rPr>
+        <w:t>.N. Acta Cryst. D73, 112- 122 (2017)</w:t>
+      </w:r>
+    </w:p>
+    <w:p>
+      <w:pPr>
+        <w:spacing w:after="80"/>
+      </w:pPr>
+      <w:r>
+        <w:rPr>
+          <w:rFonts w:ascii="Times New Roman" w:cs="Times New Roman" w:eastAsia="Times New Roman" w:hAnsi="Times New Roman"/>
+          <w:sz w:val="21"/>
+          <w:szCs w:val="21"/>
+        </w:rPr>
+        <w:t xml:space="preserve">27. Validation and extraction of stereochemical information from small molecular databases.Long F., Nicholls R.A., Emsley P., Grazulis S., Merkys A., Vatikus A. and </w:t>
+      </w:r>
+      <w:r>
+        <w:rPr>
+          <w:rFonts w:ascii="Times New Roman" w:cs="Times New Roman" w:eastAsia="Times New Roman" w:hAnsi="Times New Roman"/>
+          <w:b/>
+          <w:bCs/>
+          <w:sz w:val="21"/>
+          <w:szCs w:val="21"/>
+        </w:rPr>
+        <w:t>Murshudov G</w:t>
+      </w:r>
+      <w:r>
+        <w:rPr>
+          <w:rFonts w:ascii="Times New Roman" w:cs="Times New Roman" w:eastAsia="Times New Roman" w:hAnsi="Times New Roman"/>
+          <w:sz w:val="21"/>
+          <w:szCs w:val="21"/>
+        </w:rPr>
+        <w:t>.N. Acta Cryst. D73, 103-111 (2017)</w:t>
+      </w:r>
+    </w:p>
+    <w:p>
+      <w:pPr>
+        <w:spacing w:after="80"/>
+      </w:pPr>
+      <w:r>
+        <w:rPr>
+          <w:rFonts w:ascii="Times New Roman" w:cs="Times New Roman" w:eastAsia="Times New Roman" w:hAnsi="Times New Roman"/>
+          <w:sz w:val="21"/>
+          <w:szCs w:val="21"/>
+        </w:rPr>
+        <w:t xml:space="preserve">28. Data mining of Fe(II) and Fe(III) bond valence parameters, and their relevance for macromolecular crystallography. Zheng, H., Langner, K.M., Shields, G.P., Hou, J., Kowiel, M., Allen, F.H., </w:t>
       </w:r>
       <w:r>
         <w:rPr>
@@ -3106,20 +3503,173 @@
           <w:sz w:val="21"/>
           <w:szCs w:val="21"/>
         </w:rPr>
-        <w:t>arib; Calderone, Vito; Ravera, Enrico; Luchinat, Claudio; Journal of Structural Biology: X (2020)</w:t>
-      </w:r>
-    </w:p>
-    <w:p>
-      <w:pPr>
-        <w:spacing w:after="80"/>
-      </w:pPr>
-      <w:r>
-        <w:rPr>
-          <w:rFonts w:ascii="Times New Roman" w:cs="Times New Roman" w:eastAsia="Times New Roman" w:hAnsi="Times New Roman"/>
-          <w:sz w:val="21"/>
-          <w:szCs w:val="21"/>
-        </w:rPr>
-        <w:t xml:space="preserve">16. Supercell refinement: a cautionary tale. Lovelace J, Petricek V, </w:t>
+        <w:t>. and Minor, W., Acta Cryst D53, 316-325 (2017)</w:t>
+      </w:r>
+    </w:p>
+    <w:p>
+      <w:pPr>
+        <w:spacing w:after="80"/>
+      </w:pPr>
+      <w:r>
+        <w:rPr>
+          <w:rFonts w:ascii="Times New Roman" w:cs="Times New Roman" w:eastAsia="Times New Roman" w:hAnsi="Times New Roman"/>
+          <w:sz w:val="21"/>
+          <w:szCs w:val="21"/>
+        </w:rPr>
+        <w:t xml:space="preserve">29. Automated refinement of macromolecular structures at low resolution using prior information. Kovalevskij, O, Nicholls, RA and </w:t>
+      </w:r>
+      <w:r>
+        <w:rPr>
+          <w:rFonts w:ascii="Times New Roman" w:cs="Times New Roman" w:eastAsia="Times New Roman" w:hAnsi="Times New Roman"/>
+          <w:b/>
+          <w:bCs/>
+          <w:sz w:val="21"/>
+          <w:szCs w:val="21"/>
+        </w:rPr>
+        <w:t>Murshudov GN</w:t>
+      </w:r>
+      <w:r>
+        <w:rPr>
+          <w:rFonts w:ascii="Times New Roman" w:cs="Times New Roman" w:eastAsia="Times New Roman" w:hAnsi="Times New Roman"/>
+          <w:sz w:val="21"/>
+          <w:szCs w:val="21"/>
+        </w:rPr>
+        <w:t>, Acta Cryst, D72, 1149-1161 (2016)</w:t>
+      </w:r>
+    </w:p>
+    <w:p>
+      <w:pPr>
+        <w:spacing w:after="80"/>
+      </w:pPr>
+      <w:r>
+        <w:rPr>
+          <w:rFonts w:ascii="Times New Roman" w:cs="Times New Roman" w:eastAsia="Times New Roman" w:hAnsi="Times New Roman"/>
+          <w:sz w:val="21"/>
+          <w:szCs w:val="21"/>
+        </w:rPr>
+        <w:t xml:space="preserve">30. Refinement of Atomic Structures Against cyro-EM maps. </w:t>
+      </w:r>
+      <w:r>
+        <w:rPr>
+          <w:rFonts w:ascii="Times New Roman" w:cs="Times New Roman" w:eastAsia="Times New Roman" w:hAnsi="Times New Roman"/>
+          <w:b/>
+          <w:bCs/>
+          <w:sz w:val="21"/>
+          <w:szCs w:val="21"/>
+        </w:rPr>
+        <w:t>Murshudov GN</w:t>
+      </w:r>
+      <w:r>
+        <w:rPr>
+          <w:rFonts w:ascii="Times New Roman" w:cs="Times New Roman" w:eastAsia="Times New Roman" w:hAnsi="Times New Roman"/>
+          <w:sz w:val="21"/>
+          <w:szCs w:val="21"/>
+        </w:rPr>
+        <w:t>. Methods in Enzymology, Crowther A ed. 579, 277-305 (2016)</w:t>
+      </w:r>
+    </w:p>
+    <w:p>
+      <w:pPr>
+        <w:spacing w:after="80"/>
+      </w:pPr>
+      <w:r>
+        <w:rPr>
+          <w:rFonts w:ascii="Times New Roman" w:cs="Times New Roman" w:eastAsia="Times New Roman" w:hAnsi="Times New Roman"/>
+          <w:sz w:val="21"/>
+          <w:szCs w:val="21"/>
+        </w:rPr>
+        <w:t xml:space="preserve">31. Robust background modelling in DIALS. Parkhurst J, Winter G, Waterman DG, Fuentos- Montero L, Gildea R, </w:t>
+      </w:r>
+      <w:r>
+        <w:rPr>
+          <w:rFonts w:ascii="Times New Roman" w:cs="Times New Roman" w:eastAsia="Times New Roman" w:hAnsi="Times New Roman"/>
+          <w:b/>
+          <w:bCs/>
+          <w:sz w:val="21"/>
+          <w:szCs w:val="21"/>
+        </w:rPr>
+        <w:t>Murshudov GN</w:t>
+      </w:r>
+      <w:r>
+        <w:rPr>
+          <w:rFonts w:ascii="Times New Roman" w:cs="Times New Roman" w:eastAsia="Times New Roman" w:hAnsi="Times New Roman"/>
+          <w:sz w:val="21"/>
+          <w:szCs w:val="21"/>
+        </w:rPr>
+        <w:t xml:space="preserve"> and Evans G. 49, J. Appl. Cryst. 1-10 (2016)</w:t>
+      </w:r>
+    </w:p>
+    <w:p>
+      <w:pPr>
+        <w:spacing w:after="80"/>
+      </w:pPr>
+      <w:r>
+        <w:rPr>
+          <w:rFonts w:ascii="Times New Roman" w:cs="Times New Roman" w:eastAsia="Times New Roman" w:hAnsi="Times New Roman"/>
+          <w:sz w:val="21"/>
+          <w:szCs w:val="21"/>
+        </w:rPr>
+        <w:t>32. Outcome of the First wwPDB/CCDC/D3R Ligand Validation Workshop. Adams, P.D., Aertgeerts, K.,. Murshudov, G.N.,. Structure. 24, 502-508 (2016)</w:t>
+      </w:r>
+      <w:r>
+        <w:rPr>
+          <w:rFonts w:ascii="Times New Roman" w:cs="Times New Roman" w:eastAsia="Times New Roman" w:hAnsi="Times New Roman"/>
+          <w:b/>
+          <w:bCs/>
+          <w:sz w:val="21"/>
+          <w:szCs w:val="21"/>
+        </w:rPr>
+      </w:r>
+      <w:r>
+        <w:rPr>
+          <w:rFonts w:ascii="Times New Roman" w:cs="Times New Roman" w:eastAsia="Times New Roman" w:hAnsi="Times New Roman"/>
+          <w:sz w:val="21"/>
+          <w:szCs w:val="21"/>
+        </w:rPr>
+      </w:r>
+    </w:p>
+    <w:p>
+      <w:pPr>
+        <w:spacing w:after="80"/>
+      </w:pPr>
+      <w:r>
+        <w:rPr>
+          <w:rFonts w:ascii="Times New Roman" w:cs="Times New Roman" w:eastAsia="Times New Roman" w:hAnsi="Times New Roman"/>
+          <w:sz w:val="21"/>
+          <w:szCs w:val="21"/>
+        </w:rPr>
+        <w:t xml:space="preserve">33. How to tackle protein structural data from solution and solid state: An integrated approach. Carlon A, Ravera, E., Andralojc, W., Parigi, G., </w:t>
+      </w:r>
+      <w:r>
+        <w:rPr>
+          <w:rFonts w:ascii="Times New Roman" w:cs="Times New Roman" w:eastAsia="Times New Roman" w:hAnsi="Times New Roman"/>
+          <w:b/>
+          <w:bCs/>
+          <w:sz w:val="21"/>
+          <w:szCs w:val="21"/>
+        </w:rPr>
+        <w:t>Murshudov, G</w:t>
+      </w:r>
+      <w:r>
+        <w:rPr>
+          <w:rFonts w:ascii="Times New Roman" w:cs="Times New Roman" w:eastAsia="Times New Roman" w:hAnsi="Times New Roman"/>
+          <w:sz w:val="21"/>
+          <w:szCs w:val="21"/>
+        </w:rPr>
+        <w:t>.N. and Luchinat, C. Progress in Nuclear Magnetic Resonance Spectroscopy. V92-93, 54-70 (2016)</w:t>
+      </w:r>
+    </w:p>
+    <w:p>
+      <w:pPr>
+        <w:spacing w:after="80"/>
+      </w:pPr>
+      <w:r>
+        <w:rPr>
+          <w:rFonts w:ascii="Times New Roman" w:cs="Times New Roman" w:eastAsia="Times New Roman" w:hAnsi="Times New Roman"/>
+          <w:sz w:val="21"/>
+          <w:szCs w:val="21"/>
+        </w:rPr>
+        <w:t xml:space="preserve">34. Structures of actin-like ParM filaments show architecture of plasmid-segregating spindles. Lowe J, Bharat T, </w:t>
       </w:r>
       <w:r>
         <w:rPr>
@@ -3137,51 +3687,82 @@
           <w:sz w:val="21"/>
           <w:szCs w:val="21"/>
         </w:rPr>
-        <w:t>, Borgstahl GEO. Acta Crystallographica, D75, 852-860 (2019)</w:t>
-      </w:r>
-    </w:p>
-    <w:p>
-      <w:pPr>
-        <w:spacing w:after="80"/>
-      </w:pPr>
-      <w:r>
-        <w:rPr>
-          <w:rFonts w:ascii="Times New Roman" w:cs="Times New Roman" w:eastAsia="Times New Roman" w:hAnsi="Times New Roman"/>
-          <w:sz w:val="21"/>
-          <w:szCs w:val="21"/>
-        </w:rPr>
-        <w:t xml:space="preserve">17. Analysis and validation of macromolecular B values. Masmaliyeva RC and </w:t>
-      </w:r>
-      <w:r>
-        <w:rPr>
-          <w:rFonts w:ascii="Times New Roman" w:cs="Times New Roman" w:eastAsia="Times New Roman" w:hAnsi="Times New Roman"/>
-          <w:b/>
-          <w:bCs/>
-          <w:sz w:val="21"/>
-          <w:szCs w:val="21"/>
-        </w:rPr>
-        <w:t>Murshudov GN</w:t>
-      </w:r>
-      <w:r>
-        <w:rPr>
-          <w:rFonts w:ascii="Times New Roman" w:cs="Times New Roman" w:eastAsia="Times New Roman" w:hAnsi="Times New Roman"/>
-          <w:sz w:val="21"/>
-          <w:szCs w:val="21"/>
-        </w:rPr>
-        <w:t>. Acta Crystallographica D75, 505-518 (2019)</w:t>
-      </w:r>
-    </w:p>
-    <w:p>
-      <w:pPr>
-        <w:spacing w:after="80"/>
-      </w:pPr>
-      <w:r>
-        <w:rPr>
-          <w:rFonts w:ascii="Times New Roman" w:cs="Times New Roman" w:eastAsia="Times New Roman" w:hAnsi="Times New Roman"/>
-          <w:sz w:val="21"/>
-          <w:szCs w:val="21"/>
-        </w:rPr>
-        <w:t xml:space="preserve">18. DNA topoisomerase inhibitors: trapping a DNA-cleaving machine in motion. BAx BD, </w:t>
+        <w:t xml:space="preserve"> and Sachse C. Nature, 523, 106-110, 2015</w:t>
+      </w:r>
+    </w:p>
+    <w:p>
+      <w:pPr>
+        <w:spacing w:after="80"/>
+      </w:pPr>
+      <w:r>
+        <w:rPr>
+          <w:rFonts w:ascii="Times New Roman" w:cs="Times New Roman" w:eastAsia="Times New Roman" w:hAnsi="Times New Roman"/>
+          <w:sz w:val="21"/>
+          <w:szCs w:val="21"/>
+        </w:rPr>
+        <w:t xml:space="preserve">35. MutS/MutL crystal structure reveals that the mutS sliding clamp loads MutL onto DNA. Groothuizen FS, Winkler I, Cristóvão M, Fish A, Winterwerp HHK, Reumer A, Marx A, Hermans N, Nicholls RA, </w:t>
+      </w:r>
+      <w:r>
+        <w:rPr>
+          <w:rFonts w:ascii="Times New Roman" w:cs="Times New Roman" w:eastAsia="Times New Roman" w:hAnsi="Times New Roman"/>
+          <w:b/>
+          <w:bCs/>
+          <w:sz w:val="21"/>
+          <w:szCs w:val="21"/>
+        </w:rPr>
+        <w:t>Murshudov GN</w:t>
+      </w:r>
+      <w:r>
+        <w:rPr>
+          <w:rFonts w:ascii="Times New Roman" w:cs="Times New Roman" w:eastAsia="Times New Roman" w:hAnsi="Times New Roman"/>
+          <w:sz w:val="21"/>
+          <w:szCs w:val="21"/>
+        </w:rPr>
+        <w:t>, Lebbink JH, Friedhoff P, Sixma TK. eLife, 4, e06744 (2015)</w:t>
+      </w:r>
+    </w:p>
+    <w:p>
+      <w:pPr>
+        <w:spacing w:after="80"/>
+      </w:pPr>
+      <w:r>
+        <w:rPr>
+          <w:rFonts w:ascii="Times New Roman" w:cs="Times New Roman" w:eastAsia="Times New Roman" w:hAnsi="Times New Roman"/>
+          <w:sz w:val="21"/>
+          <w:szCs w:val="21"/>
+        </w:rPr>
+        <w:t xml:space="preserve">36. Data to knowledge; how to get meaning from your result. Berman HM, Gabani MJ, Groom CR, Johnson JE, </w:t>
+      </w:r>
+      <w:r>
+        <w:rPr>
+          <w:rFonts w:ascii="Times New Roman" w:cs="Times New Roman" w:eastAsia="Times New Roman" w:hAnsi="Times New Roman"/>
+          <w:b/>
+          <w:bCs/>
+          <w:sz w:val="21"/>
+          <w:szCs w:val="21"/>
+        </w:rPr>
+        <w:t>Murshudov GN</w:t>
+      </w:r>
+      <w:r>
+        <w:rPr>
+          <w:rFonts w:ascii="Times New Roman" w:cs="Times New Roman" w:eastAsia="Times New Roman" w:hAnsi="Times New Roman"/>
+          <w:sz w:val="21"/>
+          <w:szCs w:val="21"/>
+        </w:rPr>
+        <w:t>, Nicholls RA, Redy V, Schwede T, Zimmerman MD, Westbrook J, Minor W IUCRj 2, 45-58 (2015)</w:t>
+      </w:r>
+    </w:p>
+    <w:p>
+      <w:pPr>
+        <w:spacing w:after="80"/>
+      </w:pPr>
+      <w:r>
+        <w:rPr>
+          <w:rFonts w:ascii="Times New Roman" w:cs="Times New Roman" w:eastAsia="Times New Roman" w:hAnsi="Times New Roman"/>
+          <w:sz w:val="21"/>
+          <w:szCs w:val="21"/>
+        </w:rPr>
+        <w:t xml:space="preserve">37. Tools for macromolecular model building and refinement into electron cryo-microscopy reconstructions. Brown A, Long F, Nicholls RA, Toots J, Emsley P and </w:t>
       </w:r>
       <w:r>
         <w:rPr>
@@ -3199,237 +3780,423 @@
           <w:sz w:val="21"/>
           <w:szCs w:val="21"/>
         </w:rPr>
-        <w:t>, Maxwell A, Germe T. Journal of Molecular Biology, 431, 3427-3449 (2019)</w:t>
-      </w:r>
-    </w:p>
-    <w:p>
-      <w:pPr>
-        <w:spacing w:after="80"/>
-      </w:pPr>
-      <w:r>
-        <w:rPr>
-          <w:rFonts w:ascii="Times New Roman" w:cs="Times New Roman" w:eastAsia="Times New Roman" w:hAnsi="Times New Roman"/>
-          <w:sz w:val="21"/>
-          <w:szCs w:val="21"/>
-        </w:rPr>
-        <w:t xml:space="preserve">19. Joint X-ray/NMR structure refinement of multidomain/multisubunit systems. Carlon A, Ravera E, Parigi G, </w:t>
-      </w:r>
-      <w:r>
-        <w:rPr>
-          <w:rFonts w:ascii="Times New Roman" w:cs="Times New Roman" w:eastAsia="Times New Roman" w:hAnsi="Times New Roman"/>
-          <w:b/>
-          <w:bCs/>
-          <w:sz w:val="21"/>
-          <w:szCs w:val="21"/>
-        </w:rPr>
-        <w:t>Murshudov GN</w:t>
-      </w:r>
-      <w:r>
-        <w:rPr>
-          <w:rFonts w:ascii="Times New Roman" w:cs="Times New Roman" w:eastAsia="Times New Roman" w:hAnsi="Times New Roman"/>
-          <w:sz w:val="21"/>
-          <w:szCs w:val="21"/>
-        </w:rPr>
-        <w:t xml:space="preserve"> and Luchinat C. Journal of biomolecular NMR, 265-278 (2019)</w:t>
-      </w:r>
-    </w:p>
-    <w:p>
-      <w:pPr>
-        <w:spacing w:after="80"/>
-      </w:pPr>
-      <w:r>
-        <w:rPr>
-          <w:rFonts w:ascii="Times New Roman" w:cs="Times New Roman" w:eastAsia="Times New Roman" w:hAnsi="Times New Roman"/>
-          <w:sz w:val="21"/>
-          <w:szCs w:val="21"/>
-        </w:rPr>
-        <w:t xml:space="preserve">20. Pathological macromolecular crystallographic data affected by twinning, partial-disorder and exhibiting multiple lattices for testing of data processing and refinement tools. Campeotto I, Lebedev A, Schreurs AMM, Kroon-Batenburg KMJ, Lowe E, Philips SEV, </w:t>
-      </w:r>
-      <w:r>
-        <w:rPr>
-          <w:rFonts w:ascii="Times New Roman" w:cs="Times New Roman" w:eastAsia="Times New Roman" w:hAnsi="Times New Roman"/>
-          <w:b/>
-          <w:bCs/>
-          <w:sz w:val="21"/>
-          <w:szCs w:val="21"/>
-        </w:rPr>
-        <w:t>Murshudov GN</w:t>
-      </w:r>
-      <w:r>
-        <w:rPr>
-          <w:rFonts w:ascii="Times New Roman" w:cs="Times New Roman" w:eastAsia="Times New Roman" w:hAnsi="Times New Roman"/>
-          <w:sz w:val="21"/>
-          <w:szCs w:val="21"/>
-        </w:rPr>
-        <w:t xml:space="preserve"> and Pearson AR Scientific reports 8, 14876 (2018)</w:t>
-      </w:r>
-    </w:p>
-    <w:p>
-      <w:pPr>
-        <w:spacing w:after="80"/>
-      </w:pPr>
-      <w:r>
-        <w:rPr>
-          <w:rFonts w:ascii="Times New Roman" w:cs="Times New Roman" w:eastAsia="Times New Roman" w:hAnsi="Times New Roman"/>
-          <w:sz w:val="21"/>
-          <w:szCs w:val="21"/>
-        </w:rPr>
-        <w:t xml:space="preserve">21. Current approaches for the fitting and refinement of atomic models into cryo-EM maps using CCP-EM. Nicholls AN, Tykac M, Kovalevskiy, </w:t>
-      </w:r>
-      <w:r>
-        <w:rPr>
-          <w:rFonts w:ascii="Times New Roman" w:cs="Times New Roman" w:eastAsia="Times New Roman" w:hAnsi="Times New Roman"/>
-          <w:b/>
-          <w:bCs/>
-          <w:sz w:val="21"/>
-          <w:szCs w:val="21"/>
-        </w:rPr>
-        <w:t>Murshudov GN</w:t>
-      </w:r>
-      <w:r>
-        <w:rPr>
-          <w:rFonts w:ascii="Times New Roman" w:cs="Times New Roman" w:eastAsia="Times New Roman" w:hAnsi="Times New Roman"/>
-          <w:sz w:val="21"/>
-          <w:szCs w:val="21"/>
-        </w:rPr>
-        <w:t>. Acta Crystallographica D74, 492-505 (2018)</w:t>
-      </w:r>
-    </w:p>
-    <w:p>
-      <w:pPr>
-        <w:spacing w:after="80"/>
-      </w:pPr>
-      <w:r>
-        <w:rPr>
-          <w:rFonts w:ascii="Times New Roman" w:cs="Times New Roman" w:eastAsia="Times New Roman" w:hAnsi="Times New Roman"/>
-          <w:sz w:val="21"/>
-          <w:szCs w:val="21"/>
-        </w:rPr>
-        <w:t xml:space="preserve">22. Overview of refinement procedures within REFMAC5: utilizing data from different sources. Kovalevskiy O, Nichols AN, Long F, Carlon A, </w:t>
-      </w:r>
-      <w:r>
-        <w:rPr>
-          <w:rFonts w:ascii="Times New Roman" w:cs="Times New Roman" w:eastAsia="Times New Roman" w:hAnsi="Times New Roman"/>
-          <w:b/>
-          <w:bCs/>
-          <w:sz w:val="21"/>
-          <w:szCs w:val="21"/>
-        </w:rPr>
-        <w:t>Murshudov GN</w:t>
-      </w:r>
-      <w:r>
-        <w:rPr>
-          <w:rFonts w:ascii="Times New Roman" w:cs="Times New Roman" w:eastAsia="Times New Roman" w:hAnsi="Times New Roman"/>
-          <w:sz w:val="21"/>
-          <w:szCs w:val="21"/>
-        </w:rPr>
-        <w:t>. Acta Crystallographica D74, 215-227 (2018)</w:t>
-      </w:r>
-    </w:p>
-    <w:p>
-      <w:pPr>
-        <w:spacing w:after="80"/>
-      </w:pPr>
-      <w:r>
-        <w:rPr>
-          <w:rFonts w:ascii="Times New Roman" w:cs="Times New Roman" w:eastAsia="Times New Roman" w:hAnsi="Times New Roman"/>
-          <w:sz w:val="21"/>
-          <w:szCs w:val="21"/>
-        </w:rPr>
-        <w:t xml:space="preserve">23. Cryo-EM structures of tau filaments from Alzheimer's disease. Fitzpatrick, AWP, Falcon B, He S, Murzin AG, </w:t>
-      </w:r>
-      <w:r>
-        <w:rPr>
-          <w:rFonts w:ascii="Times New Roman" w:cs="Times New Roman" w:eastAsia="Times New Roman" w:hAnsi="Times New Roman"/>
-          <w:b/>
-          <w:bCs/>
-          <w:sz w:val="21"/>
-          <w:szCs w:val="21"/>
-        </w:rPr>
-        <w:t>Murshudov GN</w:t>
-      </w:r>
-      <w:r>
-        <w:rPr>
-          <w:rFonts w:ascii="Times New Roman" w:cs="Times New Roman" w:eastAsia="Times New Roman" w:hAnsi="Times New Roman"/>
-          <w:sz w:val="21"/>
-          <w:szCs w:val="21"/>
-        </w:rPr>
-        <w:t>, Garringer HJ, Crowther RA, Ghetti BF, Goedert M, Scheres SHW. Nature, 547, 185-190 (2017)</w:t>
-      </w:r>
-    </w:p>
-    <w:p>
-      <w:pPr>
-        <w:spacing w:after="80"/>
-      </w:pPr>
-      <w:r>
-        <w:rPr>
-          <w:rFonts w:ascii="Times New Roman" w:cs="Times New Roman" w:eastAsia="Times New Roman" w:hAnsi="Times New Roman"/>
-          <w:sz w:val="21"/>
-          <w:szCs w:val="21"/>
-        </w:rPr>
-        <w:t xml:space="preserve">24. AUSPEX: a graphical tool for X-ray diffraction data analysis. Thorn A, Parkhurst J, Emsley P, Nicholls RA, Volmar M, Evans G and </w:t>
-      </w:r>
-      <w:r>
-        <w:rPr>
-          <w:rFonts w:ascii="Times New Roman" w:cs="Times New Roman" w:eastAsia="Times New Roman" w:hAnsi="Times New Roman"/>
-          <w:b/>
-          <w:bCs/>
-          <w:sz w:val="21"/>
-          <w:szCs w:val="21"/>
-        </w:rPr>
-        <w:t>Murshudov GN</w:t>
-      </w:r>
-      <w:r>
-        <w:rPr>
-          <w:rFonts w:ascii="Times New Roman" w:cs="Times New Roman" w:eastAsia="Times New Roman" w:hAnsi="Times New Roman"/>
-          <w:sz w:val="21"/>
-          <w:szCs w:val="21"/>
-        </w:rPr>
-        <w:t xml:space="preserve"> Acta Cryst. D73, 729-737 (2017)</w:t>
-      </w:r>
-    </w:p>
-    <w:p>
-      <w:pPr>
-        <w:spacing w:after="80"/>
-      </w:pPr>
-      <w:r>
-        <w:rPr>
-          <w:rFonts w:ascii="Times New Roman" w:cs="Times New Roman" w:eastAsia="Times New Roman" w:hAnsi="Times New Roman"/>
-          <w:sz w:val="21"/>
-          <w:szCs w:val="21"/>
-        </w:rPr>
-        <w:t xml:space="preserve">25. Background modelling of diffraction data in the presence of ice rings. Parkhurst JM, Thorn, Vollmar V, Winter G, Waterman DG, Fuentes-Montero L, Gildea RJ, </w:t>
-      </w:r>
-      <w:r>
-        <w:rPr>
-          <w:rFonts w:ascii="Times New Roman" w:cs="Times New Roman" w:eastAsia="Times New Roman" w:hAnsi="Times New Roman"/>
-          <w:b/>
-          <w:bCs/>
-          <w:sz w:val="21"/>
-          <w:szCs w:val="21"/>
-        </w:rPr>
-        <w:t>Murshudov GN</w:t>
-      </w:r>
-      <w:r>
-        <w:rPr>
-          <w:rFonts w:ascii="Times New Roman" w:cs="Times New Roman" w:eastAsia="Times New Roman" w:hAnsi="Times New Roman"/>
-          <w:sz w:val="21"/>
-          <w:szCs w:val="21"/>
-        </w:rPr>
-        <w:t xml:space="preserve"> and Evans G. IUCrJ, 5, 626-638 (2017)</w:t>
-      </w:r>
-    </w:p>
-    <w:p>
-      <w:pPr>
-        <w:spacing w:after="80"/>
-      </w:pPr>
-      <w:r>
-        <w:rPr>
-          <w:rFonts w:ascii="Times New Roman" w:cs="Times New Roman" w:eastAsia="Times New Roman" w:hAnsi="Times New Roman"/>
-          <w:sz w:val="21"/>
-          <w:szCs w:val="21"/>
-        </w:rPr>
-        <w:t xml:space="preserve">26. ACEDRG: A stereo-chemical description generator for ligands. Long F., Nicholls R.A., Emsley P., Grazulis S., Merkys A., Vatikus A. and </w:t>
+        <w:t>. Acta Cryst. D70, 136-153 (2015)</w:t>
+      </w:r>
+    </w:p>
+    <w:p>
+      <w:pPr>
+        <w:spacing w:after="80"/>
+      </w:pPr>
+      <w:r>
+        <w:rPr>
+          <w:rFonts w:ascii="Times New Roman" w:cs="Times New Roman" w:eastAsia="Times New Roman" w:hAnsi="Times New Roman"/>
+          <w:sz w:val="21"/>
+          <w:szCs w:val="21"/>
+        </w:rPr>
+        <w:t xml:space="preserve">38. Structure of the yeast mitochondrial large ribosomal subunit. Amunts, A., Brown, A., Bai, X. C., Llacer, J. L., Hussain, T., Emsley, P., Long, F., </w:t>
+      </w:r>
+      <w:r>
+        <w:rPr>
+          <w:rFonts w:ascii="Times New Roman" w:cs="Times New Roman" w:eastAsia="Times New Roman" w:hAnsi="Times New Roman"/>
+          <w:b/>
+          <w:bCs/>
+          <w:sz w:val="21"/>
+          <w:szCs w:val="21"/>
+        </w:rPr>
+        <w:t>Murshudov, G</w:t>
+      </w:r>
+      <w:r>
+        <w:rPr>
+          <w:rFonts w:ascii="Times New Roman" w:cs="Times New Roman" w:eastAsia="Times New Roman" w:hAnsi="Times New Roman"/>
+          <w:sz w:val="21"/>
+          <w:szCs w:val="21"/>
+        </w:rPr>
+        <w:t>., Scheres, S. H. &amp; Ramakrishnan, V. Science 343, 1485-1489 (2014)</w:t>
+      </w:r>
+    </w:p>
+    <w:p>
+      <w:pPr>
+        <w:spacing w:after="80"/>
+      </w:pPr>
+      <w:r>
+        <w:rPr>
+          <w:rFonts w:ascii="Times New Roman" w:cs="Times New Roman" w:eastAsia="Times New Roman" w:hAnsi="Times New Roman"/>
+          <w:sz w:val="21"/>
+          <w:szCs w:val="21"/>
+        </w:rPr>
+        <w:t xml:space="preserve">39. Structure of the large ribosomal subunit from human mitochondria. Brown, A., Amunts, A., Bai, X. C., Sugimoto, Y., Edwards, P. C., </w:t>
+      </w:r>
+      <w:r>
+        <w:rPr>
+          <w:rFonts w:ascii="Times New Roman" w:cs="Times New Roman" w:eastAsia="Times New Roman" w:hAnsi="Times New Roman"/>
+          <w:b/>
+          <w:bCs/>
+          <w:sz w:val="21"/>
+          <w:szCs w:val="21"/>
+        </w:rPr>
+        <w:t>Murshudov, G</w:t>
+      </w:r>
+      <w:r>
+        <w:rPr>
+          <w:rFonts w:ascii="Times New Roman" w:cs="Times New Roman" w:eastAsia="Times New Roman" w:hAnsi="Times New Roman"/>
+          <w:sz w:val="21"/>
+          <w:szCs w:val="21"/>
+        </w:rPr>
+        <w:t>., Scheres, S. H. &amp; Ramakrishnan, V. Science 346, 718- 722 (2014)</w:t>
+      </w:r>
+    </w:p>
+    <w:p>
+      <w:pPr>
+        <w:spacing w:after="80"/>
+      </w:pPr>
+      <w:r>
+        <w:rPr>
+          <w:rFonts w:ascii="Times New Roman" w:cs="Times New Roman" w:eastAsia="Times New Roman" w:hAnsi="Times New Roman"/>
+          <w:sz w:val="21"/>
+          <w:szCs w:val="21"/>
+        </w:rPr>
+        <w:t xml:space="preserve">40. Initiation of translation by cricket paralysis virus IRES requires its translocation in the ribosome. Fernandez, I. S., Bai, X. C., </w:t>
+      </w:r>
+      <w:r>
+        <w:rPr>
+          <w:rFonts w:ascii="Times New Roman" w:cs="Times New Roman" w:eastAsia="Times New Roman" w:hAnsi="Times New Roman"/>
+          <w:b/>
+          <w:bCs/>
+          <w:sz w:val="21"/>
+          <w:szCs w:val="21"/>
+        </w:rPr>
+        <w:t>Murshudov, G</w:t>
+      </w:r>
+      <w:r>
+        <w:rPr>
+          <w:rFonts w:ascii="Times New Roman" w:cs="Times New Roman" w:eastAsia="Times New Roman" w:hAnsi="Times New Roman"/>
+          <w:sz w:val="21"/>
+          <w:szCs w:val="21"/>
+        </w:rPr>
+        <w:t>., Scheres, S. H. &amp; Ramakrishnan, V. Cell 157, 823-831 (2014)</w:t>
+      </w:r>
+    </w:p>
+    <w:p>
+      <w:pPr>
+        <w:spacing w:after="80"/>
+      </w:pPr>
+      <w:r>
+        <w:rPr>
+          <w:rFonts w:ascii="Times New Roman" w:cs="Times New Roman" w:eastAsia="Times New Roman" w:hAnsi="Times New Roman"/>
+          <w:sz w:val="21"/>
+          <w:szCs w:val="21"/>
+        </w:rPr>
+        <w:t xml:space="preserve">41. The PDB_REDO server for macromolecular structure model optimization. Joosten, R. P., Long, F., </w:t>
+      </w:r>
+      <w:r>
+        <w:rPr>
+          <w:rFonts w:ascii="Times New Roman" w:cs="Times New Roman" w:eastAsia="Times New Roman" w:hAnsi="Times New Roman"/>
+          <w:b/>
+          <w:bCs/>
+          <w:sz w:val="21"/>
+          <w:szCs w:val="21"/>
+        </w:rPr>
+        <w:t>Murshudov, G</w:t>
+      </w:r>
+      <w:r>
+        <w:rPr>
+          <w:rFonts w:ascii="Times New Roman" w:cs="Times New Roman" w:eastAsia="Times New Roman" w:hAnsi="Times New Roman"/>
+          <w:sz w:val="21"/>
+          <w:szCs w:val="21"/>
+        </w:rPr>
+        <w:t>. N. &amp; Perrakis, A. IUCrJ. 1, 213-220 (2014)</w:t>
+      </w:r>
+    </w:p>
+    <w:p>
+      <w:pPr>
+        <w:spacing w:after="80"/>
+      </w:pPr>
+      <w:r>
+        <w:rPr>
+          <w:rFonts w:ascii="Times New Roman" w:cs="Times New Roman" w:eastAsia="Times New Roman" w:hAnsi="Times New Roman"/>
+          <w:sz w:val="21"/>
+          <w:szCs w:val="21"/>
+        </w:rPr>
+        <w:t xml:space="preserve">42. Conformation-independent structural comparison of macromolecules with ProSMART, Nicholls, R. A., Fischer, M., McNicholas, S. &amp; </w:t>
+      </w:r>
+      <w:r>
+        <w:rPr>
+          <w:rFonts w:ascii="Times New Roman" w:cs="Times New Roman" w:eastAsia="Times New Roman" w:hAnsi="Times New Roman"/>
+          <w:b/>
+          <w:bCs/>
+          <w:sz w:val="21"/>
+          <w:szCs w:val="21"/>
+        </w:rPr>
+        <w:t>Murshudov, G</w:t>
+      </w:r>
+      <w:r>
+        <w:rPr>
+          <w:rFonts w:ascii="Times New Roman" w:cs="Times New Roman" w:eastAsia="Times New Roman" w:hAnsi="Times New Roman"/>
+          <w:sz w:val="21"/>
+          <w:szCs w:val="21"/>
+        </w:rPr>
+        <w:t>. N. Acta Cryst. D70, 2487-2499 (2014)</w:t>
+      </w:r>
+    </w:p>
+    <w:p>
+      <w:pPr>
+        <w:spacing w:after="80"/>
+      </w:pPr>
+      <w:r>
+        <w:rPr>
+          <w:rFonts w:ascii="Times New Roman" w:cs="Times New Roman" w:eastAsia="Times New Roman" w:hAnsi="Times New Roman"/>
+          <w:sz w:val="21"/>
+          <w:szCs w:val="21"/>
+        </w:rPr>
+        <w:t xml:space="preserve">43. Simultaneous use of solution NMR and X-ray data in REFMAC5 for joint refinement/detection of structural differences. Rinaldelli, M; Ravera, E; Calderone, V; Parigi, G; </w:t>
+      </w:r>
+      <w:r>
+        <w:rPr>
+          <w:rFonts w:ascii="Times New Roman" w:cs="Times New Roman" w:eastAsia="Times New Roman" w:hAnsi="Times New Roman"/>
+          <w:b/>
+          <w:bCs/>
+          <w:sz w:val="21"/>
+          <w:szCs w:val="21"/>
+        </w:rPr>
+        <w:t>Murshudov, G</w:t>
+      </w:r>
+      <w:r>
+        <w:rPr>
+          <w:rFonts w:ascii="Times New Roman" w:cs="Times New Roman" w:eastAsia="Times New Roman" w:hAnsi="Times New Roman"/>
+          <w:sz w:val="21"/>
+          <w:szCs w:val="21"/>
+        </w:rPr>
+        <w:t>N; Luchinat, C. Acta Cryst, D70, 958-967, (2014)</w:t>
+      </w:r>
+    </w:p>
+    <w:p>
+      <w:pPr>
+        <w:spacing w:after="80"/>
+      </w:pPr>
+      <w:r>
+        <w:rPr>
+          <w:rFonts w:ascii="Times New Roman" w:cs="Times New Roman" w:eastAsia="Times New Roman" w:hAnsi="Times New Roman"/>
+          <w:sz w:val="21"/>
+          <w:szCs w:val="21"/>
+        </w:rPr>
+        <w:t xml:space="preserve">44. High-resolution noise substitution to measure overfitting and validate resolution in 3D structure determination by single particle electron cryomicroscopy. Chen S, McMullan, G, Faruqi, AR, </w:t>
+      </w:r>
+      <w:r>
+        <w:rPr>
+          <w:rFonts w:ascii="Times New Roman" w:cs="Times New Roman" w:eastAsia="Times New Roman" w:hAnsi="Times New Roman"/>
+          <w:b/>
+          <w:bCs/>
+          <w:sz w:val="21"/>
+          <w:szCs w:val="21"/>
+        </w:rPr>
+        <w:t>Murshudov, G</w:t>
+      </w:r>
+      <w:r>
+        <w:rPr>
+          <w:rFonts w:ascii="Times New Roman" w:cs="Times New Roman" w:eastAsia="Times New Roman" w:hAnsi="Times New Roman"/>
+          <w:sz w:val="21"/>
+          <w:szCs w:val="21"/>
+        </w:rPr>
+        <w:t>N, Short, JM, Scheres, SHW, Henderson, R. Ultramicroscopy; 134, 24-35 (2013)</w:t>
+      </w:r>
+    </w:p>
+    <w:p>
+      <w:pPr>
+        <w:spacing w:after="80"/>
+      </w:pPr>
+      <w:r>
+        <w:rPr>
+          <w:rFonts w:ascii="Times New Roman" w:cs="Times New Roman" w:eastAsia="Times New Roman" w:hAnsi="Times New Roman"/>
+          <w:sz w:val="21"/>
+          <w:szCs w:val="21"/>
+        </w:rPr>
+        <w:t xml:space="preserve">45. How good are my data and what is the resolution? Evans, PR and </w:t>
+      </w:r>
+      <w:r>
+        <w:rPr>
+          <w:rFonts w:ascii="Times New Roman" w:cs="Times New Roman" w:eastAsia="Times New Roman" w:hAnsi="Times New Roman"/>
+          <w:b/>
+          <w:bCs/>
+          <w:sz w:val="21"/>
+          <w:szCs w:val="21"/>
+        </w:rPr>
+        <w:t>Murshudov, G</w:t>
+      </w:r>
+      <w:r>
+        <w:rPr>
+          <w:rFonts w:ascii="Times New Roman" w:cs="Times New Roman" w:eastAsia="Times New Roman" w:hAnsi="Times New Roman"/>
+          <w:sz w:val="21"/>
+          <w:szCs w:val="21"/>
+        </w:rPr>
+        <w:t>N. Acta Cryst: D69, 1204-1214 (2013)</w:t>
+      </w:r>
+    </w:p>
+    <w:p>
+      <w:pPr>
+        <w:spacing w:after="80"/>
+      </w:pPr>
+      <w:r>
+        <w:rPr>
+          <w:rFonts w:ascii="Times New Roman" w:cs="Times New Roman" w:eastAsia="Times New Roman" w:hAnsi="Times New Roman"/>
+          <w:sz w:val="21"/>
+          <w:szCs w:val="21"/>
+        </w:rPr>
+        <w:t xml:space="preserve">46. Low-resolution refinement tools in REFMAC5 Nicholls RA, Long F and </w:t>
+      </w:r>
+      <w:r>
+        <w:rPr>
+          <w:rFonts w:ascii="Times New Roman" w:cs="Times New Roman" w:eastAsia="Times New Roman" w:hAnsi="Times New Roman"/>
+          <w:b/>
+          <w:bCs/>
+          <w:sz w:val="21"/>
+          <w:szCs w:val="21"/>
+        </w:rPr>
+        <w:t>Murshudov GN</w:t>
+      </w:r>
+      <w:r>
+        <w:rPr>
+          <w:rFonts w:ascii="Times New Roman" w:cs="Times New Roman" w:eastAsia="Times New Roman" w:hAnsi="Times New Roman"/>
+          <w:sz w:val="21"/>
+          <w:szCs w:val="21"/>
+        </w:rPr>
+        <w:t>. Acta Cryst. D68, 404-417, (2012)</w:t>
+      </w:r>
+    </w:p>
+    <w:p>
+      <w:pPr>
+        <w:spacing w:after="80"/>
+      </w:pPr>
+      <w:r>
+        <w:rPr>
+          <w:rFonts w:ascii="Times New Roman" w:cs="Times New Roman" w:eastAsia="Times New Roman" w:hAnsi="Times New Roman"/>
+          <w:sz w:val="21"/>
+          <w:szCs w:val="21"/>
+        </w:rPr>
+        <w:t xml:space="preserve">47. PDB_REDO: constructive validation, more than just looking for errors. Joosten RJ, Joosten K, </w:t>
+      </w:r>
+      <w:r>
+        <w:rPr>
+          <w:rFonts w:ascii="Times New Roman" w:cs="Times New Roman" w:eastAsia="Times New Roman" w:hAnsi="Times New Roman"/>
+          <w:b/>
+          <w:bCs/>
+          <w:sz w:val="21"/>
+          <w:szCs w:val="21"/>
+        </w:rPr>
+        <w:t>Murshudov GN</w:t>
+      </w:r>
+      <w:r>
+        <w:rPr>
+          <w:rFonts w:ascii="Times New Roman" w:cs="Times New Roman" w:eastAsia="Times New Roman" w:hAnsi="Times New Roman"/>
+          <w:sz w:val="21"/>
+          <w:szCs w:val="21"/>
+        </w:rPr>
+        <w:t xml:space="preserve"> and Perrakis A. Acta Cryst. D68; 484-496 (2012)</w:t>
+      </w:r>
+    </w:p>
+    <w:p>
+      <w:pPr>
+        <w:spacing w:after="80"/>
+      </w:pPr>
+      <w:r>
+        <w:rPr>
+          <w:rFonts w:ascii="Times New Roman" w:cs="Times New Roman" w:eastAsia="Times New Roman" w:hAnsi="Times New Roman"/>
+          <w:sz w:val="21"/>
+          <w:szCs w:val="21"/>
+        </w:rPr>
+        <w:t xml:space="preserve">48. JLigand: a graphical tool for CCP4 template restraint library. Lebedev AA, Young P, Isupov M, Moroz OV, Vagin AA and </w:t>
+      </w:r>
+      <w:r>
+        <w:rPr>
+          <w:rFonts w:ascii="Times New Roman" w:cs="Times New Roman" w:eastAsia="Times New Roman" w:hAnsi="Times New Roman"/>
+          <w:b/>
+          <w:bCs/>
+          <w:sz w:val="21"/>
+          <w:szCs w:val="21"/>
+        </w:rPr>
+        <w:t>Murshudov GN</w:t>
+      </w:r>
+      <w:r>
+        <w:rPr>
+          <w:rFonts w:ascii="Times New Roman" w:cs="Times New Roman" w:eastAsia="Times New Roman" w:hAnsi="Times New Roman"/>
+          <w:sz w:val="21"/>
+          <w:szCs w:val="21"/>
+        </w:rPr>
+        <w:t>. Acta Cryst. D68, 431-440 (2012)</w:t>
+      </w:r>
+    </w:p>
+    <w:p>
+      <w:pPr>
+        <w:spacing w:after="80"/>
+      </w:pPr>
+      <w:r>
+        <w:rPr>
+          <w:rFonts w:ascii="Times New Roman" w:cs="Times New Roman" w:eastAsia="Times New Roman" w:hAnsi="Times New Roman"/>
+          <w:sz w:val="21"/>
+          <w:szCs w:val="21"/>
+        </w:rPr>
+        <w:t xml:space="preserve">49. Structural characterization of H. pylori dethiobiotin synthetase reveals differences between family members. Porebski PJ, Klimecka M, Chruszcz M, Nicholls RA, Murzyn M, Cuff ME, Xu X, Cymborowski M, </w:t>
+      </w:r>
+      <w:r>
+        <w:rPr>
+          <w:rFonts w:ascii="Times New Roman" w:cs="Times New Roman" w:eastAsia="Times New Roman" w:hAnsi="Times New Roman"/>
+          <w:b/>
+          <w:bCs/>
+          <w:sz w:val="21"/>
+          <w:szCs w:val="21"/>
+        </w:rPr>
+        <w:t>Murshudov GN</w:t>
+      </w:r>
+      <w:r>
+        <w:rPr>
+          <w:rFonts w:ascii="Times New Roman" w:cs="Times New Roman" w:eastAsia="Times New Roman" w:hAnsi="Times New Roman"/>
+          <w:sz w:val="21"/>
+          <w:szCs w:val="21"/>
+        </w:rPr>
+        <w:t>, Savchenko A, Edwards A, and Wladek Minor W Febs Letters. 1093-1105 (2012)</w:t>
+      </w:r>
+    </w:p>
+    <w:p>
+      <w:pPr>
+        <w:spacing w:after="80"/>
+      </w:pPr>
+      <w:r>
+        <w:rPr>
+          <w:rFonts w:ascii="Times New Roman" w:cs="Times New Roman" w:eastAsia="Times New Roman" w:hAnsi="Times New Roman"/>
+          <w:sz w:val="21"/>
+          <w:szCs w:val="21"/>
+        </w:rPr>
+        <w:t xml:space="preserve">50. Structural flexbility of the dengue virus receptor CLEC5A: implications for ligand binding and signalling. Watson, A. A., Lebedev, A. A., Hall, B. A., Fenton-May, A., Vagin, A. A., Dejnirattisai, W., Felce, J., Mongkolsapaya, J., Screaton, G. R., </w:t>
+      </w:r>
+      <w:r>
+        <w:rPr>
+          <w:rFonts w:ascii="Times New Roman" w:cs="Times New Roman" w:eastAsia="Times New Roman" w:hAnsi="Times New Roman"/>
+          <w:b/>
+          <w:bCs/>
+          <w:sz w:val="21"/>
+          <w:szCs w:val="21"/>
+        </w:rPr>
+        <w:t>Murshudov, G</w:t>
+      </w:r>
+      <w:r>
+        <w:rPr>
+          <w:rFonts w:ascii="Times New Roman" w:cs="Times New Roman" w:eastAsia="Times New Roman" w:hAnsi="Times New Roman"/>
+          <w:sz w:val="21"/>
+          <w:szCs w:val="21"/>
+        </w:rPr>
+        <w:t>. N. &amp; O'Callaghan, C. A. JBC, 24208-24218 (2011)</w:t>
+      </w:r>
+    </w:p>
+    <w:p>
+      <w:pPr>
+        <w:spacing w:after="80"/>
+      </w:pPr>
+      <w:r>
+        <w:rPr>
+          <w:rFonts w:ascii="Times New Roman" w:cs="Times New Roman" w:eastAsia="Times New Roman" w:hAnsi="Times New Roman"/>
+          <w:sz w:val="21"/>
+          <w:szCs w:val="21"/>
+        </w:rPr>
+        <w:t xml:space="preserve">51. Heme-catalases. Mate MJ, </w:t>
       </w:r>
       <w:r>
         <w:rPr>
@@ -3447,20 +4214,51 @@
           <w:sz w:val="21"/>
           <w:szCs w:val="21"/>
         </w:rPr>
-        <w:t>.N. Acta Cryst. D73, 112- 122 (2017)</w:t>
-      </w:r>
-    </w:p>
-    <w:p>
-      <w:pPr>
-        <w:spacing w:after="80"/>
-      </w:pPr>
-      <w:r>
-        <w:rPr>
-          <w:rFonts w:ascii="Times New Roman" w:cs="Times New Roman" w:eastAsia="Times New Roman" w:hAnsi="Times New Roman"/>
-          <w:sz w:val="21"/>
-          <w:szCs w:val="21"/>
-        </w:rPr>
-        <w:t xml:space="preserve">27. Validation and extraction of stereochemical information from small molecular databases.Long F., Nicholls R.A., Emsley P., Grazulis S., Merkys A., Vatikus A. and </w:t>
+        <w:t>, Bravo J, Melik-Adamyan W, Lowen PC and Fit I. Encyclopedia of Organic and Inorganic Chemistry. R. A. Scott (Ed.) 1-18</w:t>
+      </w:r>
+    </w:p>
+    <w:p>
+      <w:pPr>
+        <w:spacing w:after="80"/>
+      </w:pPr>
+      <w:r>
+        <w:rPr>
+          <w:rFonts w:ascii="Times New Roman" w:cs="Times New Roman" w:eastAsia="Times New Roman" w:hAnsi="Times New Roman"/>
+          <w:sz w:val="21"/>
+          <w:szCs w:val="21"/>
+        </w:rPr>
+        <w:t xml:space="preserve">52. Structural flexbility of the dengue virus receptor CLEC5A: implications for ligand binding and signalling. Watson, A. A., Lebedev, A. A., Hall, B. A., Fenton-May, A., Vagin, A. A., Dejnirattisai, W., Felce, J., Mongkolsapaya, J., Screaton, G. R., </w:t>
+      </w:r>
+      <w:r>
+        <w:rPr>
+          <w:rFonts w:ascii="Times New Roman" w:cs="Times New Roman" w:eastAsia="Times New Roman" w:hAnsi="Times New Roman"/>
+          <w:b/>
+          <w:bCs/>
+          <w:sz w:val="21"/>
+          <w:szCs w:val="21"/>
+        </w:rPr>
+        <w:t>Murshudov, G</w:t>
+      </w:r>
+      <w:r>
+        <w:rPr>
+          <w:rFonts w:ascii="Times New Roman" w:cs="Times New Roman" w:eastAsia="Times New Roman" w:hAnsi="Times New Roman"/>
+          <w:sz w:val="21"/>
+          <w:szCs w:val="21"/>
+        </w:rPr>
+        <w:t>. N. &amp; O'Callaghan, C. A. Annual Congress of the British-Society-for-Immunology, 101-101 (2011)</w:t>
+      </w:r>
+    </w:p>
+    <w:p>
+      <w:pPr>
+        <w:spacing w:after="80"/>
+      </w:pPr>
+      <w:r>
+        <w:rPr>
+          <w:rFonts w:ascii="Times New Roman" w:cs="Times New Roman" w:eastAsia="Times New Roman" w:hAnsi="Times New Roman"/>
+          <w:sz w:val="21"/>
+          <w:szCs w:val="21"/>
+        </w:rPr>
+        <w:t xml:space="preserve">53. Evaluating the solution from MrBUMP and BALBES. Keegan R, Long F, Fazio F, Winn M and </w:t>
       </w:r>
       <w:r>
         <w:rPr>
@@ -3478,20 +4276,434 @@
           <w:sz w:val="21"/>
           <w:szCs w:val="21"/>
         </w:rPr>
-        <w:t>.N. Acta Cryst. D73, 103-111 (2017)</w:t>
-      </w:r>
-    </w:p>
-    <w:p>
-      <w:pPr>
-        <w:spacing w:after="80"/>
-      </w:pPr>
-      <w:r>
-        <w:rPr>
-          <w:rFonts w:ascii="Times New Roman" w:cs="Times New Roman" w:eastAsia="Times New Roman" w:hAnsi="Times New Roman"/>
-          <w:sz w:val="21"/>
-          <w:szCs w:val="21"/>
-        </w:rPr>
-        <w:t xml:space="preserve">28. Data mining of Fe(II) and Fe(III) bond valence parameters, and their relevance for macromolecular crystallography. Zheng, H., Langner, K.M., Shields, G.P., Hou, J., Kowiel, M., Allen, F.H., </w:t>
+        <w:t xml:space="preserve"> Acta Cryst. D67, 313-323 (2011)</w:t>
+      </w:r>
+    </w:p>
+    <w:p>
+      <w:pPr>
+        <w:spacing w:after="80"/>
+      </w:pPr>
+      <w:r>
+        <w:rPr>
+          <w:rFonts w:ascii="Times New Roman" w:cs="Times New Roman" w:eastAsia="Times New Roman" w:hAnsi="Times New Roman"/>
+          <w:sz w:val="21"/>
+          <w:szCs w:val="21"/>
+        </w:rPr>
+        <w:t xml:space="preserve">54. Some statistical properties of the crystallographic reliability index – Rfactor. </w:t>
+      </w:r>
+      <w:r>
+        <w:rPr>
+          <w:rFonts w:ascii="Times New Roman" w:cs="Times New Roman" w:eastAsia="Times New Roman" w:hAnsi="Times New Roman"/>
+          <w:b/>
+          <w:bCs/>
+          <w:sz w:val="21"/>
+          <w:szCs w:val="21"/>
+        </w:rPr>
+        <w:t>Murshudov GN</w:t>
+      </w:r>
+      <w:r>
+        <w:rPr>
+          <w:rFonts w:ascii="Times New Roman" w:cs="Times New Roman" w:eastAsia="Times New Roman" w:hAnsi="Times New Roman"/>
+          <w:sz w:val="21"/>
+          <w:szCs w:val="21"/>
+        </w:rPr>
+        <w:t>. Applied and Computational Mathematics. An International Journal. 10 (2011)</w:t>
+      </w:r>
+    </w:p>
+    <w:p>
+      <w:pPr>
+        <w:spacing w:after="80"/>
+      </w:pPr>
+      <w:r>
+        <w:rPr>
+          <w:rFonts w:ascii="Times New Roman" w:cs="Times New Roman" w:eastAsia="Times New Roman" w:hAnsi="Times New Roman"/>
+          <w:sz w:val="21"/>
+          <w:szCs w:val="21"/>
+        </w:rPr>
+        <w:t>55. REFMAC5 for the Refinement of Macromolecular Crystal Structures. Murshudov GN, Skubak P, Lebedev AA, Pannu NS, Steiner RA, Nicholls RA, Winn MD, Long F, Vagin AA Acta Cryst:, D67, 355-367 (2011)</w:t>
+      </w:r>
+      <w:r>
+        <w:rPr>
+          <w:rFonts w:ascii="Times New Roman" w:cs="Times New Roman" w:eastAsia="Times New Roman" w:hAnsi="Times New Roman"/>
+          <w:b/>
+          <w:bCs/>
+          <w:sz w:val="21"/>
+          <w:szCs w:val="21"/>
+        </w:rPr>
+      </w:r>
+      <w:r>
+        <w:rPr>
+          <w:rFonts w:ascii="Times New Roman" w:cs="Times New Roman" w:eastAsia="Times New Roman" w:hAnsi="Times New Roman"/>
+          <w:sz w:val="21"/>
+          <w:szCs w:val="21"/>
+        </w:rPr>
+      </w:r>
+    </w:p>
+    <w:p>
+      <w:pPr>
+        <w:spacing w:after="80"/>
+      </w:pPr>
+      <w:r>
+        <w:rPr>
+          <w:rFonts w:ascii="Times New Roman" w:cs="Times New Roman" w:eastAsia="Times New Roman" w:hAnsi="Times New Roman"/>
+          <w:sz w:val="21"/>
+          <w:szCs w:val="21"/>
+        </w:rPr>
+        <w:t xml:space="preserve">56. Overview of CCP4 suite and current developments. Winn MD, Ballard CC, Cowtan KD, Dodson EJ, Emsley P, Evans PR, Keegan RN, Krissinel EB, Leslie AGW, McCoy A, McNicholas SJ, </w:t>
+      </w:r>
+      <w:r>
+        <w:rPr>
+          <w:rFonts w:ascii="Times New Roman" w:cs="Times New Roman" w:eastAsia="Times New Roman" w:hAnsi="Times New Roman"/>
+          <w:b/>
+          <w:bCs/>
+          <w:sz w:val="21"/>
+          <w:szCs w:val="21"/>
+        </w:rPr>
+        <w:t>Murshudov GN</w:t>
+      </w:r>
+      <w:r>
+        <w:rPr>
+          <w:rFonts w:ascii="Times New Roman" w:cs="Times New Roman" w:eastAsia="Times New Roman" w:hAnsi="Times New Roman"/>
+          <w:sz w:val="21"/>
+          <w:szCs w:val="21"/>
+        </w:rPr>
+        <w:t>, Pannu NS, EPotterton EA, Powell HR, Read RJ, Vagin A and Wilson KS. Acta Cryst: D67, 235-242 (2011)</w:t>
+      </w:r>
+    </w:p>
+    <w:p>
+      <w:pPr>
+        <w:spacing w:after="80"/>
+      </w:pPr>
+      <w:r>
+        <w:rPr>
+          <w:rFonts w:ascii="Times New Roman" w:cs="Times New Roman" w:eastAsia="Times New Roman" w:hAnsi="Times New Roman"/>
+          <w:sz w:val="21"/>
+          <w:szCs w:val="21"/>
+        </w:rPr>
+        <w:t xml:space="preserve">57. A redesigned database of three-dimensional protein structures for Reuse in Macromolecular Crystallpgraphy. Vagin, AA, Long F and </w:t>
+      </w:r>
+      <w:r>
+        <w:rPr>
+          <w:rFonts w:ascii="Times New Roman" w:cs="Times New Roman" w:eastAsia="Times New Roman" w:hAnsi="Times New Roman"/>
+          <w:b/>
+          <w:bCs/>
+          <w:sz w:val="21"/>
+          <w:szCs w:val="21"/>
+        </w:rPr>
+        <w:t>Murshudov GN</w:t>
+      </w:r>
+      <w:r>
+        <w:rPr>
+          <w:rFonts w:ascii="Times New Roman" w:cs="Times New Roman" w:eastAsia="Times New Roman" w:hAnsi="Times New Roman"/>
+          <w:sz w:val="21"/>
+          <w:szCs w:val="21"/>
+        </w:rPr>
+        <w:t>. Proceedings of the National Academy of Sciences of Azerbaijan Republic (Biological Sciences) 168-176 (2010)</w:t>
+      </w:r>
+    </w:p>
+    <w:p>
+      <w:pPr>
+        <w:spacing w:after="80"/>
+      </w:pPr>
+      <w:r>
+        <w:rPr>
+          <w:rFonts w:ascii="Times New Roman" w:cs="Times New Roman" w:eastAsia="Times New Roman" w:hAnsi="Times New Roman"/>
+          <w:sz w:val="21"/>
+          <w:szCs w:val="21"/>
+        </w:rPr>
+        <w:t xml:space="preserve">58. A multivariate likelihood SIRAS function for phasing and model refinement. Skubak, P, </w:t>
+      </w:r>
+      <w:r>
+        <w:rPr>
+          <w:rFonts w:ascii="Times New Roman" w:cs="Times New Roman" w:eastAsia="Times New Roman" w:hAnsi="Times New Roman"/>
+          <w:b/>
+          <w:bCs/>
+          <w:sz w:val="21"/>
+          <w:szCs w:val="21"/>
+        </w:rPr>
+        <w:t>Murshudov GN</w:t>
+      </w:r>
+      <w:r>
+        <w:rPr>
+          <w:rFonts w:ascii="Times New Roman" w:cs="Times New Roman" w:eastAsia="Times New Roman" w:hAnsi="Times New Roman"/>
+          <w:sz w:val="21"/>
+          <w:szCs w:val="21"/>
+        </w:rPr>
+        <w:t xml:space="preserve"> and Pannu NP Acta Cryst:2D65, 1051-1061 (2009)</w:t>
+      </w:r>
+    </w:p>
+    <w:p>
+      <w:pPr>
+        <w:spacing w:after="80"/>
+      </w:pPr>
+      <w:r>
+        <w:rPr>
+          <w:rFonts w:ascii="Times New Roman" w:cs="Times New Roman" w:eastAsia="Times New Roman" w:hAnsi="Times New Roman"/>
+          <w:sz w:val="21"/>
+          <w:szCs w:val="21"/>
+        </w:rPr>
+        <w:t xml:space="preserve">59. Conditional Restraints": Restraining the Free Atoms in ARP/wARP. Mooij WTM, Cohen SX, Joosten K, </w:t>
+      </w:r>
+      <w:r>
+        <w:rPr>
+          <w:rFonts w:ascii="Times New Roman" w:cs="Times New Roman" w:eastAsia="Times New Roman" w:hAnsi="Times New Roman"/>
+          <w:b/>
+          <w:bCs/>
+          <w:sz w:val="21"/>
+          <w:szCs w:val="21"/>
+        </w:rPr>
+        <w:t>Murshudov GN</w:t>
+      </w:r>
+      <w:r>
+        <w:rPr>
+          <w:rFonts w:ascii="Times New Roman" w:cs="Times New Roman" w:eastAsia="Times New Roman" w:hAnsi="Times New Roman"/>
+          <w:sz w:val="21"/>
+          <w:szCs w:val="21"/>
+        </w:rPr>
+        <w:t xml:space="preserve"> and Perrakis A. Structure 17, 183-189 (2009)</w:t>
+      </w:r>
+    </w:p>
+    <w:p>
+      <w:pPr>
+        <w:spacing w:after="80"/>
+      </w:pPr>
+      <w:r>
+        <w:rPr>
+          <w:rFonts w:ascii="Times New Roman" w:cs="Times New Roman" w:eastAsia="Times New Roman" w:hAnsi="Times New Roman"/>
+          <w:sz w:val="21"/>
+          <w:szCs w:val="21"/>
+        </w:rPr>
+        <w:t xml:space="preserve">60. BALBES: a molecular replacement pipeline. Long F, Vagin A, Young P, </w:t>
+      </w:r>
+      <w:r>
+        <w:rPr>
+          <w:rFonts w:ascii="Times New Roman" w:cs="Times New Roman" w:eastAsia="Times New Roman" w:hAnsi="Times New Roman"/>
+          <w:b/>
+          <w:bCs/>
+          <w:sz w:val="21"/>
+          <w:szCs w:val="21"/>
+        </w:rPr>
+        <w:t>Murshudov GN</w:t>
+      </w:r>
+      <w:r>
+        <w:rPr>
+          <w:rFonts w:ascii="Times New Roman" w:cs="Times New Roman" w:eastAsia="Times New Roman" w:hAnsi="Times New Roman"/>
+          <w:sz w:val="21"/>
+          <w:szCs w:val="21"/>
+        </w:rPr>
+        <w:t>. Acta Cryst D64, 125-134 (2008)</w:t>
+      </w:r>
+    </w:p>
+    <w:p>
+      <w:pPr>
+        <w:spacing w:after="80"/>
+      </w:pPr>
+      <w:r>
+        <w:rPr>
+          <w:rFonts w:ascii="Times New Roman" w:cs="Times New Roman" w:eastAsia="Times New Roman" w:hAnsi="Times New Roman"/>
+          <w:sz w:val="21"/>
+          <w:szCs w:val="21"/>
+        </w:rPr>
+        <w:t xml:space="preserve">61. Model preparation in MOLREP and examples of model improvement using X-ray data. Lebedev A, Vagin A, </w:t>
+      </w:r>
+      <w:r>
+        <w:rPr>
+          <w:rFonts w:ascii="Times New Roman" w:cs="Times New Roman" w:eastAsia="Times New Roman" w:hAnsi="Times New Roman"/>
+          <w:b/>
+          <w:bCs/>
+          <w:sz w:val="21"/>
+          <w:szCs w:val="21"/>
+        </w:rPr>
+        <w:t>Murshudov GN</w:t>
+      </w:r>
+      <w:r>
+        <w:rPr>
+          <w:rFonts w:ascii="Times New Roman" w:cs="Times New Roman" w:eastAsia="Times New Roman" w:hAnsi="Times New Roman"/>
+          <w:sz w:val="21"/>
+          <w:szCs w:val="21"/>
+        </w:rPr>
+        <w:t>. Acta Cryst. D64, 33-39 (2008)</w:t>
+      </w:r>
+    </w:p>
+    <w:p>
+      <w:pPr>
+        <w:spacing w:after="80"/>
+      </w:pPr>
+      <w:r>
+        <w:rPr>
+          <w:rFonts w:ascii="Times New Roman" w:cs="Times New Roman" w:eastAsia="Times New Roman" w:hAnsi="Times New Roman"/>
+          <w:sz w:val="21"/>
+          <w:szCs w:val="21"/>
+        </w:rPr>
+        <w:t xml:space="preserve">62. ARP/wARP and molecular replacement: the next generation. Cohen SX, Jelloul MB, Long F, Vagin A, Knipscheer P, Lebbink J, Sixma TK, Lamzin VS, </w:t>
+      </w:r>
+      <w:r>
+        <w:rPr>
+          <w:rFonts w:ascii="Times New Roman" w:cs="Times New Roman" w:eastAsia="Times New Roman" w:hAnsi="Times New Roman"/>
+          <w:b/>
+          <w:bCs/>
+          <w:sz w:val="21"/>
+          <w:szCs w:val="21"/>
+        </w:rPr>
+        <w:t>Murshudov GN</w:t>
+      </w:r>
+      <w:r>
+        <w:rPr>
+          <w:rFonts w:ascii="Times New Roman" w:cs="Times New Roman" w:eastAsia="Times New Roman" w:hAnsi="Times New Roman"/>
+          <w:sz w:val="21"/>
+          <w:szCs w:val="21"/>
+        </w:rPr>
+        <w:t xml:space="preserve"> and Perrakis A Acta Cryst. D64, 49-60 (2008)</w:t>
+      </w:r>
+    </w:p>
+    <w:p>
+      <w:pPr>
+        <w:spacing w:after="80"/>
+      </w:pPr>
+      <w:r>
+        <w:rPr>
+          <w:rFonts w:ascii="Times New Roman" w:cs="Times New Roman" w:eastAsia="Times New Roman" w:hAnsi="Times New Roman"/>
+          <w:sz w:val="21"/>
+          <w:szCs w:val="21"/>
+        </w:rPr>
+        <w:t xml:space="preserve">63. Surprises and pitfalls arising from (pseudo)symmetry. Zwart PH, Gross-Kunstlve RW, Lebedev AA, </w:t>
+      </w:r>
+      <w:r>
+        <w:rPr>
+          <w:rFonts w:ascii="Times New Roman" w:cs="Times New Roman" w:eastAsia="Times New Roman" w:hAnsi="Times New Roman"/>
+          <w:b/>
+          <w:bCs/>
+          <w:sz w:val="21"/>
+          <w:szCs w:val="21"/>
+        </w:rPr>
+        <w:t>Murshudov GN</w:t>
+      </w:r>
+      <w:r>
+        <w:rPr>
+          <w:rFonts w:ascii="Times New Roman" w:cs="Times New Roman" w:eastAsia="Times New Roman" w:hAnsi="Times New Roman"/>
+          <w:sz w:val="21"/>
+          <w:szCs w:val="21"/>
+        </w:rPr>
+        <w:t xml:space="preserve"> and Adam PD. Acta Cryst. D64, 99-107 (2008)</w:t>
+      </w:r>
+    </w:p>
+    <w:p>
+      <w:pPr>
+        <w:spacing w:after="80"/>
+      </w:pPr>
+      <w:r>
+        <w:rPr>
+          <w:rFonts w:ascii="Times New Roman" w:cs="Times New Roman" w:eastAsia="Times New Roman" w:hAnsi="Times New Roman"/>
+          <w:sz w:val="21"/>
+          <w:szCs w:val="21"/>
+        </w:rPr>
+        <w:t xml:space="preserve">64. The structures and electronic configuration of compound I intermediates of Helicobacter pylori and Penicillium vitale catalases determined by X-Ray crystallography and QM/MM DFT calculations. Alfonso-Prieto M, Borovik A, Carpena X, </w:t>
+      </w:r>
+      <w:r>
+        <w:rPr>
+          <w:rFonts w:ascii="Times New Roman" w:cs="Times New Roman" w:eastAsia="Times New Roman" w:hAnsi="Times New Roman"/>
+          <w:b/>
+          <w:bCs/>
+          <w:sz w:val="21"/>
+          <w:szCs w:val="21"/>
+        </w:rPr>
+        <w:t>Murshudov G</w:t>
+      </w:r>
+      <w:r>
+        <w:rPr>
+          <w:rFonts w:ascii="Times New Roman" w:cs="Times New Roman" w:eastAsia="Times New Roman" w:hAnsi="Times New Roman"/>
+          <w:sz w:val="21"/>
+          <w:szCs w:val="21"/>
+        </w:rPr>
+        <w:t>, Melik-Adamyan W, Fita I, Rovira C and Loewen PC. JACS, 129(14), 4193-4205 (2007)</w:t>
+      </w:r>
+    </w:p>
+    <w:p>
+      <w:pPr>
+        <w:spacing w:after="80"/>
+      </w:pPr>
+      <w:r>
+        <w:rPr>
+          <w:rFonts w:ascii="Times New Roman" w:cs="Times New Roman" w:eastAsia="Times New Roman" w:hAnsi="Times New Roman"/>
+          <w:sz w:val="21"/>
+          <w:szCs w:val="21"/>
+        </w:rPr>
+        <w:t>65. Intensity statistics in twinned crystals with examples from the PDB. Lebedev, AA, Vagin AA and Murshidov, GN Acta Cryst. D62, 83-95 (2006)</w:t>
+      </w:r>
+    </w:p>
+    <w:p>
+      <w:pPr>
+        <w:spacing w:after="80"/>
+      </w:pPr>
+      <w:r>
+        <w:rPr>
+          <w:rFonts w:ascii="Times New Roman" w:cs="Times New Roman" w:eastAsia="Times New Roman" w:hAnsi="Times New Roman"/>
+          <w:sz w:val="21"/>
+          <w:szCs w:val="21"/>
+        </w:rPr>
+        <w:t xml:space="preserve">66. Heme-catalases. Mate MJ, </w:t>
+      </w:r>
+      <w:r>
+        <w:rPr>
+          <w:rFonts w:ascii="Times New Roman" w:cs="Times New Roman" w:eastAsia="Times New Roman" w:hAnsi="Times New Roman"/>
+          <w:b/>
+          <w:bCs/>
+          <w:sz w:val="21"/>
+          <w:szCs w:val="21"/>
+        </w:rPr>
+        <w:t>Murshudov G</w:t>
+      </w:r>
+      <w:r>
+        <w:rPr>
+          <w:rFonts w:ascii="Times New Roman" w:cs="Times New Roman" w:eastAsia="Times New Roman" w:hAnsi="Times New Roman"/>
+          <w:sz w:val="21"/>
+          <w:szCs w:val="21"/>
+        </w:rPr>
+        <w:t>, Bravo J, Melik-Adamyan W, Lowen PC and Fit I. Encyclopedia of Organic and Inorganic Chemistry. eds A. Messerschmidt, R. Huber, T. Poulas, K. Wieghardt, M. Cygler and W. Bode</w:t>
+      </w:r>
+    </w:p>
+    <w:p>
+      <w:pPr>
+        <w:spacing w:after="80"/>
+      </w:pPr>
+      <w:r>
+        <w:rPr>
+          <w:rFonts w:ascii="Times New Roman" w:cs="Times New Roman" w:eastAsia="Times New Roman" w:hAnsi="Times New Roman"/>
+          <w:sz w:val="21"/>
+          <w:szCs w:val="21"/>
+        </w:rPr>
+        <w:t xml:space="preserve">67. SPINE workshop on automated X-ray analysis: a progress report. Bahar M, Ballard C, Cohen SX, Cowtan KD, Dodson EJ, Emsley P, Esnouf RM, Keegan R, Lamzin V, Langer G, Levdikov V, Long F, Meier C, Muller A, </w:t>
+      </w:r>
+      <w:r>
+        <w:rPr>
+          <w:rFonts w:ascii="Times New Roman" w:cs="Times New Roman" w:eastAsia="Times New Roman" w:hAnsi="Times New Roman"/>
+          <w:b/>
+          <w:bCs/>
+          <w:sz w:val="21"/>
+          <w:szCs w:val="21"/>
+        </w:rPr>
+        <w:t>Murshudov GN</w:t>
+      </w:r>
+      <w:r>
+        <w:rPr>
+          <w:rFonts w:ascii="Times New Roman" w:cs="Times New Roman" w:eastAsia="Times New Roman" w:hAnsi="Times New Roman"/>
+          <w:sz w:val="21"/>
+          <w:szCs w:val="21"/>
+        </w:rPr>
+        <w:t>, Perrakis A, Siebold C, Stein N, Turkenburg MGW, Vagin AA, Winn M, Winter G, Wilson KS. Acta Cryst. D62, 1170-1183 (2006)</w:t>
+      </w:r>
+    </w:p>
+    <w:p>
+      <w:pPr>
+        <w:spacing w:after="80"/>
+      </w:pPr>
+      <w:r>
+        <w:rPr>
+          <w:rFonts w:ascii="Times New Roman" w:cs="Times New Roman" w:eastAsia="Times New Roman" w:hAnsi="Times New Roman"/>
+          <w:sz w:val="21"/>
+          <w:szCs w:val="21"/>
+        </w:rPr>
+        <w:t xml:space="preserve">68. Variable role of ions in two drug interaction complexes of DNA. Vallis, N., Steiner, RA, Wright, G, </w:t>
       </w:r>
       <w:r>
         <w:rPr>
@@ -3509,113 +4721,20 @@
           <w:sz w:val="21"/>
           <w:szCs w:val="21"/>
         </w:rPr>
-        <w:t>. and Minor, W., Acta Cryst D53, 316-325 (2017)</w:t>
-      </w:r>
-    </w:p>
-    <w:p>
-      <w:pPr>
-        <w:spacing w:after="80"/>
-      </w:pPr>
-      <w:r>
-        <w:rPr>
-          <w:rFonts w:ascii="Times New Roman" w:cs="Times New Roman" w:eastAsia="Times New Roman" w:hAnsi="Times New Roman"/>
-          <w:sz w:val="21"/>
-          <w:szCs w:val="21"/>
-        </w:rPr>
-        <w:t xml:space="preserve">29. Automated refinement of macromolecular structures at low resolution using prior information. Kovalevskij, O, Nicholls, RA and </w:t>
-      </w:r>
-      <w:r>
-        <w:rPr>
-          <w:rFonts w:ascii="Times New Roman" w:cs="Times New Roman" w:eastAsia="Times New Roman" w:hAnsi="Times New Roman"/>
-          <w:b/>
-          <w:bCs/>
-          <w:sz w:val="21"/>
-          <w:szCs w:val="21"/>
-        </w:rPr>
-        <w:t>Murshudov GN</w:t>
-      </w:r>
-      <w:r>
-        <w:rPr>
-          <w:rFonts w:ascii="Times New Roman" w:cs="Times New Roman" w:eastAsia="Times New Roman" w:hAnsi="Times New Roman"/>
-          <w:sz w:val="21"/>
-          <w:szCs w:val="21"/>
-        </w:rPr>
-        <w:t>, Acta Cryst, D72, 1149-1161 (2016)</w:t>
-      </w:r>
-    </w:p>
-    <w:p>
-      <w:pPr>
-        <w:spacing w:after="80"/>
-      </w:pPr>
-      <w:r>
-        <w:rPr>
-          <w:rFonts w:ascii="Times New Roman" w:cs="Times New Roman" w:eastAsia="Times New Roman" w:hAnsi="Times New Roman"/>
-          <w:sz w:val="21"/>
-          <w:szCs w:val="21"/>
-        </w:rPr>
-        <w:t xml:space="preserve">30. Refinement of Atomic Structures Against cyro-EM maps. </w:t>
-      </w:r>
-      <w:r>
-        <w:rPr>
-          <w:rFonts w:ascii="Times New Roman" w:cs="Times New Roman" w:eastAsia="Times New Roman" w:hAnsi="Times New Roman"/>
-          <w:b/>
-          <w:bCs/>
-          <w:sz w:val="21"/>
-          <w:szCs w:val="21"/>
-        </w:rPr>
-        <w:t>Murshudov GN</w:t>
-      </w:r>
-      <w:r>
-        <w:rPr>
-          <w:rFonts w:ascii="Times New Roman" w:cs="Times New Roman" w:eastAsia="Times New Roman" w:hAnsi="Times New Roman"/>
-          <w:sz w:val="21"/>
-          <w:szCs w:val="21"/>
-        </w:rPr>
-        <w:t>. Methods in Enzymology, Crowther A ed. 579, 277-305 (2016)</w:t>
-      </w:r>
-    </w:p>
-    <w:p>
-      <w:pPr>
-        <w:spacing w:after="80"/>
-      </w:pPr>
-      <w:r>
-        <w:rPr>
-          <w:rFonts w:ascii="Times New Roman" w:cs="Times New Roman" w:eastAsia="Times New Roman" w:hAnsi="Times New Roman"/>
-          <w:sz w:val="21"/>
-          <w:szCs w:val="21"/>
-        </w:rPr>
-        <w:t xml:space="preserve">31. Robust background modelling in DIALS. Parkhurst J, Winter G, Waterman DG, Fuentos- Montero L, Gildea R, </w:t>
-      </w:r>
-      <w:r>
-        <w:rPr>
-          <w:rFonts w:ascii="Times New Roman" w:cs="Times New Roman" w:eastAsia="Times New Roman" w:hAnsi="Times New Roman"/>
-          <w:b/>
-          <w:bCs/>
-          <w:sz w:val="21"/>
-          <w:szCs w:val="21"/>
-        </w:rPr>
-        <w:t>Murshudov GN</w:t>
-      </w:r>
-      <w:r>
-        <w:rPr>
-          <w:rFonts w:ascii="Times New Roman" w:cs="Times New Roman" w:eastAsia="Times New Roman" w:hAnsi="Times New Roman"/>
-          <w:sz w:val="21"/>
-          <w:szCs w:val="21"/>
-        </w:rPr>
-        <w:t xml:space="preserve"> and Evans G. 49, J. Appl. Cryst. 1-10 (2016)</w:t>
-      </w:r>
-    </w:p>
-    <w:p>
-      <w:pPr>
-        <w:spacing w:after="80"/>
-      </w:pPr>
-      <w:r>
-        <w:rPr>
-          <w:rFonts w:ascii="Times New Roman" w:cs="Times New Roman" w:eastAsia="Times New Roman" w:hAnsi="Times New Roman"/>
-          <w:sz w:val="21"/>
-          <w:szCs w:val="21"/>
-        </w:rPr>
-        <w:t xml:space="preserve">32. Outcome of the First wwPDB/CCDC/D3R Ligand Validation Workshop. Adams, P.D., Aertgeerts, K., ... </w:t>
+        <w:t>N, Subirana JA. J.Biol.Inorg.Chem 10, 476-482 (2005)</w:t>
+      </w:r>
+    </w:p>
+    <w:p>
+      <w:pPr>
+        <w:spacing w:after="80"/>
+      </w:pPr>
+      <w:r>
+        <w:rPr>
+          <w:rFonts w:ascii="Times New Roman" w:cs="Times New Roman" w:eastAsia="Times New Roman" w:hAnsi="Times New Roman"/>
+          <w:sz w:val="21"/>
+          <w:szCs w:val="21"/>
+        </w:rPr>
+        <w:t xml:space="preserve">69. Structures of Plasmodium falciparum purine nucleoside phosphorylase complexed with sulfate and its natural substrate ionosine. Schnick, C., Robien, MA, Dodson, EJ, </w:t>
       </w:r>
       <w:r>
         <w:rPr>
@@ -3633,20 +4752,20 @@
           <w:sz w:val="21"/>
           <w:szCs w:val="21"/>
         </w:rPr>
-        <w:t>.N., ... Structure. 24, 502-508 (2016)</w:t>
-      </w:r>
-    </w:p>
-    <w:p>
-      <w:pPr>
-        <w:spacing w:after="80"/>
-      </w:pPr>
-      <w:r>
-        <w:rPr>
-          <w:rFonts w:ascii="Times New Roman" w:cs="Times New Roman" w:eastAsia="Times New Roman" w:hAnsi="Times New Roman"/>
-          <w:sz w:val="21"/>
-          <w:szCs w:val="21"/>
-        </w:rPr>
-        <w:t xml:space="preserve">33. How to tackle protein structural data from solution and solid state: An integrated approach. Carlon A, Ravera, E., Andralojc, W., Parigi, G., </w:t>
+        <w:t>N, Anderson, L, Luft, JR, Mehlin, C., Hol, WGJ, Branniganm JA and Wilkinson AJ. Acta Cryst., D61, 1245-1254 (2005)</w:t>
+      </w:r>
+    </w:p>
+    <w:p>
+      <w:pPr>
+        <w:spacing w:after="80"/>
+      </w:pPr>
+      <w:r>
+        <w:rPr>
+          <w:rFonts w:ascii="Times New Roman" w:cs="Times New Roman" w:eastAsia="Times New Roman" w:hAnsi="Times New Roman"/>
+          <w:sz w:val="21"/>
+          <w:szCs w:val="21"/>
+        </w:rPr>
+        <w:t xml:space="preserve">70. REFMAC5 dictionary: organisation of prior chemical knowledge and guidelines for its use. Vagin, AA, Steiner, RS, Lebedev, AA, Potterton, L, McNicholas, S, Long, F and </w:t>
       </w:r>
       <w:r>
         <w:rPr>
@@ -3664,20 +4783,1039 @@
           <w:sz w:val="21"/>
           <w:szCs w:val="21"/>
         </w:rPr>
-        <w:t>.N. and Luchinat, C. Progress in Nuclear Magnetic Resonance Spectroscopy. V92-93, 54-70 (2016)</w:t>
-      </w:r>
-    </w:p>
-    <w:p>
-      <w:pPr>
-        <w:spacing w:after="80"/>
-      </w:pPr>
-      <w:r>
-        <w:rPr>
-          <w:rFonts w:ascii="Times New Roman" w:cs="Times New Roman" w:eastAsia="Times New Roman" w:hAnsi="Times New Roman"/>
-          <w:sz w:val="21"/>
-          <w:szCs w:val="21"/>
-        </w:rPr>
-        <w:t xml:space="preserve">34. Structures of actin-like ParM filaments show architecture of plasmid-segregating spindles. Lowe J, Bharat T, </w:t>
+        <w:t>N. Acta Cryst. D60, 2184-2195 (2004)</w:t>
+      </w:r>
+    </w:p>
+    <w:p>
+      <w:pPr>
+        <w:spacing w:after="80"/>
+      </w:pPr>
+      <w:r>
+        <w:rPr>
+          <w:rFonts w:ascii="Times New Roman" w:cs="Times New Roman" w:eastAsia="Times New Roman" w:hAnsi="Times New Roman"/>
+          <w:sz w:val="21"/>
+          <w:szCs w:val="21"/>
+        </w:rPr>
+        <w:t xml:space="preserve">71. Direct incorporation of experimental phase information in model refinement. Skubak P, </w:t>
+      </w:r>
+      <w:r>
+        <w:rPr>
+          <w:rFonts w:ascii="Times New Roman" w:cs="Times New Roman" w:eastAsia="Times New Roman" w:hAnsi="Times New Roman"/>
+          <w:b/>
+          <w:bCs/>
+          <w:sz w:val="21"/>
+          <w:szCs w:val="21"/>
+        </w:rPr>
+        <w:t>Murshudov GN</w:t>
+      </w:r>
+      <w:r>
+        <w:rPr>
+          <w:rFonts w:ascii="Times New Roman" w:cs="Times New Roman" w:eastAsia="Times New Roman" w:hAnsi="Times New Roman"/>
+          <w:sz w:val="21"/>
+          <w:szCs w:val="21"/>
+        </w:rPr>
+        <w:t>, Pannu NS. Acta Cryst. D60, 2196-2201 (2004)</w:t>
+      </w:r>
+    </w:p>
+    <w:p>
+      <w:pPr>
+        <w:spacing w:after="80"/>
+      </w:pPr>
+      <w:r>
+        <w:rPr>
+          <w:rFonts w:ascii="Times New Roman" w:cs="Times New Roman" w:eastAsia="Times New Roman" w:hAnsi="Times New Roman"/>
+          <w:sz w:val="21"/>
+          <w:szCs w:val="21"/>
+        </w:rPr>
+        <w:t xml:space="preserve">72. Developments in the CCP4 molecular-graphics project. Potterton L, McNicholas S, Krissinel E, Gruber J, Cowtan K, Emsley P, </w:t>
+      </w:r>
+      <w:r>
+        <w:rPr>
+          <w:rFonts w:ascii="Times New Roman" w:cs="Times New Roman" w:eastAsia="Times New Roman" w:hAnsi="Times New Roman"/>
+          <w:b/>
+          <w:bCs/>
+          <w:sz w:val="21"/>
+          <w:szCs w:val="21"/>
+        </w:rPr>
+        <w:t>Murshudov GN</w:t>
+      </w:r>
+      <w:r>
+        <w:rPr>
+          <w:rFonts w:ascii="Times New Roman" w:cs="Times New Roman" w:eastAsia="Times New Roman" w:hAnsi="Times New Roman"/>
+          <w:sz w:val="21"/>
+          <w:szCs w:val="21"/>
+        </w:rPr>
+        <w:t>, Cohen S, Perrakis A, Noble M Acta Cryst., D60, 2288-2294 (2004)</w:t>
+      </w:r>
+    </w:p>
+    <w:p>
+      <w:pPr>
+        <w:spacing w:after="80"/>
+      </w:pPr>
+      <w:r>
+        <w:rPr>
+          <w:rFonts w:ascii="Times New Roman" w:cs="Times New Roman" w:eastAsia="Times New Roman" w:hAnsi="Times New Roman"/>
+          <w:sz w:val="21"/>
+          <w:szCs w:val="21"/>
+        </w:rPr>
+        <w:t xml:space="preserve">73. Crystallization and preliminary X-ray diffraction studies of a fungal hydrolase from Ophiostoma novo-ulmi. Isupov MN, Brindley AA, Hollingsworth EJ, </w:t>
+      </w:r>
+      <w:r>
+        <w:rPr>
+          <w:rFonts w:ascii="Times New Roman" w:cs="Times New Roman" w:eastAsia="Times New Roman" w:hAnsi="Times New Roman"/>
+          <w:b/>
+          <w:bCs/>
+          <w:sz w:val="21"/>
+          <w:szCs w:val="21"/>
+        </w:rPr>
+        <w:t>Murshudov GN</w:t>
+      </w:r>
+      <w:r>
+        <w:rPr>
+          <w:rFonts w:ascii="Times New Roman" w:cs="Times New Roman" w:eastAsia="Times New Roman" w:hAnsi="Times New Roman"/>
+          <w:sz w:val="21"/>
+          <w:szCs w:val="21"/>
+        </w:rPr>
+        <w:t>, Vagin AA, Littlechild JA. Acta Cryst. D60, 1879-1882 (2004)</w:t>
+      </w:r>
+    </w:p>
+    <w:p>
+      <w:pPr>
+        <w:spacing w:after="80"/>
+      </w:pPr>
+      <w:r>
+        <w:rPr>
+          <w:rFonts w:ascii="Times New Roman" w:cs="Times New Roman" w:eastAsia="Times New Roman" w:hAnsi="Times New Roman"/>
+          <w:sz w:val="21"/>
+          <w:szCs w:val="21"/>
+        </w:rPr>
+        <w:t xml:space="preserve">74. DNA variability in five crystal structures of d(CGCAATTGCG). Valls N, Wright G, Steiner RA, </w:t>
+      </w:r>
+      <w:r>
+        <w:rPr>
+          <w:rFonts w:ascii="Times New Roman" w:cs="Times New Roman" w:eastAsia="Times New Roman" w:hAnsi="Times New Roman"/>
+          <w:b/>
+          <w:bCs/>
+          <w:sz w:val="21"/>
+          <w:szCs w:val="21"/>
+        </w:rPr>
+        <w:t>Murshudov GN</w:t>
+      </w:r>
+      <w:r>
+        <w:rPr>
+          <w:rFonts w:ascii="Times New Roman" w:cs="Times New Roman" w:eastAsia="Times New Roman" w:hAnsi="Times New Roman"/>
+          <w:sz w:val="21"/>
+          <w:szCs w:val="21"/>
+        </w:rPr>
+        <w:t>, Subirana JA. Acta Cryst., D60, 680-685 (2004)</w:t>
+      </w:r>
+    </w:p>
+    <w:p>
+      <w:pPr>
+        <w:spacing w:after="80"/>
+      </w:pPr>
+      <w:r>
+        <w:rPr>
+          <w:rFonts w:ascii="Times New Roman" w:cs="Times New Roman" w:eastAsia="Times New Roman" w:hAnsi="Times New Roman"/>
+          <w:sz w:val="21"/>
+          <w:szCs w:val="21"/>
+        </w:rPr>
+        <w:t xml:space="preserve">75. Macromolecular TLS refinement in REFMAC at moderate resolutions. Winn MD, </w:t>
+      </w:r>
+      <w:r>
+        <w:rPr>
+          <w:rFonts w:ascii="Times New Roman" w:cs="Times New Roman" w:eastAsia="Times New Roman" w:hAnsi="Times New Roman"/>
+          <w:b/>
+          <w:bCs/>
+          <w:sz w:val="21"/>
+          <w:szCs w:val="21"/>
+        </w:rPr>
+        <w:t>Murshudov GN</w:t>
+      </w:r>
+      <w:r>
+        <w:rPr>
+          <w:rFonts w:ascii="Times New Roman" w:cs="Times New Roman" w:eastAsia="Times New Roman" w:hAnsi="Times New Roman"/>
+          <w:sz w:val="21"/>
+          <w:szCs w:val="21"/>
+        </w:rPr>
+        <w:t>, Papiz MZ. Methods in Enzymology, 374, 300-321 (2003)</w:t>
+      </w:r>
+    </w:p>
+    <w:p>
+      <w:pPr>
+        <w:spacing w:after="80"/>
+      </w:pPr>
+      <w:r>
+        <w:rPr>
+          <w:rFonts w:ascii="Times New Roman" w:cs="Times New Roman" w:eastAsia="Times New Roman" w:hAnsi="Times New Roman"/>
+          <w:sz w:val="21"/>
+          <w:szCs w:val="21"/>
+        </w:rPr>
+        <w:t xml:space="preserve">76. Fisher’s information matrix in maximum likelihood molecular refinement. Steiner R, Lebedev, A, </w:t>
+      </w:r>
+      <w:r>
+        <w:rPr>
+          <w:rFonts w:ascii="Times New Roman" w:cs="Times New Roman" w:eastAsia="Times New Roman" w:hAnsi="Times New Roman"/>
+          <w:b/>
+          <w:bCs/>
+          <w:sz w:val="21"/>
+          <w:szCs w:val="21"/>
+        </w:rPr>
+        <w:t>Murshudov GN</w:t>
+      </w:r>
+      <w:r>
+        <w:rPr>
+          <w:rFonts w:ascii="Times New Roman" w:cs="Times New Roman" w:eastAsia="Times New Roman" w:hAnsi="Times New Roman"/>
+          <w:sz w:val="21"/>
+          <w:szCs w:val="21"/>
+        </w:rPr>
+        <w:t>. Acta Cryst. D59, 2114-2124 (2003)</w:t>
+      </w:r>
+    </w:p>
+    <w:p>
+      <w:pPr>
+        <w:spacing w:after="80"/>
+      </w:pPr>
+      <w:r>
+        <w:rPr>
+          <w:rFonts w:ascii="Times New Roman" w:cs="Times New Roman" w:eastAsia="Times New Roman" w:hAnsi="Times New Roman"/>
+          <w:sz w:val="21"/>
+          <w:szCs w:val="21"/>
+        </w:rPr>
+        <w:t xml:space="preserve">77. Face-to-face and edge-to-edge pi-pi interaction in a synthetic DNA hairpin with stilbenediether linker. Egli, M, Tereshko, V, </w:t>
+      </w:r>
+      <w:r>
+        <w:rPr>
+          <w:rFonts w:ascii="Times New Roman" w:cs="Times New Roman" w:eastAsia="Times New Roman" w:hAnsi="Times New Roman"/>
+          <w:b/>
+          <w:bCs/>
+          <w:sz w:val="21"/>
+          <w:szCs w:val="21"/>
+        </w:rPr>
+        <w:t>Murshudov, G</w:t>
+      </w:r>
+      <w:r>
+        <w:rPr>
+          <w:rFonts w:ascii="Times New Roman" w:cs="Times New Roman" w:eastAsia="Times New Roman" w:hAnsi="Times New Roman"/>
+          <w:sz w:val="21"/>
+          <w:szCs w:val="21"/>
+        </w:rPr>
+        <w:t>N, Sanishvili, R, Liu, XY, Lewis FD. JACS, 125, 10842-10849 (2003)</w:t>
+      </w:r>
+    </w:p>
+    <w:p>
+      <w:pPr>
+        <w:spacing w:after="80"/>
+      </w:pPr>
+      <w:r>
+        <w:rPr>
+          <w:rFonts w:ascii="Times New Roman" w:cs="Times New Roman" w:eastAsia="Times New Roman" w:hAnsi="Times New Roman"/>
+          <w:sz w:val="21"/>
+          <w:szCs w:val="21"/>
+        </w:rPr>
+        <w:t xml:space="preserve">78. The structure of NADH in the enzyme of dTDP-D-glucose dehydratase (RmIB). Beis, K, Allard, STM, Hegeman, AD, </w:t>
+      </w:r>
+      <w:r>
+        <w:rPr>
+          <w:rFonts w:ascii="Times New Roman" w:cs="Times New Roman" w:eastAsia="Times New Roman" w:hAnsi="Times New Roman"/>
+          <w:b/>
+          <w:bCs/>
+          <w:sz w:val="21"/>
+          <w:szCs w:val="21"/>
+        </w:rPr>
+        <w:t>Murshudov, G</w:t>
+      </w:r>
+      <w:r>
+        <w:rPr>
+          <w:rFonts w:ascii="Times New Roman" w:cs="Times New Roman" w:eastAsia="Times New Roman" w:hAnsi="Times New Roman"/>
+          <w:sz w:val="21"/>
+          <w:szCs w:val="21"/>
+        </w:rPr>
+        <w:t>, Philip, D, Naismith, JH. JACS, 125, 11872-11878 (2003)</w:t>
+      </w:r>
+    </w:p>
+    <w:p>
+      <w:pPr>
+        <w:spacing w:after="80"/>
+      </w:pPr>
+      <w:r>
+        <w:rPr>
+          <w:rFonts w:ascii="Times New Roman" w:cs="Times New Roman" w:eastAsia="Times New Roman" w:hAnsi="Times New Roman"/>
+          <w:sz w:val="21"/>
+          <w:szCs w:val="21"/>
+        </w:rPr>
+        <w:t xml:space="preserve">79. The structures of Micrococcus lysodeikticus catalase, its ferryl intermediate (compound II) and NADPH complex. </w:t>
+      </w:r>
+      <w:r>
+        <w:rPr>
+          <w:rFonts w:ascii="Times New Roman" w:cs="Times New Roman" w:eastAsia="Times New Roman" w:hAnsi="Times New Roman"/>
+          <w:b/>
+          <w:bCs/>
+          <w:sz w:val="21"/>
+          <w:szCs w:val="21"/>
+        </w:rPr>
+        <w:t>Murshudov GN</w:t>
+      </w:r>
+      <w:r>
+        <w:rPr>
+          <w:rFonts w:ascii="Times New Roman" w:cs="Times New Roman" w:eastAsia="Times New Roman" w:hAnsi="Times New Roman"/>
+          <w:sz w:val="21"/>
+          <w:szCs w:val="21"/>
+        </w:rPr>
+        <w:t>, Grebenko AI, Brannigan JA, Antson AA, Barynin VV, Dodson GG, Dauter Z, Wilson KS, Melik-Adamyan WR. Acta Cryst. D58, 1972-1982 (2002)</w:t>
+      </w:r>
+    </w:p>
+    <w:p>
+      <w:pPr>
+        <w:spacing w:after="80"/>
+      </w:pPr>
+      <w:r>
+        <w:rPr>
+          <w:rFonts w:ascii="Times New Roman" w:cs="Times New Roman" w:eastAsia="Times New Roman" w:hAnsi="Times New Roman"/>
+          <w:sz w:val="21"/>
+          <w:szCs w:val="21"/>
+        </w:rPr>
+        <w:t xml:space="preserve">80. Substrate distortion by a beta-mannanase: Snapshot of the Michelis and covalent intermediate complexes suggest a B2,5 conformation for the transition state. Ducros VMA, Zeche DL, </w:t>
+      </w:r>
+      <w:r>
+        <w:rPr>
+          <w:rFonts w:ascii="Times New Roman" w:cs="Times New Roman" w:eastAsia="Times New Roman" w:hAnsi="Times New Roman"/>
+          <w:b/>
+          <w:bCs/>
+          <w:sz w:val="21"/>
+          <w:szCs w:val="21"/>
+        </w:rPr>
+        <w:t>Murshudov GN</w:t>
+      </w:r>
+      <w:r>
+        <w:rPr>
+          <w:rFonts w:ascii="Times New Roman" w:cs="Times New Roman" w:eastAsia="Times New Roman" w:hAnsi="Times New Roman"/>
+          <w:sz w:val="21"/>
+          <w:szCs w:val="21"/>
+        </w:rPr>
+        <w:t>, Gilbert HJ, Szabo L, Stoll D, Withers SG, Davies GJ. Angew Chem Int ed. 41(15), 2824 (2002)</w:t>
+      </w:r>
+    </w:p>
+    <w:p>
+      <w:pPr>
+        <w:spacing w:after="80"/>
+      </w:pPr>
+      <w:r>
+        <w:rPr>
+          <w:rFonts w:ascii="Times New Roman" w:cs="Times New Roman" w:eastAsia="Times New Roman" w:hAnsi="Times New Roman"/>
+          <w:sz w:val="21"/>
+          <w:szCs w:val="21"/>
+        </w:rPr>
+        <w:t xml:space="preserve">81. Structural origin of the functional divergence of human insulin like growth factor-I and insulin. Biochemistry. Brzozowski AM, Dodson EJ, Dodsnon GG, </w:t>
+      </w:r>
+      <w:r>
+        <w:rPr>
+          <w:rFonts w:ascii="Times New Roman" w:cs="Times New Roman" w:eastAsia="Times New Roman" w:hAnsi="Times New Roman"/>
+          <w:b/>
+          <w:bCs/>
+          <w:sz w:val="21"/>
+          <w:szCs w:val="21"/>
+        </w:rPr>
+        <w:t>Murshudov GN</w:t>
+      </w:r>
+      <w:r>
+        <w:rPr>
+          <w:rFonts w:ascii="Times New Roman" w:cs="Times New Roman" w:eastAsia="Times New Roman" w:hAnsi="Times New Roman"/>
+          <w:sz w:val="21"/>
+          <w:szCs w:val="21"/>
+        </w:rPr>
+        <w:t>, Verma C, Turkenburg JP, de Bree FM, Dauter Z. 41(30), 9389-9397 (2002)</w:t>
+      </w:r>
+    </w:p>
+    <w:p>
+      <w:pPr>
+        <w:spacing w:after="80"/>
+      </w:pPr>
+      <w:r>
+        <w:rPr>
+          <w:rFonts w:ascii="Times New Roman" w:cs="Times New Roman" w:eastAsia="Times New Roman" w:hAnsi="Times New Roman"/>
+          <w:sz w:val="21"/>
+          <w:szCs w:val="21"/>
+        </w:rPr>
+        <w:t xml:space="preserve">82. NMR trial model: experiences with colicin immunity protein IM7 and the p85 alpha terminal SH2-peptide complex. Pauptit RA, Dennis CA, Derbyshire DJ, Breeze AL, Weston SA, Roswell S, </w:t>
+      </w:r>
+      <w:r>
+        <w:rPr>
+          <w:rFonts w:ascii="Times New Roman" w:cs="Times New Roman" w:eastAsia="Times New Roman" w:hAnsi="Times New Roman"/>
+          <w:b/>
+          <w:bCs/>
+          <w:sz w:val="21"/>
+          <w:szCs w:val="21"/>
+        </w:rPr>
+        <w:t>Murshudov GN</w:t>
+      </w:r>
+      <w:r>
+        <w:rPr>
+          <w:rFonts w:ascii="Times New Roman" w:cs="Times New Roman" w:eastAsia="Times New Roman" w:hAnsi="Times New Roman"/>
+          <w:sz w:val="21"/>
+          <w:szCs w:val="21"/>
+        </w:rPr>
+        <w:t>. Acta Cryst. D57, 1397-1404 (2001)</w:t>
+      </w:r>
+    </w:p>
+    <w:p>
+      <w:pPr>
+        <w:spacing w:after="80"/>
+      </w:pPr>
+      <w:r>
+        <w:rPr>
+          <w:rFonts w:ascii="Times New Roman" w:cs="Times New Roman" w:eastAsia="Times New Roman" w:hAnsi="Times New Roman"/>
+          <w:sz w:val="21"/>
+          <w:szCs w:val="21"/>
+        </w:rPr>
+        <w:t xml:space="preserve">83. Structure of Bacillus cell fate determinant SpoIIAA in phosphorilated and unphsphorilated forms. Seavers PR, Lewis RJ, Branningan JA, Verschuren KHG, </w:t>
+      </w:r>
+      <w:r>
+        <w:rPr>
+          <w:rFonts w:ascii="Times New Roman" w:cs="Times New Roman" w:eastAsia="Times New Roman" w:hAnsi="Times New Roman"/>
+          <w:b/>
+          <w:bCs/>
+          <w:sz w:val="21"/>
+          <w:szCs w:val="21"/>
+        </w:rPr>
+        <w:t>Murshudov GN</w:t>
+      </w:r>
+      <w:r>
+        <w:rPr>
+          <w:rFonts w:ascii="Times New Roman" w:cs="Times New Roman" w:eastAsia="Times New Roman" w:hAnsi="Times New Roman"/>
+          <w:sz w:val="21"/>
+          <w:szCs w:val="21"/>
+        </w:rPr>
+        <w:t>, Wilkinson AJ. Structure 9(7), 605-614 (2001)</w:t>
+      </w:r>
+    </w:p>
+    <w:p>
+      <w:pPr>
+        <w:spacing w:after="80"/>
+      </w:pPr>
+      <w:r>
+        <w:rPr>
+          <w:rFonts w:ascii="Times New Roman" w:cs="Times New Roman" w:eastAsia="Times New Roman" w:hAnsi="Times New Roman"/>
+          <w:sz w:val="21"/>
+          <w:szCs w:val="21"/>
+        </w:rPr>
+        <w:t xml:space="preserve">84. X-ray structure of bovine pancreatic phospholipase A(2) at atomic resolution. Steiner RA, Rozeboom HJ, de Vries A, Kalj KH, </w:t>
+      </w:r>
+      <w:r>
+        <w:rPr>
+          <w:rFonts w:ascii="Times New Roman" w:cs="Times New Roman" w:eastAsia="Times New Roman" w:hAnsi="Times New Roman"/>
+          <w:b/>
+          <w:bCs/>
+          <w:sz w:val="21"/>
+          <w:szCs w:val="21"/>
+        </w:rPr>
+        <w:t>Murshudov GN</w:t>
+      </w:r>
+      <w:r>
+        <w:rPr>
+          <w:rFonts w:ascii="Times New Roman" w:cs="Times New Roman" w:eastAsia="Times New Roman" w:hAnsi="Times New Roman"/>
+          <w:sz w:val="21"/>
+          <w:szCs w:val="21"/>
+        </w:rPr>
+        <w:t>, Wilson KS, Dijkstra BW. Acta Cryst D57, 516-526 (2001)</w:t>
+      </w:r>
+    </w:p>
+    <w:p>
+      <w:pPr>
+        <w:spacing w:after="80"/>
+      </w:pPr>
+      <w:r>
+        <w:rPr>
+          <w:rFonts w:ascii="Times New Roman" w:cs="Times New Roman" w:eastAsia="Times New Roman" w:hAnsi="Times New Roman"/>
+          <w:sz w:val="21"/>
+          <w:szCs w:val="21"/>
+        </w:rPr>
+        <w:t xml:space="preserve">85. Crystal structure of GerE, the ultimate transcriptional regulator of spore formation in Bacillus. Ducros VMA, Lewis RJ, Verma CS, Dodson EJ, Leonard G, Turkenburg JP, </w:t>
+      </w:r>
+      <w:r>
+        <w:rPr>
+          <w:rFonts w:ascii="Times New Roman" w:cs="Times New Roman" w:eastAsia="Times New Roman" w:hAnsi="Times New Roman"/>
+          <w:b/>
+          <w:bCs/>
+          <w:sz w:val="21"/>
+          <w:szCs w:val="21"/>
+        </w:rPr>
+        <w:t>Murshudov GN</w:t>
+      </w:r>
+      <w:r>
+        <w:rPr>
+          <w:rFonts w:ascii="Times New Roman" w:cs="Times New Roman" w:eastAsia="Times New Roman" w:hAnsi="Times New Roman"/>
+          <w:sz w:val="21"/>
+          <w:szCs w:val="21"/>
+        </w:rPr>
+        <w:t>, Wilkinson AJ, Brannigan JA. J.Mol.Biol. 306(4), 759-771 (2001)</w:t>
+      </w:r>
+    </w:p>
+    <w:p>
+      <w:pPr>
+        <w:spacing w:after="80"/>
+      </w:pPr>
+      <w:r>
+        <w:rPr>
+          <w:rFonts w:ascii="Times New Roman" w:cs="Times New Roman" w:eastAsia="Times New Roman" w:hAnsi="Times New Roman"/>
+          <w:sz w:val="21"/>
+          <w:szCs w:val="21"/>
+        </w:rPr>
+        <w:t xml:space="preserve">86. The three-dimensional structure of human S100 A12. Moroz OV, Antson AA, </w:t>
+      </w:r>
+      <w:r>
+        <w:rPr>
+          <w:rFonts w:ascii="Times New Roman" w:cs="Times New Roman" w:eastAsia="Times New Roman" w:hAnsi="Times New Roman"/>
+          <w:b/>
+          <w:bCs/>
+          <w:sz w:val="21"/>
+          <w:szCs w:val="21"/>
+        </w:rPr>
+        <w:t>Murshudov GN</w:t>
+      </w:r>
+      <w:r>
+        <w:rPr>
+          <w:rFonts w:ascii="Times New Roman" w:cs="Times New Roman" w:eastAsia="Times New Roman" w:hAnsi="Times New Roman"/>
+          <w:sz w:val="21"/>
+          <w:szCs w:val="21"/>
+        </w:rPr>
+        <w:t>, Maiyland NJ, Dodson GG, Wilson KS, Skibshoj I, Lukindina EM, Bronstein IB., Acta Cryst. D57, 20-29 (2001)</w:t>
+      </w:r>
+    </w:p>
+    <w:p>
+      <w:pPr>
+        <w:spacing w:after="80"/>
+      </w:pPr>
+      <w:r>
+        <w:rPr>
+          <w:rFonts w:ascii="Times New Roman" w:cs="Times New Roman" w:eastAsia="Times New Roman" w:hAnsi="Times New Roman"/>
+          <w:sz w:val="21"/>
+          <w:szCs w:val="21"/>
+        </w:rPr>
+        <w:t xml:space="preserve">87. Use of TLS parameter to model anisotropic displacement in macromolecular refinement. Winn MD, Isupov M, </w:t>
+      </w:r>
+      <w:r>
+        <w:rPr>
+          <w:rFonts w:ascii="Times New Roman" w:cs="Times New Roman" w:eastAsia="Times New Roman" w:hAnsi="Times New Roman"/>
+          <w:b/>
+          <w:bCs/>
+          <w:sz w:val="21"/>
+          <w:szCs w:val="21"/>
+        </w:rPr>
+        <w:t>Murshudov GN</w:t>
+      </w:r>
+      <w:r>
+        <w:rPr>
+          <w:rFonts w:ascii="Times New Roman" w:cs="Times New Roman" w:eastAsia="Times New Roman" w:hAnsi="Times New Roman"/>
+          <w:sz w:val="21"/>
+          <w:szCs w:val="21"/>
+        </w:rPr>
+        <w:t>. Acta Cryst. D57, 122-133 (2001)</w:t>
+      </w:r>
+    </w:p>
+    <w:p>
+      <w:pPr>
+        <w:spacing w:after="80"/>
+      </w:pPr>
+      <w:r>
+        <w:rPr>
+          <w:rFonts w:ascii="Times New Roman" w:cs="Times New Roman" w:eastAsia="Times New Roman" w:hAnsi="Times New Roman"/>
+          <w:sz w:val="21"/>
+          <w:szCs w:val="21"/>
+        </w:rPr>
+        <w:t xml:space="preserve">88. Structure of Slow processing Precursor Penicillin Acylase from Escherichia coli reveals the linker peptide blocking active site cleft. Hewitt L, Kasche V, Lummer K, Lewis RJ, </w:t>
+      </w:r>
+      <w:r>
+        <w:rPr>
+          <w:rFonts w:ascii="Times New Roman" w:cs="Times New Roman" w:eastAsia="Times New Roman" w:hAnsi="Times New Roman"/>
+          <w:b/>
+          <w:bCs/>
+          <w:sz w:val="21"/>
+          <w:szCs w:val="21"/>
+        </w:rPr>
+        <w:t>Murshudov GN</w:t>
+      </w:r>
+      <w:r>
+        <w:rPr>
+          <w:rFonts w:ascii="Times New Roman" w:cs="Times New Roman" w:eastAsia="Times New Roman" w:hAnsi="Times New Roman"/>
+          <w:sz w:val="21"/>
+          <w:szCs w:val="21"/>
+        </w:rPr>
+        <w:t>, Verma CS, Dodson GG, Wilson KS. J Mol Biol 302, 887-898 (2000)</w:t>
+      </w:r>
+    </w:p>
+    <w:p>
+      <w:pPr>
+        <w:spacing w:after="80"/>
+      </w:pPr>
+      <w:r>
+        <w:rPr>
+          <w:rFonts w:ascii="Times New Roman" w:cs="Times New Roman" w:eastAsia="Times New Roman" w:hAnsi="Times New Roman"/>
+          <w:sz w:val="21"/>
+          <w:szCs w:val="21"/>
+        </w:rPr>
+        <w:t xml:space="preserve">89. Crystal structure of dodecameric vanadium-dependent bromoperoxidase from the red algae Carollina officinalis. Isupov MN, Dalby AR, Brindley AA, Izumi Y, Tanabe T, </w:t>
+      </w:r>
+      <w:r>
+        <w:rPr>
+          <w:rFonts w:ascii="Times New Roman" w:cs="Times New Roman" w:eastAsia="Times New Roman" w:hAnsi="Times New Roman"/>
+          <w:b/>
+          <w:bCs/>
+          <w:sz w:val="21"/>
+          <w:szCs w:val="21"/>
+        </w:rPr>
+        <w:t>Murshudov GN</w:t>
+      </w:r>
+      <w:r>
+        <w:rPr>
+          <w:rFonts w:ascii="Times New Roman" w:cs="Times New Roman" w:eastAsia="Times New Roman" w:hAnsi="Times New Roman"/>
+          <w:sz w:val="21"/>
+          <w:szCs w:val="21"/>
+        </w:rPr>
+        <w:t>, Littlechild JA. J Mol Biol. 299, 1035-1049 (2000)</w:t>
+      </w:r>
+    </w:p>
+    <w:p>
+      <w:pPr>
+        <w:spacing w:after="80"/>
+      </w:pPr>
+      <w:r>
+        <w:rPr>
+          <w:rFonts w:ascii="Times New Roman" w:cs="Times New Roman" w:eastAsia="Times New Roman" w:hAnsi="Times New Roman"/>
+          <w:sz w:val="21"/>
+          <w:szCs w:val="21"/>
+        </w:rPr>
+        <w:t xml:space="preserve">90. The three dimensional structure of a Trichoderma reesi beta-mannanase from glycoside hydrolase famili 5. Sabini E, Schubert H, </w:t>
+      </w:r>
+      <w:r>
+        <w:rPr>
+          <w:rFonts w:ascii="Times New Roman" w:cs="Times New Roman" w:eastAsia="Times New Roman" w:hAnsi="Times New Roman"/>
+          <w:b/>
+          <w:bCs/>
+          <w:sz w:val="21"/>
+          <w:szCs w:val="21"/>
+        </w:rPr>
+        <w:t>Murshudov GN</w:t>
+      </w:r>
+      <w:r>
+        <w:rPr>
+          <w:rFonts w:ascii="Times New Roman" w:cs="Times New Roman" w:eastAsia="Times New Roman" w:hAnsi="Times New Roman"/>
+          <w:sz w:val="21"/>
+          <w:szCs w:val="21"/>
+        </w:rPr>
+        <w:t>, Wilson KS, Siika-Aho S, Penttila M. Acta Cryst. D56, 3-13 (2000)</w:t>
+      </w:r>
+    </w:p>
+    <w:p>
+      <w:pPr>
+        <w:spacing w:after="80"/>
+      </w:pPr>
+      <w:r>
+        <w:rPr>
+          <w:rFonts w:ascii="Times New Roman" w:cs="Times New Roman" w:eastAsia="Times New Roman" w:hAnsi="Times New Roman"/>
+          <w:sz w:val="21"/>
+          <w:szCs w:val="21"/>
+        </w:rPr>
+        <w:t xml:space="preserve">91. The structure of the exa-beta-(1,3)-glucanase from Candida albicans in native and bound forms: Relationship between a pocket and groove in family 5 glycosil hydrolases. Cutfield SM, Davies GJ, </w:t>
+      </w:r>
+      <w:r>
+        <w:rPr>
+          <w:rFonts w:ascii="Times New Roman" w:cs="Times New Roman" w:eastAsia="Times New Roman" w:hAnsi="Times New Roman"/>
+          <w:b/>
+          <w:bCs/>
+          <w:sz w:val="21"/>
+          <w:szCs w:val="21"/>
+        </w:rPr>
+        <w:t>Murshudov GN</w:t>
+      </w:r>
+      <w:r>
+        <w:rPr>
+          <w:rFonts w:ascii="Times New Roman" w:cs="Times New Roman" w:eastAsia="Times New Roman" w:hAnsi="Times New Roman"/>
+          <w:sz w:val="21"/>
+          <w:szCs w:val="21"/>
+        </w:rPr>
+        <w:t>, Anderson BF, Moody PCE, Sullivan PA, Cutfield JF. J Mol Biol. 294, 771-783 (1999)</w:t>
+      </w:r>
+    </w:p>
+    <w:p>
+      <w:pPr>
+        <w:spacing w:after="80"/>
+      </w:pPr>
+      <w:r>
+        <w:rPr>
+          <w:rFonts w:ascii="Times New Roman" w:cs="Times New Roman" w:eastAsia="Times New Roman" w:hAnsi="Times New Roman"/>
+          <w:sz w:val="21"/>
+          <w:szCs w:val="21"/>
+        </w:rPr>
+        <w:t xml:space="preserve">92. Binding of non-catlytic ATP to human hexokinase I highlights the structural components for enzyme-membrane association control. Rosano C, Sabini E, Rizzi M, Deriu D, </w:t>
+      </w:r>
+      <w:r>
+        <w:rPr>
+          <w:rFonts w:ascii="Times New Roman" w:cs="Times New Roman" w:eastAsia="Times New Roman" w:hAnsi="Times New Roman"/>
+          <w:b/>
+          <w:bCs/>
+          <w:sz w:val="21"/>
+          <w:szCs w:val="21"/>
+        </w:rPr>
+        <w:t>Murshudov GN</w:t>
+      </w:r>
+      <w:r>
+        <w:rPr>
+          <w:rFonts w:ascii="Times New Roman" w:cs="Times New Roman" w:eastAsia="Times New Roman" w:hAnsi="Times New Roman"/>
+          <w:sz w:val="21"/>
+          <w:szCs w:val="21"/>
+        </w:rPr>
+        <w:t>, Blanchi M, Serafini G, Mangani M, Bolognesu M. Sturcture 7, 1427-1437 (1999)</w:t>
+      </w:r>
+    </w:p>
+    <w:p>
+      <w:pPr>
+        <w:spacing w:after="80"/>
+      </w:pPr>
+      <w:r>
+        <w:rPr>
+          <w:rFonts w:ascii="Times New Roman" w:cs="Times New Roman" w:eastAsia="Times New Roman" w:hAnsi="Times New Roman"/>
+          <w:sz w:val="21"/>
+          <w:szCs w:val="21"/>
+        </w:rPr>
+        <w:t xml:space="preserve">93. Efficient anisotropic refinement of macromolecular structures using FFT. </w:t>
+      </w:r>
+      <w:r>
+        <w:rPr>
+          <w:rFonts w:ascii="Times New Roman" w:cs="Times New Roman" w:eastAsia="Times New Roman" w:hAnsi="Times New Roman"/>
+          <w:b/>
+          <w:bCs/>
+          <w:sz w:val="21"/>
+          <w:szCs w:val="21"/>
+        </w:rPr>
+        <w:t>Murshudov GN</w:t>
+      </w:r>
+      <w:r>
+        <w:rPr>
+          <w:rFonts w:ascii="Times New Roman" w:cs="Times New Roman" w:eastAsia="Times New Roman" w:hAnsi="Times New Roman"/>
+          <w:sz w:val="21"/>
+          <w:szCs w:val="21"/>
+        </w:rPr>
+        <w:t>, Vagin AA, Lebedev A, Wilson KS, Dodson EJ. Acta Cryst. D55, 247-255 (1999)</w:t>
+      </w:r>
+    </w:p>
+    <w:p>
+      <w:pPr>
+        <w:spacing w:after="80"/>
+      </w:pPr>
+      <w:r>
+        <w:rPr>
+          <w:rFonts w:ascii="Times New Roman" w:cs="Times New Roman" w:eastAsia="Times New Roman" w:hAnsi="Times New Roman"/>
+          <w:sz w:val="21"/>
+          <w:szCs w:val="21"/>
+        </w:rPr>
+        <w:t xml:space="preserve">94. Solution of the structure of the cofactor binding fragment of CysB: A struggle against non- isomorphism. Verschuren KHG, Tyrrel R, </w:t>
+      </w:r>
+      <w:r>
+        <w:rPr>
+          <w:rFonts w:ascii="Times New Roman" w:cs="Times New Roman" w:eastAsia="Times New Roman" w:hAnsi="Times New Roman"/>
+          <w:b/>
+          <w:bCs/>
+          <w:sz w:val="21"/>
+          <w:szCs w:val="21"/>
+        </w:rPr>
+        <w:t>Murshudov GN</w:t>
+      </w:r>
+      <w:r>
+        <w:rPr>
+          <w:rFonts w:ascii="Times New Roman" w:cs="Times New Roman" w:eastAsia="Times New Roman" w:hAnsi="Times New Roman"/>
+          <w:sz w:val="21"/>
+          <w:szCs w:val="21"/>
+        </w:rPr>
+        <w:t>, Dodson EJ, Wilkinson AJ. Acta Cryst. D55, 369-378 (1999)</w:t>
+      </w:r>
+    </w:p>
+    <w:p>
+      <w:pPr>
+        <w:spacing w:after="80"/>
+      </w:pPr>
+      <w:r>
+        <w:rPr>
+          <w:rFonts w:ascii="Times New Roman" w:cs="Times New Roman" w:eastAsia="Times New Roman" w:hAnsi="Times New Roman"/>
+          <w:sz w:val="21"/>
+          <w:szCs w:val="21"/>
+        </w:rPr>
+        <w:t xml:space="preserve">95. Incorporation of prior phase information strengthens Maximum likelihood structure refinement. Pannu N, </w:t>
+      </w:r>
+      <w:r>
+        <w:rPr>
+          <w:rFonts w:ascii="Times New Roman" w:cs="Times New Roman" w:eastAsia="Times New Roman" w:hAnsi="Times New Roman"/>
+          <w:b/>
+          <w:bCs/>
+          <w:sz w:val="21"/>
+          <w:szCs w:val="21"/>
+        </w:rPr>
+        <w:t>Murshudov GN</w:t>
+      </w:r>
+      <w:r>
+        <w:rPr>
+          <w:rFonts w:ascii="Times New Roman" w:cs="Times New Roman" w:eastAsia="Times New Roman" w:hAnsi="Times New Roman"/>
+          <w:sz w:val="21"/>
+          <w:szCs w:val="21"/>
+        </w:rPr>
+        <w:t>, Dodson EJ, Read R. Acta Cryst. D54, 1285-1294 (1999)</w:t>
+      </w:r>
+    </w:p>
+    <w:p>
+      <w:pPr>
+        <w:spacing w:after="80"/>
+      </w:pPr>
+      <w:r>
+        <w:rPr>
+          <w:rFonts w:ascii="Times New Roman" w:cs="Times New Roman" w:eastAsia="Times New Roman" w:hAnsi="Times New Roman"/>
+          <w:sz w:val="21"/>
+          <w:szCs w:val="21"/>
+        </w:rPr>
+        <w:t xml:space="preserve">96. Validation tools: can they indicate the information content of macromolecular crystal structure? Dodson EJ, Davies GJ, Lamzin VS, </w:t>
+      </w:r>
+      <w:r>
+        <w:rPr>
+          <w:rFonts w:ascii="Times New Roman" w:cs="Times New Roman" w:eastAsia="Times New Roman" w:hAnsi="Times New Roman"/>
+          <w:b/>
+          <w:bCs/>
+          <w:sz w:val="21"/>
+          <w:szCs w:val="21"/>
+        </w:rPr>
+        <w:t>Murshudov GN</w:t>
+      </w:r>
+      <w:r>
+        <w:rPr>
+          <w:rFonts w:ascii="Times New Roman" w:cs="Times New Roman" w:eastAsia="Times New Roman" w:hAnsi="Times New Roman"/>
+          <w:sz w:val="21"/>
+          <w:szCs w:val="21"/>
+        </w:rPr>
+        <w:t>, Wilson KS. Structure. 6, 685-690 (1999)</w:t>
+      </w:r>
+    </w:p>
+    <w:p>
+      <w:pPr>
+        <w:spacing w:after="80"/>
+      </w:pPr>
+      <w:r>
+        <w:rPr>
+          <w:rFonts w:ascii="Times New Roman" w:cs="Times New Roman" w:eastAsia="Times New Roman" w:hAnsi="Times New Roman"/>
+          <w:sz w:val="21"/>
+          <w:szCs w:val="21"/>
+        </w:rPr>
+        <w:t>97. Stbilizing bound O-2 in myoglobin by valine(58) (E11_ to asparagin substitution. Krzywda S, Murshudov GN, Brzozowski AM, Jaskolski M, Scott EE, Klizas SA, Gibson QH, Olson JS, Wilkinson AJ. Biochemsitry 37, 15896-15907 (1998)</w:t>
+      </w:r>
+      <w:r>
+        <w:rPr>
+          <w:rFonts w:ascii="Times New Roman" w:cs="Times New Roman" w:eastAsia="Times New Roman" w:hAnsi="Times New Roman"/>
+          <w:b/>
+          <w:bCs/>
+          <w:sz w:val="21"/>
+          <w:szCs w:val="21"/>
+        </w:rPr>
+      </w:r>
+      <w:r>
+        <w:rPr>
+          <w:rFonts w:ascii="Times New Roman" w:cs="Times New Roman" w:eastAsia="Times New Roman" w:hAnsi="Times New Roman"/>
+          <w:sz w:val="21"/>
+          <w:szCs w:val="21"/>
+        </w:rPr>
+      </w:r>
+    </w:p>
+    <w:p>
+      <w:pPr>
+        <w:spacing w:after="80"/>
+      </w:pPr>
+      <w:r>
+        <w:rPr>
+          <w:rFonts w:ascii="Times New Roman" w:cs="Times New Roman" w:eastAsia="Times New Roman" w:hAnsi="Times New Roman"/>
+          <w:sz w:val="21"/>
+          <w:szCs w:val="21"/>
+        </w:rPr>
+        <w:t xml:space="preserve">98. BLANC: the program suite for protein crystallography. Vagin AA, </w:t>
+      </w:r>
+      <w:r>
+        <w:rPr>
+          <w:rFonts w:ascii="Times New Roman" w:cs="Times New Roman" w:eastAsia="Times New Roman" w:hAnsi="Times New Roman"/>
+          <w:b/>
+          <w:bCs/>
+          <w:sz w:val="21"/>
+          <w:szCs w:val="21"/>
+        </w:rPr>
+        <w:t>Murshudov GN</w:t>
+      </w:r>
+      <w:r>
+        <w:rPr>
+          <w:rFonts w:ascii="Times New Roman" w:cs="Times New Roman" w:eastAsia="Times New Roman" w:hAnsi="Times New Roman"/>
+          <w:sz w:val="21"/>
+          <w:szCs w:val="21"/>
+        </w:rPr>
+        <w:t>, Strokopytov BV. J. Appl. Cryst. 31, 98-102 (1998)</w:t>
+      </w:r>
+    </w:p>
+    <w:p>
+      <w:pPr>
+        <w:spacing w:after="80"/>
+      </w:pPr>
+      <w:r>
+        <w:rPr>
+          <w:rFonts w:ascii="Times New Roman" w:cs="Times New Roman" w:eastAsia="Times New Roman" w:hAnsi="Times New Roman"/>
+          <w:sz w:val="21"/>
+          <w:szCs w:val="21"/>
+        </w:rPr>
+        <w:t xml:space="preserve">99. An unexpected symmetry in the LysR-type transcriptional activator, CysB. Verschuren KHG, Tyrrel R, Dodson EJ, </w:t>
+      </w:r>
+      <w:r>
+        <w:rPr>
+          <w:rFonts w:ascii="Times New Roman" w:cs="Times New Roman" w:eastAsia="Times New Roman" w:hAnsi="Times New Roman"/>
+          <w:b/>
+          <w:bCs/>
+          <w:sz w:val="21"/>
+          <w:szCs w:val="21"/>
+        </w:rPr>
+        <w:t>Murshudov GN</w:t>
+      </w:r>
+      <w:r>
+        <w:rPr>
+          <w:rFonts w:ascii="Times New Roman" w:cs="Times New Roman" w:eastAsia="Times New Roman" w:hAnsi="Times New Roman"/>
+          <w:sz w:val="21"/>
+          <w:szCs w:val="21"/>
+        </w:rPr>
+        <w:t>, Wilkinson AJ. General physiology and biophysics. 17, 43-46 (1998)</w:t>
+      </w:r>
+    </w:p>
+    <w:p>
+      <w:pPr>
+        <w:spacing w:after="80"/>
+      </w:pPr>
+      <w:r>
+        <w:rPr>
+          <w:rFonts w:ascii="Times New Roman" w:cs="Times New Roman" w:eastAsia="Times New Roman" w:hAnsi="Times New Roman"/>
+          <w:sz w:val="21"/>
+          <w:szCs w:val="21"/>
+        </w:rPr>
+        <w:t xml:space="preserve">100. Who checks the checkers? Four validation tools applied to eight atomic resolution structures. Wilson KS, Butterworth, S, Dauter Z, Lamzin VS, Walsh M, Wodak S, Pontius J, Richelle J, Vaguine A, Sander C, Hooft RWW, Vriend G, Thornton JM, Laskowski RM, MacArthur NW, Dodson EJ, </w:t>
+      </w:r>
+      <w:r>
+        <w:rPr>
+          <w:rFonts w:ascii="Times New Roman" w:cs="Times New Roman" w:eastAsia="Times New Roman" w:hAnsi="Times New Roman"/>
+          <w:b/>
+          <w:bCs/>
+          <w:sz w:val="21"/>
+          <w:szCs w:val="21"/>
+        </w:rPr>
+        <w:t>Murshudov GN</w:t>
+      </w:r>
+      <w:r>
+        <w:rPr>
+          <w:rFonts w:ascii="Times New Roman" w:cs="Times New Roman" w:eastAsia="Times New Roman" w:hAnsi="Times New Roman"/>
+          <w:sz w:val="21"/>
+          <w:szCs w:val="21"/>
+        </w:rPr>
+        <w:t>, Oldfield TJ, Kaptein R, Rullman JAC. J Mol Biol. 276, 417-436 (1998)</w:t>
+      </w:r>
+    </w:p>
+    <w:p>
+      <w:pPr>
+        <w:spacing w:after="80"/>
+      </w:pPr>
+      <w:r>
+        <w:rPr>
+          <w:rFonts w:ascii="Times New Roman" w:cs="Times New Roman" w:eastAsia="Times New Roman" w:hAnsi="Times New Roman"/>
+          <w:sz w:val="21"/>
+          <w:szCs w:val="21"/>
+        </w:rPr>
+        <w:t>101. The structure of the cofactor binding fragment of the LysR family member, CysB; a familiar fold with surprising subunit arrangement. Tyrrel R, Verschuren KHG, Dodson EJ, Murshudov GN, Addy C, Wilkinson AJ. Structure 5, 1017-1032 (1997)</w:t>
+      </w:r>
+      <w:r>
+        <w:rPr>
+          <w:rFonts w:ascii="Times New Roman" w:cs="Times New Roman" w:eastAsia="Times New Roman" w:hAnsi="Times New Roman"/>
+          <w:b/>
+          <w:bCs/>
+          <w:sz w:val="21"/>
+          <w:szCs w:val="21"/>
+        </w:rPr>
+      </w:r>
+      <w:r>
+        <w:rPr>
+          <w:rFonts w:ascii="Times New Roman" w:cs="Times New Roman" w:eastAsia="Times New Roman" w:hAnsi="Times New Roman"/>
+          <w:sz w:val="21"/>
+          <w:szCs w:val="21"/>
+        </w:rPr>
+      </w:r>
+    </w:p>
+    <w:p>
+      <w:pPr>
+        <w:spacing w:after="80"/>
+      </w:pPr>
+      <w:r>
+        <w:rPr>
+          <w:rFonts w:ascii="Times New Roman" w:cs="Times New Roman" w:eastAsia="Times New Roman" w:hAnsi="Times New Roman"/>
+          <w:sz w:val="21"/>
+          <w:szCs w:val="21"/>
+        </w:rPr>
+        <w:t xml:space="preserve">102. Refinement of Macromolecular structures by Maximum likelihood method. </w:t>
+      </w:r>
+      <w:r>
+        <w:rPr>
+          <w:rFonts w:ascii="Times New Roman" w:cs="Times New Roman" w:eastAsia="Times New Roman" w:hAnsi="Times New Roman"/>
+          <w:b/>
+          <w:bCs/>
+          <w:sz w:val="21"/>
+          <w:szCs w:val="21"/>
+        </w:rPr>
+        <w:t>Murshudov GN</w:t>
+      </w:r>
+      <w:r>
+        <w:rPr>
+          <w:rFonts w:ascii="Times New Roman" w:cs="Times New Roman" w:eastAsia="Times New Roman" w:hAnsi="Times New Roman"/>
+          <w:sz w:val="21"/>
+          <w:szCs w:val="21"/>
+        </w:rPr>
+        <w:t>, Vagin AA, Dodson EJ. Acta Cryst. D53:240-255 (1997)</w:t>
+      </w:r>
+    </w:p>
+    <w:p>
+      <w:pPr>
+        <w:spacing w:after="80"/>
+      </w:pPr>
+      <w:r>
+        <w:rPr>
+          <w:rFonts w:ascii="Times New Roman" w:cs="Times New Roman" w:eastAsia="Times New Roman" w:hAnsi="Times New Roman"/>
+          <w:sz w:val="21"/>
+          <w:szCs w:val="21"/>
+        </w:rPr>
+        <w:t xml:space="preserve">103. Structure of Heme D of Penicillum vitale and Escherichia coli Catalases. </w:t>
+      </w:r>
+      <w:r>
+        <w:rPr>
+          <w:rFonts w:ascii="Times New Roman" w:cs="Times New Roman" w:eastAsia="Times New Roman" w:hAnsi="Times New Roman"/>
+          <w:b/>
+          <w:bCs/>
+          <w:sz w:val="21"/>
+          <w:szCs w:val="21"/>
+        </w:rPr>
+        <w:t>Murshudov GN</w:t>
+      </w:r>
+      <w:r>
+        <w:rPr>
+          <w:rFonts w:ascii="Times New Roman" w:cs="Times New Roman" w:eastAsia="Times New Roman" w:hAnsi="Times New Roman"/>
+          <w:sz w:val="21"/>
+          <w:szCs w:val="21"/>
+        </w:rPr>
+        <w:t>, Grebenko AI, Barynin V, Dauter Z, Wilson KS, Vainshtein BK, Melik-Adamyan W, Bravo J, Ferran JM, Ferrer JC. J.Bio.Chem. 271, 8863-8868 (1996)</w:t>
+      </w:r>
+    </w:p>
+    <w:p>
+      <w:pPr>
+        <w:spacing w:after="80"/>
+      </w:pPr>
+      <w:r>
+        <w:rPr>
+          <w:rFonts w:ascii="Times New Roman" w:cs="Times New Roman" w:eastAsia="Times New Roman" w:hAnsi="Times New Roman"/>
+          <w:sz w:val="21"/>
+          <w:szCs w:val="21"/>
+        </w:rPr>
+        <w:t xml:space="preserve">104. The crystal structure of the oligopeptide-binding protein OPPA complexed with tripeptide and tetrapeptide ligands. Tame JRH, Dodson EJ, </w:t>
       </w:r>
       <w:r>
         <w:rPr>
@@ -3695,2158 +5833,6 @@
           <w:sz w:val="21"/>
           <w:szCs w:val="21"/>
         </w:rPr>
-        <w:t xml:space="preserve"> and Sachse C. Nature, 523, 106-110, 2015</w:t>
-      </w:r>
-    </w:p>
-    <w:p>
-      <w:pPr>
-        <w:spacing w:after="80"/>
-      </w:pPr>
-      <w:r>
-        <w:rPr>
-          <w:rFonts w:ascii="Times New Roman" w:cs="Times New Roman" w:eastAsia="Times New Roman" w:hAnsi="Times New Roman"/>
-          <w:sz w:val="21"/>
-          <w:szCs w:val="21"/>
-        </w:rPr>
-        <w:t xml:space="preserve">35. MutS/MutL crystal structure reveals that the mutS sliding clamp loads MutL onto DNA. Groothuizen FS, Winkler I, Cristóvão M, Fish A, Winterwerp HHK, Reumer A, Marx A, Hermans N, Nicholls RA, </w:t>
-      </w:r>
-      <w:r>
-        <w:rPr>
-          <w:rFonts w:ascii="Times New Roman" w:cs="Times New Roman" w:eastAsia="Times New Roman" w:hAnsi="Times New Roman"/>
-          <w:b/>
-          <w:bCs/>
-          <w:sz w:val="21"/>
-          <w:szCs w:val="21"/>
-        </w:rPr>
-        <w:t>Murshudov GN</w:t>
-      </w:r>
-      <w:r>
-        <w:rPr>
-          <w:rFonts w:ascii="Times New Roman" w:cs="Times New Roman" w:eastAsia="Times New Roman" w:hAnsi="Times New Roman"/>
-          <w:sz w:val="21"/>
-          <w:szCs w:val="21"/>
-        </w:rPr>
-        <w:t>, Lebbink JH, Friedhoff P, Sixma TK. eLife, 4, e06744 (2015)</w:t>
-      </w:r>
-    </w:p>
-    <w:p>
-      <w:pPr>
-        <w:spacing w:after="80"/>
-      </w:pPr>
-      <w:r>
-        <w:rPr>
-          <w:rFonts w:ascii="Times New Roman" w:cs="Times New Roman" w:eastAsia="Times New Roman" w:hAnsi="Times New Roman"/>
-          <w:sz w:val="21"/>
-          <w:szCs w:val="21"/>
-        </w:rPr>
-        <w:t xml:space="preserve">36. Data to knowledge; how to get meaning from your result. Berman HM, Gabani MJ, Groom CR, Johnson JE, </w:t>
-      </w:r>
-      <w:r>
-        <w:rPr>
-          <w:rFonts w:ascii="Times New Roman" w:cs="Times New Roman" w:eastAsia="Times New Roman" w:hAnsi="Times New Roman"/>
-          <w:b/>
-          <w:bCs/>
-          <w:sz w:val="21"/>
-          <w:szCs w:val="21"/>
-        </w:rPr>
-        <w:t>Murshudov GN</w:t>
-      </w:r>
-      <w:r>
-        <w:rPr>
-          <w:rFonts w:ascii="Times New Roman" w:cs="Times New Roman" w:eastAsia="Times New Roman" w:hAnsi="Times New Roman"/>
-          <w:sz w:val="21"/>
-          <w:szCs w:val="21"/>
-        </w:rPr>
-        <w:t>, Nicholls RA, Redy V, Schwede T, Zimmerman MD, Westbrook J, Minor W IUCRj 2, 45-58 (2015)</w:t>
-      </w:r>
-    </w:p>
-    <w:p>
-      <w:pPr>
-        <w:spacing w:after="80"/>
-      </w:pPr>
-      <w:r>
-        <w:rPr>
-          <w:rFonts w:ascii="Times New Roman" w:cs="Times New Roman" w:eastAsia="Times New Roman" w:hAnsi="Times New Roman"/>
-          <w:sz w:val="21"/>
-          <w:szCs w:val="21"/>
-        </w:rPr>
-        <w:t xml:space="preserve">37. Tools for macromolecular model building and refinement into electron cryo-microscopy reconstructions. Brown A, Long F, Nicholls RA, Toots J, Emsley P and </w:t>
-      </w:r>
-      <w:r>
-        <w:rPr>
-          <w:rFonts w:ascii="Times New Roman" w:cs="Times New Roman" w:eastAsia="Times New Roman" w:hAnsi="Times New Roman"/>
-          <w:b/>
-          <w:bCs/>
-          <w:sz w:val="21"/>
-          <w:szCs w:val="21"/>
-        </w:rPr>
-        <w:t>Murshudov G</w:t>
-      </w:r>
-      <w:r>
-        <w:rPr>
-          <w:rFonts w:ascii="Times New Roman" w:cs="Times New Roman" w:eastAsia="Times New Roman" w:hAnsi="Times New Roman"/>
-          <w:sz w:val="21"/>
-          <w:szCs w:val="21"/>
-        </w:rPr>
-        <w:t>. Acta Cryst. D70, 136-153 (2015)</w:t>
-      </w:r>
-    </w:p>
-    <w:p>
-      <w:pPr>
-        <w:spacing w:after="80"/>
-      </w:pPr>
-      <w:r>
-        <w:rPr>
-          <w:rFonts w:ascii="Times New Roman" w:cs="Times New Roman" w:eastAsia="Times New Roman" w:hAnsi="Times New Roman"/>
-          <w:sz w:val="21"/>
-          <w:szCs w:val="21"/>
-        </w:rPr>
-        <w:t xml:space="preserve">38. Structure of the yeast mitochondrial large ribosomal subunit. Amunts, A., Brown, A., Bai, X. C., Llacer, J. L., Hussain, T., Emsley, P., Long, F., </w:t>
-      </w:r>
-      <w:r>
-        <w:rPr>
-          <w:rFonts w:ascii="Times New Roman" w:cs="Times New Roman" w:eastAsia="Times New Roman" w:hAnsi="Times New Roman"/>
-          <w:b/>
-          <w:bCs/>
-          <w:sz w:val="21"/>
-          <w:szCs w:val="21"/>
-        </w:rPr>
-        <w:t>Murshudov, G</w:t>
-      </w:r>
-      <w:r>
-        <w:rPr>
-          <w:rFonts w:ascii="Times New Roman" w:cs="Times New Roman" w:eastAsia="Times New Roman" w:hAnsi="Times New Roman"/>
-          <w:sz w:val="21"/>
-          <w:szCs w:val="21"/>
-        </w:rPr>
-        <w:t>., Scheres, S. H. &amp; Ramakrishnan, V. Science 343, 1485-1489 (2014)</w:t>
-      </w:r>
-    </w:p>
-    <w:p>
-      <w:pPr>
-        <w:spacing w:after="80"/>
-      </w:pPr>
-      <w:r>
-        <w:rPr>
-          <w:rFonts w:ascii="Times New Roman" w:cs="Times New Roman" w:eastAsia="Times New Roman" w:hAnsi="Times New Roman"/>
-          <w:sz w:val="21"/>
-          <w:szCs w:val="21"/>
-        </w:rPr>
-        <w:t xml:space="preserve">39. Structure of the large ribosomal subunit from human mitochondria. Brown, A., Amunts, A., Bai, X. C., Sugimoto, Y., Edwards, P. C., </w:t>
-      </w:r>
-      <w:r>
-        <w:rPr>
-          <w:rFonts w:ascii="Times New Roman" w:cs="Times New Roman" w:eastAsia="Times New Roman" w:hAnsi="Times New Roman"/>
-          <w:b/>
-          <w:bCs/>
-          <w:sz w:val="21"/>
-          <w:szCs w:val="21"/>
-        </w:rPr>
-        <w:t>Murshudov, G</w:t>
-      </w:r>
-      <w:r>
-        <w:rPr>
-          <w:rFonts w:ascii="Times New Roman" w:cs="Times New Roman" w:eastAsia="Times New Roman" w:hAnsi="Times New Roman"/>
-          <w:sz w:val="21"/>
-          <w:szCs w:val="21"/>
-        </w:rPr>
-        <w:t>., Scheres, S. H. &amp; Ramakrishnan, V. Science 346, 718- 722 (2014)</w:t>
-      </w:r>
-    </w:p>
-    <w:p>
-      <w:pPr>
-        <w:spacing w:after="80"/>
-      </w:pPr>
-      <w:r>
-        <w:rPr>
-          <w:rFonts w:ascii="Times New Roman" w:cs="Times New Roman" w:eastAsia="Times New Roman" w:hAnsi="Times New Roman"/>
-          <w:sz w:val="21"/>
-          <w:szCs w:val="21"/>
-        </w:rPr>
-        <w:t xml:space="preserve">40. Initiation of translation by cricket paralysis virus IRES requires its translocation in the ribosome. Fernandez, I. S., Bai, X. C., </w:t>
-      </w:r>
-      <w:r>
-        <w:rPr>
-          <w:rFonts w:ascii="Times New Roman" w:cs="Times New Roman" w:eastAsia="Times New Roman" w:hAnsi="Times New Roman"/>
-          <w:b/>
-          <w:bCs/>
-          <w:sz w:val="21"/>
-          <w:szCs w:val="21"/>
-        </w:rPr>
-        <w:t>Murshudov, G</w:t>
-      </w:r>
-      <w:r>
-        <w:rPr>
-          <w:rFonts w:ascii="Times New Roman" w:cs="Times New Roman" w:eastAsia="Times New Roman" w:hAnsi="Times New Roman"/>
-          <w:sz w:val="21"/>
-          <w:szCs w:val="21"/>
-        </w:rPr>
-        <w:t>., Scheres, S. H. &amp; Ramakrishnan, V. Cell 157, 823-831 (2014)</w:t>
-      </w:r>
-    </w:p>
-    <w:p>
-      <w:pPr>
-        <w:spacing w:after="80"/>
-      </w:pPr>
-      <w:r>
-        <w:rPr>
-          <w:rFonts w:ascii="Times New Roman" w:cs="Times New Roman" w:eastAsia="Times New Roman" w:hAnsi="Times New Roman"/>
-          <w:sz w:val="21"/>
-          <w:szCs w:val="21"/>
-        </w:rPr>
-        <w:t xml:space="preserve">41. The PDB_REDO server for macromolecular structure model optimization. Joosten, R. P., Long, F., </w:t>
-      </w:r>
-      <w:r>
-        <w:rPr>
-          <w:rFonts w:ascii="Times New Roman" w:cs="Times New Roman" w:eastAsia="Times New Roman" w:hAnsi="Times New Roman"/>
-          <w:b/>
-          <w:bCs/>
-          <w:sz w:val="21"/>
-          <w:szCs w:val="21"/>
-        </w:rPr>
-        <w:t>Murshudov, G</w:t>
-      </w:r>
-      <w:r>
-        <w:rPr>
-          <w:rFonts w:ascii="Times New Roman" w:cs="Times New Roman" w:eastAsia="Times New Roman" w:hAnsi="Times New Roman"/>
-          <w:sz w:val="21"/>
-          <w:szCs w:val="21"/>
-        </w:rPr>
-        <w:t>. N. &amp; Perrakis, A. IUCrJ. 1, 213-220 (2014)</w:t>
-      </w:r>
-    </w:p>
-    <w:p>
-      <w:pPr>
-        <w:spacing w:after="80"/>
-      </w:pPr>
-      <w:r>
-        <w:rPr>
-          <w:rFonts w:ascii="Times New Roman" w:cs="Times New Roman" w:eastAsia="Times New Roman" w:hAnsi="Times New Roman"/>
-          <w:sz w:val="21"/>
-          <w:szCs w:val="21"/>
-        </w:rPr>
-        <w:t xml:space="preserve">42. Conformation-independent structural comparison of macromolecules with ProSMART, Nicholls, R. A., Fischer, M., McNicholas, S. &amp; </w:t>
-      </w:r>
-      <w:r>
-        <w:rPr>
-          <w:rFonts w:ascii="Times New Roman" w:cs="Times New Roman" w:eastAsia="Times New Roman" w:hAnsi="Times New Roman"/>
-          <w:b/>
-          <w:bCs/>
-          <w:sz w:val="21"/>
-          <w:szCs w:val="21"/>
-        </w:rPr>
-        <w:t>Murshudov, G</w:t>
-      </w:r>
-      <w:r>
-        <w:rPr>
-          <w:rFonts w:ascii="Times New Roman" w:cs="Times New Roman" w:eastAsia="Times New Roman" w:hAnsi="Times New Roman"/>
-          <w:sz w:val="21"/>
-          <w:szCs w:val="21"/>
-        </w:rPr>
-        <w:t>. N. Acta Cryst. D70, 2487-2499 (2014)</w:t>
-      </w:r>
-    </w:p>
-    <w:p>
-      <w:pPr>
-        <w:spacing w:after="80"/>
-      </w:pPr>
-      <w:r>
-        <w:rPr>
-          <w:rFonts w:ascii="Times New Roman" w:cs="Times New Roman" w:eastAsia="Times New Roman" w:hAnsi="Times New Roman"/>
-          <w:sz w:val="21"/>
-          <w:szCs w:val="21"/>
-        </w:rPr>
-        <w:t xml:space="preserve">43. Simultaneous use of solution NMR and X-ray data in REFMAC5 for joint refinement/detection of structural differences. Rinaldelli, M; Ravera, E; Calderone, V; Parigi, G; </w:t>
-      </w:r>
-      <w:r>
-        <w:rPr>
-          <w:rFonts w:ascii="Times New Roman" w:cs="Times New Roman" w:eastAsia="Times New Roman" w:hAnsi="Times New Roman"/>
-          <w:b/>
-          <w:bCs/>
-          <w:sz w:val="21"/>
-          <w:szCs w:val="21"/>
-        </w:rPr>
-        <w:t>Murshudov, G</w:t>
-      </w:r>
-      <w:r>
-        <w:rPr>
-          <w:rFonts w:ascii="Times New Roman" w:cs="Times New Roman" w:eastAsia="Times New Roman" w:hAnsi="Times New Roman"/>
-          <w:sz w:val="21"/>
-          <w:szCs w:val="21"/>
-        </w:rPr>
-        <w:t>N; Luchinat, C. Acta Cryst, D70, 958-967, (2014)</w:t>
-      </w:r>
-    </w:p>
-    <w:p>
-      <w:pPr>
-        <w:spacing w:after="80"/>
-      </w:pPr>
-      <w:r>
-        <w:rPr>
-          <w:rFonts w:ascii="Times New Roman" w:cs="Times New Roman" w:eastAsia="Times New Roman" w:hAnsi="Times New Roman"/>
-          <w:sz w:val="21"/>
-          <w:szCs w:val="21"/>
-        </w:rPr>
-        <w:t xml:space="preserve">44. High-resolution noise substitution to measure overfitting and validate resolution in 3D structure determination by single particle electron cryomicroscopy. Chen S, McMullan, G, Faruqi, AR, </w:t>
-      </w:r>
-      <w:r>
-        <w:rPr>
-          <w:rFonts w:ascii="Times New Roman" w:cs="Times New Roman" w:eastAsia="Times New Roman" w:hAnsi="Times New Roman"/>
-          <w:b/>
-          <w:bCs/>
-          <w:sz w:val="21"/>
-          <w:szCs w:val="21"/>
-        </w:rPr>
-        <w:t>Murshudov, G</w:t>
-      </w:r>
-      <w:r>
-        <w:rPr>
-          <w:rFonts w:ascii="Times New Roman" w:cs="Times New Roman" w:eastAsia="Times New Roman" w:hAnsi="Times New Roman"/>
-          <w:sz w:val="21"/>
-          <w:szCs w:val="21"/>
-        </w:rPr>
-        <w:t>N, Short, JM, Scheres, SHW, Henderson, R. Ultramicroscopy; 134, 24-35 (2013)</w:t>
-      </w:r>
-    </w:p>
-    <w:p>
-      <w:pPr>
-        <w:spacing w:after="80"/>
-      </w:pPr>
-      <w:r>
-        <w:rPr>
-          <w:rFonts w:ascii="Times New Roman" w:cs="Times New Roman" w:eastAsia="Times New Roman" w:hAnsi="Times New Roman"/>
-          <w:sz w:val="21"/>
-          <w:szCs w:val="21"/>
-        </w:rPr>
-        <w:t xml:space="preserve">45. How good are my data and what is the resolution? Evans, PR and </w:t>
-      </w:r>
-      <w:r>
-        <w:rPr>
-          <w:rFonts w:ascii="Times New Roman" w:cs="Times New Roman" w:eastAsia="Times New Roman" w:hAnsi="Times New Roman"/>
-          <w:b/>
-          <w:bCs/>
-          <w:sz w:val="21"/>
-          <w:szCs w:val="21"/>
-        </w:rPr>
-        <w:t>Murshudov, G</w:t>
-      </w:r>
-      <w:r>
-        <w:rPr>
-          <w:rFonts w:ascii="Times New Roman" w:cs="Times New Roman" w:eastAsia="Times New Roman" w:hAnsi="Times New Roman"/>
-          <w:sz w:val="21"/>
-          <w:szCs w:val="21"/>
-        </w:rPr>
-        <w:t>N. Acta Cryst: D69, 1204-1214 (2013)</w:t>
-      </w:r>
-    </w:p>
-    <w:p>
-      <w:pPr>
-        <w:spacing w:after="80"/>
-      </w:pPr>
-      <w:r>
-        <w:rPr>
-          <w:rFonts w:ascii="Times New Roman" w:cs="Times New Roman" w:eastAsia="Times New Roman" w:hAnsi="Times New Roman"/>
-          <w:sz w:val="21"/>
-          <w:szCs w:val="21"/>
-        </w:rPr>
-        <w:t xml:space="preserve">46. Low-resolution refinement tools in REFMAC5 Nicholls RA, Long F and </w:t>
-      </w:r>
-      <w:r>
-        <w:rPr>
-          <w:rFonts w:ascii="Times New Roman" w:cs="Times New Roman" w:eastAsia="Times New Roman" w:hAnsi="Times New Roman"/>
-          <w:b/>
-          <w:bCs/>
-          <w:sz w:val="21"/>
-          <w:szCs w:val="21"/>
-        </w:rPr>
-        <w:t>Murshudov GN</w:t>
-      </w:r>
-      <w:r>
-        <w:rPr>
-          <w:rFonts w:ascii="Times New Roman" w:cs="Times New Roman" w:eastAsia="Times New Roman" w:hAnsi="Times New Roman"/>
-          <w:sz w:val="21"/>
-          <w:szCs w:val="21"/>
-        </w:rPr>
-        <w:t>. Acta Cryst. D68, 404-417, (2012)</w:t>
-      </w:r>
-    </w:p>
-    <w:p>
-      <w:pPr>
-        <w:spacing w:after="80"/>
-      </w:pPr>
-      <w:r>
-        <w:rPr>
-          <w:rFonts w:ascii="Times New Roman" w:cs="Times New Roman" w:eastAsia="Times New Roman" w:hAnsi="Times New Roman"/>
-          <w:sz w:val="21"/>
-          <w:szCs w:val="21"/>
-        </w:rPr>
-        <w:t xml:space="preserve">47. PDB_REDO: constructive validation, more than just looking for errors. Joosten RJ, Joosten K, </w:t>
-      </w:r>
-      <w:r>
-        <w:rPr>
-          <w:rFonts w:ascii="Times New Roman" w:cs="Times New Roman" w:eastAsia="Times New Roman" w:hAnsi="Times New Roman"/>
-          <w:b/>
-          <w:bCs/>
-          <w:sz w:val="21"/>
-          <w:szCs w:val="21"/>
-        </w:rPr>
-        <w:t>Murshudov GN</w:t>
-      </w:r>
-      <w:r>
-        <w:rPr>
-          <w:rFonts w:ascii="Times New Roman" w:cs="Times New Roman" w:eastAsia="Times New Roman" w:hAnsi="Times New Roman"/>
-          <w:sz w:val="21"/>
-          <w:szCs w:val="21"/>
-        </w:rPr>
-        <w:t xml:space="preserve"> and Perrakis A. Acta Cryst. D68; 484-496 (2012)</w:t>
-      </w:r>
-    </w:p>
-    <w:p>
-      <w:pPr>
-        <w:spacing w:after="80"/>
-      </w:pPr>
-      <w:r>
-        <w:rPr>
-          <w:rFonts w:ascii="Times New Roman" w:cs="Times New Roman" w:eastAsia="Times New Roman" w:hAnsi="Times New Roman"/>
-          <w:sz w:val="21"/>
-          <w:szCs w:val="21"/>
-        </w:rPr>
-        <w:t xml:space="preserve">48. JLigand: a graphical tool for CCP4 template restraint library. Lebedev AA, Young P, Isupov M, Moroz OV, Vagin AA and </w:t>
-      </w:r>
-      <w:r>
-        <w:rPr>
-          <w:rFonts w:ascii="Times New Roman" w:cs="Times New Roman" w:eastAsia="Times New Roman" w:hAnsi="Times New Roman"/>
-          <w:b/>
-          <w:bCs/>
-          <w:sz w:val="21"/>
-          <w:szCs w:val="21"/>
-        </w:rPr>
-        <w:t>Murshudov GN</w:t>
-      </w:r>
-      <w:r>
-        <w:rPr>
-          <w:rFonts w:ascii="Times New Roman" w:cs="Times New Roman" w:eastAsia="Times New Roman" w:hAnsi="Times New Roman"/>
-          <w:sz w:val="21"/>
-          <w:szCs w:val="21"/>
-        </w:rPr>
-        <w:t>. Acta Cryst. D68, 431-440 (2012)</w:t>
-      </w:r>
-    </w:p>
-    <w:p>
-      <w:pPr>
-        <w:spacing w:after="80"/>
-      </w:pPr>
-      <w:r>
-        <w:rPr>
-          <w:rFonts w:ascii="Times New Roman" w:cs="Times New Roman" w:eastAsia="Times New Roman" w:hAnsi="Times New Roman"/>
-          <w:sz w:val="21"/>
-          <w:szCs w:val="21"/>
-        </w:rPr>
-        <w:t xml:space="preserve">49. Structural characterization of H. pylori dethiobiotin synthetase reveals differences between family members. Porebski PJ, Klimecka M, Chruszcz M, Nicholls RA, Murzyn M, Cuff ME, Xu X, Cymborowski M, </w:t>
-      </w:r>
-      <w:r>
-        <w:rPr>
-          <w:rFonts w:ascii="Times New Roman" w:cs="Times New Roman" w:eastAsia="Times New Roman" w:hAnsi="Times New Roman"/>
-          <w:b/>
-          <w:bCs/>
-          <w:sz w:val="21"/>
-          <w:szCs w:val="21"/>
-        </w:rPr>
-        <w:t>Murshudov GN</w:t>
-      </w:r>
-      <w:r>
-        <w:rPr>
-          <w:rFonts w:ascii="Times New Roman" w:cs="Times New Roman" w:eastAsia="Times New Roman" w:hAnsi="Times New Roman"/>
-          <w:sz w:val="21"/>
-          <w:szCs w:val="21"/>
-        </w:rPr>
-        <w:t>, Savchenko A, Edwards A, and Wladek Minor W Febs Letters. 1093-1105 (2012)</w:t>
-      </w:r>
-    </w:p>
-    <w:p>
-      <w:pPr>
-        <w:spacing w:after="80"/>
-      </w:pPr>
-      <w:r>
-        <w:rPr>
-          <w:rFonts w:ascii="Times New Roman" w:cs="Times New Roman" w:eastAsia="Times New Roman" w:hAnsi="Times New Roman"/>
-          <w:sz w:val="21"/>
-          <w:szCs w:val="21"/>
-        </w:rPr>
-        <w:t xml:space="preserve">50. Structural flexbility of the dengue virus receptor CLEC5A: implications for ligand binding and signalling. Watson, A. A., Lebedev, A. A., Hall, B. A., Fenton-May, A., Vagin, A. A., Dejnirattisai, W., Felce, J., Mongkolsapaya, J., Screaton, G. R., </w:t>
-      </w:r>
-      <w:r>
-        <w:rPr>
-          <w:rFonts w:ascii="Times New Roman" w:cs="Times New Roman" w:eastAsia="Times New Roman" w:hAnsi="Times New Roman"/>
-          <w:b/>
-          <w:bCs/>
-          <w:sz w:val="21"/>
-          <w:szCs w:val="21"/>
-        </w:rPr>
-        <w:t>Murshudov, G</w:t>
-      </w:r>
-      <w:r>
-        <w:rPr>
-          <w:rFonts w:ascii="Times New Roman" w:cs="Times New Roman" w:eastAsia="Times New Roman" w:hAnsi="Times New Roman"/>
-          <w:sz w:val="21"/>
-          <w:szCs w:val="21"/>
-        </w:rPr>
-        <w:t>. N. &amp; O'Callaghan, C. A. JBC, 24208-24218 (2011)</w:t>
-      </w:r>
-    </w:p>
-    <w:p>
-      <w:pPr>
-        <w:spacing w:after="80"/>
-      </w:pPr>
-      <w:r>
-        <w:rPr>
-          <w:rFonts w:ascii="Times New Roman" w:cs="Times New Roman" w:eastAsia="Times New Roman" w:hAnsi="Times New Roman"/>
-          <w:sz w:val="21"/>
-          <w:szCs w:val="21"/>
-        </w:rPr>
-        <w:t xml:space="preserve">51. Heme-catalases. Mate MJ, </w:t>
-      </w:r>
-      <w:r>
-        <w:rPr>
-          <w:rFonts w:ascii="Times New Roman" w:cs="Times New Roman" w:eastAsia="Times New Roman" w:hAnsi="Times New Roman"/>
-          <w:b/>
-          <w:bCs/>
-          <w:sz w:val="21"/>
-          <w:szCs w:val="21"/>
-        </w:rPr>
-        <w:t>Murshudov G</w:t>
-      </w:r>
-      <w:r>
-        <w:rPr>
-          <w:rFonts w:ascii="Times New Roman" w:cs="Times New Roman" w:eastAsia="Times New Roman" w:hAnsi="Times New Roman"/>
-          <w:sz w:val="21"/>
-          <w:szCs w:val="21"/>
-        </w:rPr>
-        <w:t>, Bravo J, Melik-Adamyan W, Lowen PC and Fit I. Encyclopedia of Organic and Inorganic Chemistry. R. A. Scott (Ed.) 1-18</w:t>
-      </w:r>
-    </w:p>
-    <w:p>
-      <w:pPr>
-        <w:spacing w:after="80"/>
-      </w:pPr>
-      <w:r>
-        <w:rPr>
-          <w:rFonts w:ascii="Times New Roman" w:cs="Times New Roman" w:eastAsia="Times New Roman" w:hAnsi="Times New Roman"/>
-          <w:sz w:val="21"/>
-          <w:szCs w:val="21"/>
-        </w:rPr>
-        <w:t xml:space="preserve">52. Structural flexbility of the dengue virus receptor CLEC5A: implications for ligand binding and signalling. Watson, A. A., Lebedev, A. A., Hall, B. A., Fenton-May, A., Vagin, A. A., Dejnirattisai, W., Felce, J., Mongkolsapaya, J., Screaton, G. R., </w:t>
-      </w:r>
-      <w:r>
-        <w:rPr>
-          <w:rFonts w:ascii="Times New Roman" w:cs="Times New Roman" w:eastAsia="Times New Roman" w:hAnsi="Times New Roman"/>
-          <w:b/>
-          <w:bCs/>
-          <w:sz w:val="21"/>
-          <w:szCs w:val="21"/>
-        </w:rPr>
-        <w:t>Murshudov, G</w:t>
-      </w:r>
-      <w:r>
-        <w:rPr>
-          <w:rFonts w:ascii="Times New Roman" w:cs="Times New Roman" w:eastAsia="Times New Roman" w:hAnsi="Times New Roman"/>
-          <w:sz w:val="21"/>
-          <w:szCs w:val="21"/>
-        </w:rPr>
-        <w:t>. N. &amp; O'Callaghan, C. A. Annual Congress of the British-Society-for-Immunology, 101-101 (2011)</w:t>
-      </w:r>
-    </w:p>
-    <w:p>
-      <w:pPr>
-        <w:spacing w:after="80"/>
-      </w:pPr>
-      <w:r>
-        <w:rPr>
-          <w:rFonts w:ascii="Times New Roman" w:cs="Times New Roman" w:eastAsia="Times New Roman" w:hAnsi="Times New Roman"/>
-          <w:sz w:val="21"/>
-          <w:szCs w:val="21"/>
-        </w:rPr>
-        <w:t xml:space="preserve">53. Evaluating the solution from MrBUMP and BALBES. Keegan R, Long F, Fazio F, Winn M and </w:t>
-      </w:r>
-      <w:r>
-        <w:rPr>
-          <w:rFonts w:ascii="Times New Roman" w:cs="Times New Roman" w:eastAsia="Times New Roman" w:hAnsi="Times New Roman"/>
-          <w:b/>
-          <w:bCs/>
-          <w:sz w:val="21"/>
-          <w:szCs w:val="21"/>
-        </w:rPr>
-        <w:t>Murshudov G</w:t>
-      </w:r>
-      <w:r>
-        <w:rPr>
-          <w:rFonts w:ascii="Times New Roman" w:cs="Times New Roman" w:eastAsia="Times New Roman" w:hAnsi="Times New Roman"/>
-          <w:sz w:val="21"/>
-          <w:szCs w:val="21"/>
-        </w:rPr>
-        <w:t xml:space="preserve"> Acta Cryst. D67, 313-323 (2011)</w:t>
-      </w:r>
-    </w:p>
-    <w:p>
-      <w:pPr>
-        <w:spacing w:after="80"/>
-      </w:pPr>
-      <w:r>
-        <w:rPr>
-          <w:rFonts w:ascii="Times New Roman" w:cs="Times New Roman" w:eastAsia="Times New Roman" w:hAnsi="Times New Roman"/>
-          <w:sz w:val="21"/>
-          <w:szCs w:val="21"/>
-        </w:rPr>
-        <w:t xml:space="preserve">54. Some statistical properties of the crystallographic reliability index – Rfactor. </w:t>
-      </w:r>
-      <w:r>
-        <w:rPr>
-          <w:rFonts w:ascii="Times New Roman" w:cs="Times New Roman" w:eastAsia="Times New Roman" w:hAnsi="Times New Roman"/>
-          <w:b/>
-          <w:bCs/>
-          <w:sz w:val="21"/>
-          <w:szCs w:val="21"/>
-        </w:rPr>
-        <w:t>Murshudov GN</w:t>
-      </w:r>
-      <w:r>
-        <w:rPr>
-          <w:rFonts w:ascii="Times New Roman" w:cs="Times New Roman" w:eastAsia="Times New Roman" w:hAnsi="Times New Roman"/>
-          <w:sz w:val="21"/>
-          <w:szCs w:val="21"/>
-        </w:rPr>
-        <w:t>. Applied and Computational Mathematics. An International Journal. 10 (2011)</w:t>
-      </w:r>
-    </w:p>
-    <w:p>
-      <w:pPr>
-        <w:spacing w:after="80"/>
-      </w:pPr>
-      <w:r>
-        <w:rPr>
-          <w:rFonts w:ascii="Times New Roman" w:cs="Times New Roman" w:eastAsia="Times New Roman" w:hAnsi="Times New Roman"/>
-          <w:sz w:val="21"/>
-          <w:szCs w:val="21"/>
-        </w:rPr>
-        <w:t xml:space="preserve">55. REFMAC5 for the Refinement of Macromolecular Crystal Structures. </w:t>
-      </w:r>
-      <w:r>
-        <w:rPr>
-          <w:rFonts w:ascii="Times New Roman" w:cs="Times New Roman" w:eastAsia="Times New Roman" w:hAnsi="Times New Roman"/>
-          <w:b/>
-          <w:bCs/>
-          <w:sz w:val="21"/>
-          <w:szCs w:val="21"/>
-        </w:rPr>
-        <w:t>Murshudov GN</w:t>
-      </w:r>
-      <w:r>
-        <w:rPr>
-          <w:rFonts w:ascii="Times New Roman" w:cs="Times New Roman" w:eastAsia="Times New Roman" w:hAnsi="Times New Roman"/>
-          <w:sz w:val="21"/>
-          <w:szCs w:val="21"/>
-        </w:rPr>
-        <w:t>, Skubak P, Lebedev AA, Pannu NS, Steiner RA, Nicholls RA, Winn MD, Long F, Vagin AA Acta Cryst: , D67, 355-367 (2011)</w:t>
-      </w:r>
-    </w:p>
-    <w:p>
-      <w:pPr>
-        <w:spacing w:after="80"/>
-      </w:pPr>
-      <w:r>
-        <w:rPr>
-          <w:rFonts w:ascii="Times New Roman" w:cs="Times New Roman" w:eastAsia="Times New Roman" w:hAnsi="Times New Roman"/>
-          <w:sz w:val="21"/>
-          <w:szCs w:val="21"/>
-        </w:rPr>
-        <w:t xml:space="preserve">56. Overview of CCP4 suite and current developments. Winn MD, Ballard CC, Cowtan KD, Dodson EJ, Emsley P, Evans PR, Keegan RN, Krissinel EB, Leslie AGW, McCoy A, McNicholas SJ, </w:t>
-      </w:r>
-      <w:r>
-        <w:rPr>
-          <w:rFonts w:ascii="Times New Roman" w:cs="Times New Roman" w:eastAsia="Times New Roman" w:hAnsi="Times New Roman"/>
-          <w:b/>
-          <w:bCs/>
-          <w:sz w:val="21"/>
-          <w:szCs w:val="21"/>
-        </w:rPr>
-        <w:t>Murshudov GN</w:t>
-      </w:r>
-      <w:r>
-        <w:rPr>
-          <w:rFonts w:ascii="Times New Roman" w:cs="Times New Roman" w:eastAsia="Times New Roman" w:hAnsi="Times New Roman"/>
-          <w:sz w:val="21"/>
-          <w:szCs w:val="21"/>
-        </w:rPr>
-        <w:t>, Pannu NS, EPotterton EA, Powell HR, Read RJ, Vagin A and Wilson KS. Acta Cryst: D67, 235-242 (2011)</w:t>
-      </w:r>
-    </w:p>
-    <w:p>
-      <w:pPr>
-        <w:spacing w:after="80"/>
-      </w:pPr>
-      <w:r>
-        <w:rPr>
-          <w:rFonts w:ascii="Times New Roman" w:cs="Times New Roman" w:eastAsia="Times New Roman" w:hAnsi="Times New Roman"/>
-          <w:sz w:val="21"/>
-          <w:szCs w:val="21"/>
-        </w:rPr>
-        <w:t xml:space="preserve">57. A redesigned database of three-dimensional protein structures for Reuse in Macromolecular Crystallpgraphy. Vagin, AA, Long F and </w:t>
-      </w:r>
-      <w:r>
-        <w:rPr>
-          <w:rFonts w:ascii="Times New Roman" w:cs="Times New Roman" w:eastAsia="Times New Roman" w:hAnsi="Times New Roman"/>
-          <w:b/>
-          <w:bCs/>
-          <w:sz w:val="21"/>
-          <w:szCs w:val="21"/>
-        </w:rPr>
-        <w:t>Murshudov GN</w:t>
-      </w:r>
-      <w:r>
-        <w:rPr>
-          <w:rFonts w:ascii="Times New Roman" w:cs="Times New Roman" w:eastAsia="Times New Roman" w:hAnsi="Times New Roman"/>
-          <w:sz w:val="21"/>
-          <w:szCs w:val="21"/>
-        </w:rPr>
-        <w:t>. Proceedings of the National Academy of Sciences of Azerbaijan Republic (Biological Sciences) 168-176 (2010)</w:t>
-      </w:r>
-    </w:p>
-    <w:p>
-      <w:pPr>
-        <w:spacing w:after="80"/>
-      </w:pPr>
-      <w:r>
-        <w:rPr>
-          <w:rFonts w:ascii="Times New Roman" w:cs="Times New Roman" w:eastAsia="Times New Roman" w:hAnsi="Times New Roman"/>
-          <w:sz w:val="21"/>
-          <w:szCs w:val="21"/>
-        </w:rPr>
-        <w:t xml:space="preserve">58. A multivariate likelihood SIRAS function for phasing and model refinement. Skubak, P, </w:t>
-      </w:r>
-      <w:r>
-        <w:rPr>
-          <w:rFonts w:ascii="Times New Roman" w:cs="Times New Roman" w:eastAsia="Times New Roman" w:hAnsi="Times New Roman"/>
-          <w:b/>
-          <w:bCs/>
-          <w:sz w:val="21"/>
-          <w:szCs w:val="21"/>
-        </w:rPr>
-        <w:t>Murshudov GN</w:t>
-      </w:r>
-      <w:r>
-        <w:rPr>
-          <w:rFonts w:ascii="Times New Roman" w:cs="Times New Roman" w:eastAsia="Times New Roman" w:hAnsi="Times New Roman"/>
-          <w:sz w:val="21"/>
-          <w:szCs w:val="21"/>
-        </w:rPr>
-        <w:t xml:space="preserve"> and Pannu NP Acta Cryst:2D65, 1051-1061 (2009)</w:t>
-      </w:r>
-    </w:p>
-    <w:p>
-      <w:pPr>
-        <w:spacing w:after="80"/>
-      </w:pPr>
-      <w:r>
-        <w:rPr>
-          <w:rFonts w:ascii="Times New Roman" w:cs="Times New Roman" w:eastAsia="Times New Roman" w:hAnsi="Times New Roman"/>
-          <w:sz w:val="21"/>
-          <w:szCs w:val="21"/>
-        </w:rPr>
-        <w:t xml:space="preserve">59. Conditional Restraints": Restraining the Free Atoms in ARP/wARP. Mooij WTM, Cohen SX, Joosten K, </w:t>
-      </w:r>
-      <w:r>
-        <w:rPr>
-          <w:rFonts w:ascii="Times New Roman" w:cs="Times New Roman" w:eastAsia="Times New Roman" w:hAnsi="Times New Roman"/>
-          <w:b/>
-          <w:bCs/>
-          <w:sz w:val="21"/>
-          <w:szCs w:val="21"/>
-        </w:rPr>
-        <w:t>Murshudov GN</w:t>
-      </w:r>
-      <w:r>
-        <w:rPr>
-          <w:rFonts w:ascii="Times New Roman" w:cs="Times New Roman" w:eastAsia="Times New Roman" w:hAnsi="Times New Roman"/>
-          <w:sz w:val="21"/>
-          <w:szCs w:val="21"/>
-        </w:rPr>
-        <w:t xml:space="preserve"> and Perrakis A. Structure 17, 183-189 (2009)</w:t>
-      </w:r>
-    </w:p>
-    <w:p>
-      <w:pPr>
-        <w:spacing w:after="80"/>
-      </w:pPr>
-      <w:r>
-        <w:rPr>
-          <w:rFonts w:ascii="Times New Roman" w:cs="Times New Roman" w:eastAsia="Times New Roman" w:hAnsi="Times New Roman"/>
-          <w:sz w:val="21"/>
-          <w:szCs w:val="21"/>
-        </w:rPr>
-        <w:t xml:space="preserve">60. BALBES: a molecular replacement pipeline. Long F, Vagin A, Young P, </w:t>
-      </w:r>
-      <w:r>
-        <w:rPr>
-          <w:rFonts w:ascii="Times New Roman" w:cs="Times New Roman" w:eastAsia="Times New Roman" w:hAnsi="Times New Roman"/>
-          <w:b/>
-          <w:bCs/>
-          <w:sz w:val="21"/>
-          <w:szCs w:val="21"/>
-        </w:rPr>
-        <w:t>Murshudov GN</w:t>
-      </w:r>
-      <w:r>
-        <w:rPr>
-          <w:rFonts w:ascii="Times New Roman" w:cs="Times New Roman" w:eastAsia="Times New Roman" w:hAnsi="Times New Roman"/>
-          <w:sz w:val="21"/>
-          <w:szCs w:val="21"/>
-        </w:rPr>
-        <w:t>. Acta Cryst D64, 125-134 (2008)</w:t>
-      </w:r>
-    </w:p>
-    <w:p>
-      <w:pPr>
-        <w:spacing w:after="80"/>
-      </w:pPr>
-      <w:r>
-        <w:rPr>
-          <w:rFonts w:ascii="Times New Roman" w:cs="Times New Roman" w:eastAsia="Times New Roman" w:hAnsi="Times New Roman"/>
-          <w:sz w:val="21"/>
-          <w:szCs w:val="21"/>
-        </w:rPr>
-        <w:t xml:space="preserve">61. Model preparation in MOLREP and examples of model improvement using X-ray data. Lebedev A, Vagin A, </w:t>
-      </w:r>
-      <w:r>
-        <w:rPr>
-          <w:rFonts w:ascii="Times New Roman" w:cs="Times New Roman" w:eastAsia="Times New Roman" w:hAnsi="Times New Roman"/>
-          <w:b/>
-          <w:bCs/>
-          <w:sz w:val="21"/>
-          <w:szCs w:val="21"/>
-        </w:rPr>
-        <w:t>Murshudov GN</w:t>
-      </w:r>
-      <w:r>
-        <w:rPr>
-          <w:rFonts w:ascii="Times New Roman" w:cs="Times New Roman" w:eastAsia="Times New Roman" w:hAnsi="Times New Roman"/>
-          <w:sz w:val="21"/>
-          <w:szCs w:val="21"/>
-        </w:rPr>
-        <w:t>. Acta Cryst. D64, 33-39 (2008)</w:t>
-      </w:r>
-    </w:p>
-    <w:p>
-      <w:pPr>
-        <w:spacing w:after="80"/>
-      </w:pPr>
-      <w:r>
-        <w:rPr>
-          <w:rFonts w:ascii="Times New Roman" w:cs="Times New Roman" w:eastAsia="Times New Roman" w:hAnsi="Times New Roman"/>
-          <w:sz w:val="21"/>
-          <w:szCs w:val="21"/>
-        </w:rPr>
-        <w:t xml:space="preserve">62. ARP/wARP and molecular replacement: the next generation. Cohen SX, Jelloul MB, Long F, Vagin A, Knipscheer P, Lebbink J, Sixma TK, Lamzin VS, </w:t>
-      </w:r>
-      <w:r>
-        <w:rPr>
-          <w:rFonts w:ascii="Times New Roman" w:cs="Times New Roman" w:eastAsia="Times New Roman" w:hAnsi="Times New Roman"/>
-          <w:b/>
-          <w:bCs/>
-          <w:sz w:val="21"/>
-          <w:szCs w:val="21"/>
-        </w:rPr>
-        <w:t>Murshudov GN</w:t>
-      </w:r>
-      <w:r>
-        <w:rPr>
-          <w:rFonts w:ascii="Times New Roman" w:cs="Times New Roman" w:eastAsia="Times New Roman" w:hAnsi="Times New Roman"/>
-          <w:sz w:val="21"/>
-          <w:szCs w:val="21"/>
-        </w:rPr>
-        <w:t xml:space="preserve"> and Perrakis A Acta Cryst. D64, 49-60 (2008)</w:t>
-      </w:r>
-    </w:p>
-    <w:p>
-      <w:pPr>
-        <w:spacing w:after="80"/>
-      </w:pPr>
-      <w:r>
-        <w:rPr>
-          <w:rFonts w:ascii="Times New Roman" w:cs="Times New Roman" w:eastAsia="Times New Roman" w:hAnsi="Times New Roman"/>
-          <w:sz w:val="21"/>
-          <w:szCs w:val="21"/>
-        </w:rPr>
-        <w:t xml:space="preserve">63. Surprises and pitfalls arising from (pseudo)symmetry. Zwart PH, Gross-Kunstlve RW, Lebedev AA, </w:t>
-      </w:r>
-      <w:r>
-        <w:rPr>
-          <w:rFonts w:ascii="Times New Roman" w:cs="Times New Roman" w:eastAsia="Times New Roman" w:hAnsi="Times New Roman"/>
-          <w:b/>
-          <w:bCs/>
-          <w:sz w:val="21"/>
-          <w:szCs w:val="21"/>
-        </w:rPr>
-        <w:t>Murshudov GN</w:t>
-      </w:r>
-      <w:r>
-        <w:rPr>
-          <w:rFonts w:ascii="Times New Roman" w:cs="Times New Roman" w:eastAsia="Times New Roman" w:hAnsi="Times New Roman"/>
-          <w:sz w:val="21"/>
-          <w:szCs w:val="21"/>
-        </w:rPr>
-        <w:t xml:space="preserve"> and Adam PD. Acta Cryst. D64, 99-107 (2008)</w:t>
-      </w:r>
-    </w:p>
-    <w:p>
-      <w:pPr>
-        <w:spacing w:after="80"/>
-      </w:pPr>
-      <w:r>
-        <w:rPr>
-          <w:rFonts w:ascii="Times New Roman" w:cs="Times New Roman" w:eastAsia="Times New Roman" w:hAnsi="Times New Roman"/>
-          <w:sz w:val="21"/>
-          <w:szCs w:val="21"/>
-        </w:rPr>
-        <w:t xml:space="preserve">64. The structures and electronic configuration of compound I intermediates of Helicobacter pylori and Penicillium vitale catalases determined by X-Ray crystallography and QM/MM DFT calculations. Alfonso-Prieto M, Borovik A, Carpena X, </w:t>
-      </w:r>
-      <w:r>
-        <w:rPr>
-          <w:rFonts w:ascii="Times New Roman" w:cs="Times New Roman" w:eastAsia="Times New Roman" w:hAnsi="Times New Roman"/>
-          <w:b/>
-          <w:bCs/>
-          <w:sz w:val="21"/>
-          <w:szCs w:val="21"/>
-        </w:rPr>
-        <w:t>Murshudov G</w:t>
-      </w:r>
-      <w:r>
-        <w:rPr>
-          <w:rFonts w:ascii="Times New Roman" w:cs="Times New Roman" w:eastAsia="Times New Roman" w:hAnsi="Times New Roman"/>
-          <w:sz w:val="21"/>
-          <w:szCs w:val="21"/>
-        </w:rPr>
-        <w:t>, Melik-Adamyan W, Fita I, Rovira C and Loewen PC. JACS, 129(14), 4193-4205 (2007)</w:t>
-      </w:r>
-    </w:p>
-    <w:p>
-      <w:pPr>
-        <w:spacing w:after="80"/>
-      </w:pPr>
-      <w:r>
-        <w:rPr>
-          <w:rFonts w:ascii="Times New Roman" w:cs="Times New Roman" w:eastAsia="Times New Roman" w:hAnsi="Times New Roman"/>
-          <w:sz w:val="21"/>
-          <w:szCs w:val="21"/>
-        </w:rPr>
-        <w:t>65. Intensity statistics in twinned crystals with examples from the PDB. Lebedev, AA, Vagin AA and Murshidov, GN Acta Cryst. D62, 83-95 (2006)</w:t>
-      </w:r>
-    </w:p>
-    <w:p>
-      <w:pPr>
-        <w:spacing w:after="80"/>
-      </w:pPr>
-      <w:r>
-        <w:rPr>
-          <w:rFonts w:ascii="Times New Roman" w:cs="Times New Roman" w:eastAsia="Times New Roman" w:hAnsi="Times New Roman"/>
-          <w:sz w:val="21"/>
-          <w:szCs w:val="21"/>
-        </w:rPr>
-        <w:t xml:space="preserve">66. Heme-catalases. Mate MJ, </w:t>
-      </w:r>
-      <w:r>
-        <w:rPr>
-          <w:rFonts w:ascii="Times New Roman" w:cs="Times New Roman" w:eastAsia="Times New Roman" w:hAnsi="Times New Roman"/>
-          <w:b/>
-          <w:bCs/>
-          <w:sz w:val="21"/>
-          <w:szCs w:val="21"/>
-        </w:rPr>
-        <w:t>Murshudov G</w:t>
-      </w:r>
-      <w:r>
-        <w:rPr>
-          <w:rFonts w:ascii="Times New Roman" w:cs="Times New Roman" w:eastAsia="Times New Roman" w:hAnsi="Times New Roman"/>
-          <w:sz w:val="21"/>
-          <w:szCs w:val="21"/>
-        </w:rPr>
-        <w:t>, Bravo J, Melik-Adamyan W, Lowen PC and Fit I. Encyclopedia of Organic and Inorganic Chemistry. eds A. Messerschmidt, R. Huber, T. Poulas, K. Wieghardt, M. Cygler and W. Bode</w:t>
-      </w:r>
-    </w:p>
-    <w:p>
-      <w:pPr>
-        <w:spacing w:after="80"/>
-      </w:pPr>
-      <w:r>
-        <w:rPr>
-          <w:rFonts w:ascii="Times New Roman" w:cs="Times New Roman" w:eastAsia="Times New Roman" w:hAnsi="Times New Roman"/>
-          <w:sz w:val="21"/>
-          <w:szCs w:val="21"/>
-        </w:rPr>
-        <w:t xml:space="preserve">67. SPINE workshop on automated X-ray analysis: a progress report. Bahar M, Ballard C, Cohen SX, Cowtan KD, Dodson EJ, Emsley P, Esnouf RM, Keegan R, Lamzin V, Langer G, Levdikov V, Long F, Meier C, Muller A, </w:t>
-      </w:r>
-      <w:r>
-        <w:rPr>
-          <w:rFonts w:ascii="Times New Roman" w:cs="Times New Roman" w:eastAsia="Times New Roman" w:hAnsi="Times New Roman"/>
-          <w:b/>
-          <w:bCs/>
-          <w:sz w:val="21"/>
-          <w:szCs w:val="21"/>
-        </w:rPr>
-        <w:t>Murshudov GN</w:t>
-      </w:r>
-      <w:r>
-        <w:rPr>
-          <w:rFonts w:ascii="Times New Roman" w:cs="Times New Roman" w:eastAsia="Times New Roman" w:hAnsi="Times New Roman"/>
-          <w:sz w:val="21"/>
-          <w:szCs w:val="21"/>
-        </w:rPr>
-        <w:t>, Perrakis A, Siebold C, Stein N, Turkenburg MGW, Vagin AA, Winn M, Winter G, Wilson KS. Acta Cryst. D62, 1170-1183 (2006)</w:t>
-      </w:r>
-    </w:p>
-    <w:p>
-      <w:pPr>
-        <w:spacing w:after="80"/>
-      </w:pPr>
-      <w:r>
-        <w:rPr>
-          <w:rFonts w:ascii="Times New Roman" w:cs="Times New Roman" w:eastAsia="Times New Roman" w:hAnsi="Times New Roman"/>
-          <w:sz w:val="21"/>
-          <w:szCs w:val="21"/>
-        </w:rPr>
-        <w:t xml:space="preserve">68. Variable role of ions in two drug interaction complexes of DNA. Vallis, N., Steiner, RA, Wright, G, </w:t>
-      </w:r>
-      <w:r>
-        <w:rPr>
-          <w:rFonts w:ascii="Times New Roman" w:cs="Times New Roman" w:eastAsia="Times New Roman" w:hAnsi="Times New Roman"/>
-          <w:b/>
-          <w:bCs/>
-          <w:sz w:val="21"/>
-          <w:szCs w:val="21"/>
-        </w:rPr>
-        <w:t>Murshudov, G</w:t>
-      </w:r>
-      <w:r>
-        <w:rPr>
-          <w:rFonts w:ascii="Times New Roman" w:cs="Times New Roman" w:eastAsia="Times New Roman" w:hAnsi="Times New Roman"/>
-          <w:sz w:val="21"/>
-          <w:szCs w:val="21"/>
-        </w:rPr>
-        <w:t>N, Subirana JA. J.Biol.Inorg.Chem 10, 476-482 (2005)</w:t>
-      </w:r>
-    </w:p>
-    <w:p>
-      <w:pPr>
-        <w:spacing w:after="80"/>
-      </w:pPr>
-      <w:r>
-        <w:rPr>
-          <w:rFonts w:ascii="Times New Roman" w:cs="Times New Roman" w:eastAsia="Times New Roman" w:hAnsi="Times New Roman"/>
-          <w:sz w:val="21"/>
-          <w:szCs w:val="21"/>
-        </w:rPr>
-        <w:t xml:space="preserve">69. Structures of Plasmodium falciparum purine nucleoside phosphorylase complexed with sulfate and its natural substrate ionosine. Schnick, C., Robien, MA, Dodson, EJ, </w:t>
-      </w:r>
-      <w:r>
-        <w:rPr>
-          <w:rFonts w:ascii="Times New Roman" w:cs="Times New Roman" w:eastAsia="Times New Roman" w:hAnsi="Times New Roman"/>
-          <w:b/>
-          <w:bCs/>
-          <w:sz w:val="21"/>
-          <w:szCs w:val="21"/>
-        </w:rPr>
-        <w:t>Murshudov, G</w:t>
-      </w:r>
-      <w:r>
-        <w:rPr>
-          <w:rFonts w:ascii="Times New Roman" w:cs="Times New Roman" w:eastAsia="Times New Roman" w:hAnsi="Times New Roman"/>
-          <w:sz w:val="21"/>
-          <w:szCs w:val="21"/>
-        </w:rPr>
-        <w:t>N, Anderson, L, Luft, JR, Mehlin, C., Hol, WGJ, Branniganm JA and Wilkinson AJ. Acta Cryst., D61, 1245-1254 (2005)</w:t>
-      </w:r>
-    </w:p>
-    <w:p>
-      <w:pPr>
-        <w:spacing w:after="80"/>
-      </w:pPr>
-      <w:r>
-        <w:rPr>
-          <w:rFonts w:ascii="Times New Roman" w:cs="Times New Roman" w:eastAsia="Times New Roman" w:hAnsi="Times New Roman"/>
-          <w:sz w:val="21"/>
-          <w:szCs w:val="21"/>
-        </w:rPr>
-        <w:t xml:space="preserve">70. REFMAC5 dictionary: organisation of prior chemical knowledge and guidelines for its use. Vagin, AA, Steiner, RS, Lebedev, AA, Potterton, L, McNicholas, S, Long, F and </w:t>
-      </w:r>
-      <w:r>
-        <w:rPr>
-          <w:rFonts w:ascii="Times New Roman" w:cs="Times New Roman" w:eastAsia="Times New Roman" w:hAnsi="Times New Roman"/>
-          <w:b/>
-          <w:bCs/>
-          <w:sz w:val="21"/>
-          <w:szCs w:val="21"/>
-        </w:rPr>
-        <w:t>Murshudov, G</w:t>
-      </w:r>
-      <w:r>
-        <w:rPr>
-          <w:rFonts w:ascii="Times New Roman" w:cs="Times New Roman" w:eastAsia="Times New Roman" w:hAnsi="Times New Roman"/>
-          <w:sz w:val="21"/>
-          <w:szCs w:val="21"/>
-        </w:rPr>
-        <w:t>N. Acta Cryst. D60, 2184-2195 (2004)</w:t>
-      </w:r>
-    </w:p>
-    <w:p>
-      <w:pPr>
-        <w:spacing w:after="80"/>
-      </w:pPr>
-      <w:r>
-        <w:rPr>
-          <w:rFonts w:ascii="Times New Roman" w:cs="Times New Roman" w:eastAsia="Times New Roman" w:hAnsi="Times New Roman"/>
-          <w:sz w:val="21"/>
-          <w:szCs w:val="21"/>
-        </w:rPr>
-        <w:t xml:space="preserve">71. Direct incorporation of experimental phase information in model refinement. Skubak P, </w:t>
-      </w:r>
-      <w:r>
-        <w:rPr>
-          <w:rFonts w:ascii="Times New Roman" w:cs="Times New Roman" w:eastAsia="Times New Roman" w:hAnsi="Times New Roman"/>
-          <w:b/>
-          <w:bCs/>
-          <w:sz w:val="21"/>
-          <w:szCs w:val="21"/>
-        </w:rPr>
-        <w:t>Murshudov GN</w:t>
-      </w:r>
-      <w:r>
-        <w:rPr>
-          <w:rFonts w:ascii="Times New Roman" w:cs="Times New Roman" w:eastAsia="Times New Roman" w:hAnsi="Times New Roman"/>
-          <w:sz w:val="21"/>
-          <w:szCs w:val="21"/>
-        </w:rPr>
-        <w:t>, Pannu NS. Acta Cryst. D60, 2196-2201 (2004)</w:t>
-      </w:r>
-    </w:p>
-    <w:p>
-      <w:pPr>
-        <w:spacing w:after="80"/>
-      </w:pPr>
-      <w:r>
-        <w:rPr>
-          <w:rFonts w:ascii="Times New Roman" w:cs="Times New Roman" w:eastAsia="Times New Roman" w:hAnsi="Times New Roman"/>
-          <w:sz w:val="21"/>
-          <w:szCs w:val="21"/>
-        </w:rPr>
-        <w:t xml:space="preserve">72. Developments in the CCP4 molecular-graphics project. Potterton L, McNicholas S, Krissinel E, Gruber J, Cowtan K, Emsley P, </w:t>
-      </w:r>
-      <w:r>
-        <w:rPr>
-          <w:rFonts w:ascii="Times New Roman" w:cs="Times New Roman" w:eastAsia="Times New Roman" w:hAnsi="Times New Roman"/>
-          <w:b/>
-          <w:bCs/>
-          <w:sz w:val="21"/>
-          <w:szCs w:val="21"/>
-        </w:rPr>
-        <w:t>Murshudov GN</w:t>
-      </w:r>
-      <w:r>
-        <w:rPr>
-          <w:rFonts w:ascii="Times New Roman" w:cs="Times New Roman" w:eastAsia="Times New Roman" w:hAnsi="Times New Roman"/>
-          <w:sz w:val="21"/>
-          <w:szCs w:val="21"/>
-        </w:rPr>
-        <w:t>, Cohen S, Perrakis A, Noble M Acta Cryst., D60, 2288-2294 (2004)</w:t>
-      </w:r>
-    </w:p>
-    <w:p>
-      <w:pPr>
-        <w:spacing w:after="80"/>
-      </w:pPr>
-      <w:r>
-        <w:rPr>
-          <w:rFonts w:ascii="Times New Roman" w:cs="Times New Roman" w:eastAsia="Times New Roman" w:hAnsi="Times New Roman"/>
-          <w:sz w:val="21"/>
-          <w:szCs w:val="21"/>
-        </w:rPr>
-        <w:t xml:space="preserve">73. Crystallization and preliminary X-ray diffraction studies of a fungal hydrolase from Ophiostoma novo-ulmi. Isupov MN, Brindley AA, Hollingsworth EJ, </w:t>
-      </w:r>
-      <w:r>
-        <w:rPr>
-          <w:rFonts w:ascii="Times New Roman" w:cs="Times New Roman" w:eastAsia="Times New Roman" w:hAnsi="Times New Roman"/>
-          <w:b/>
-          <w:bCs/>
-          <w:sz w:val="21"/>
-          <w:szCs w:val="21"/>
-        </w:rPr>
-        <w:t>Murshudov GN</w:t>
-      </w:r>
-      <w:r>
-        <w:rPr>
-          <w:rFonts w:ascii="Times New Roman" w:cs="Times New Roman" w:eastAsia="Times New Roman" w:hAnsi="Times New Roman"/>
-          <w:sz w:val="21"/>
-          <w:szCs w:val="21"/>
-        </w:rPr>
-        <w:t>, Vagin AA, Littlechild JA. Acta Cryst. D60, 1879-1882 (2004)</w:t>
-      </w:r>
-    </w:p>
-    <w:p>
-      <w:pPr>
-        <w:spacing w:after="80"/>
-      </w:pPr>
-      <w:r>
-        <w:rPr>
-          <w:rFonts w:ascii="Times New Roman" w:cs="Times New Roman" w:eastAsia="Times New Roman" w:hAnsi="Times New Roman"/>
-          <w:sz w:val="21"/>
-          <w:szCs w:val="21"/>
-        </w:rPr>
-        <w:t xml:space="preserve">74. DNA variability in five crystal structures of d(CGCAATTGCG). Valls N, Wright G, Steiner RA, </w:t>
-      </w:r>
-      <w:r>
-        <w:rPr>
-          <w:rFonts w:ascii="Times New Roman" w:cs="Times New Roman" w:eastAsia="Times New Roman" w:hAnsi="Times New Roman"/>
-          <w:b/>
-          <w:bCs/>
-          <w:sz w:val="21"/>
-          <w:szCs w:val="21"/>
-        </w:rPr>
-        <w:t>Murshudov GN</w:t>
-      </w:r>
-      <w:r>
-        <w:rPr>
-          <w:rFonts w:ascii="Times New Roman" w:cs="Times New Roman" w:eastAsia="Times New Roman" w:hAnsi="Times New Roman"/>
-          <w:sz w:val="21"/>
-          <w:szCs w:val="21"/>
-        </w:rPr>
-        <w:t>, Subirana JA. Acta Cryst., D60, 680-685 (2004)</w:t>
-      </w:r>
-    </w:p>
-    <w:p>
-      <w:pPr>
-        <w:spacing w:after="80"/>
-      </w:pPr>
-      <w:r>
-        <w:rPr>
-          <w:rFonts w:ascii="Times New Roman" w:cs="Times New Roman" w:eastAsia="Times New Roman" w:hAnsi="Times New Roman"/>
-          <w:sz w:val="21"/>
-          <w:szCs w:val="21"/>
-        </w:rPr>
-        <w:t xml:space="preserve">75. Macromolecular TLS refinement in REFMAC at moderate resolutions. Winn MD, </w:t>
-      </w:r>
-      <w:r>
-        <w:rPr>
-          <w:rFonts w:ascii="Times New Roman" w:cs="Times New Roman" w:eastAsia="Times New Roman" w:hAnsi="Times New Roman"/>
-          <w:b/>
-          <w:bCs/>
-          <w:sz w:val="21"/>
-          <w:szCs w:val="21"/>
-        </w:rPr>
-        <w:t>Murshudov GN</w:t>
-      </w:r>
-      <w:r>
-        <w:rPr>
-          <w:rFonts w:ascii="Times New Roman" w:cs="Times New Roman" w:eastAsia="Times New Roman" w:hAnsi="Times New Roman"/>
-          <w:sz w:val="21"/>
-          <w:szCs w:val="21"/>
-        </w:rPr>
-        <w:t>, Papiz MZ. Methods in Enzymology, 374, 300-321 (2003)</w:t>
-      </w:r>
-    </w:p>
-    <w:p>
-      <w:pPr>
-        <w:spacing w:after="80"/>
-      </w:pPr>
-      <w:r>
-        <w:rPr>
-          <w:rFonts w:ascii="Times New Roman" w:cs="Times New Roman" w:eastAsia="Times New Roman" w:hAnsi="Times New Roman"/>
-          <w:sz w:val="21"/>
-          <w:szCs w:val="21"/>
-        </w:rPr>
-        <w:t xml:space="preserve">76. Fisher’s information matrix in maximum likelihood molecular refinement. Steiner R, Lebedev, A, </w:t>
-      </w:r>
-      <w:r>
-        <w:rPr>
-          <w:rFonts w:ascii="Times New Roman" w:cs="Times New Roman" w:eastAsia="Times New Roman" w:hAnsi="Times New Roman"/>
-          <w:b/>
-          <w:bCs/>
-          <w:sz w:val="21"/>
-          <w:szCs w:val="21"/>
-        </w:rPr>
-        <w:t>Murshudov GN</w:t>
-      </w:r>
-      <w:r>
-        <w:rPr>
-          <w:rFonts w:ascii="Times New Roman" w:cs="Times New Roman" w:eastAsia="Times New Roman" w:hAnsi="Times New Roman"/>
-          <w:sz w:val="21"/>
-          <w:szCs w:val="21"/>
-        </w:rPr>
-        <w:t>. Acta Cryst. D59, 2114-2124 (2003)</w:t>
-      </w:r>
-    </w:p>
-    <w:p>
-      <w:pPr>
-        <w:spacing w:after="80"/>
-      </w:pPr>
-      <w:r>
-        <w:rPr>
-          <w:rFonts w:ascii="Times New Roman" w:cs="Times New Roman" w:eastAsia="Times New Roman" w:hAnsi="Times New Roman"/>
-          <w:sz w:val="21"/>
-          <w:szCs w:val="21"/>
-        </w:rPr>
-        <w:t xml:space="preserve">77. Face-to-face and edge-to-edge pi-pi interaction in a synthetic DNA hairpin with stilbenediether linker. Egli, M, Tereshko, V, </w:t>
-      </w:r>
-      <w:r>
-        <w:rPr>
-          <w:rFonts w:ascii="Times New Roman" w:cs="Times New Roman" w:eastAsia="Times New Roman" w:hAnsi="Times New Roman"/>
-          <w:b/>
-          <w:bCs/>
-          <w:sz w:val="21"/>
-          <w:szCs w:val="21"/>
-        </w:rPr>
-        <w:t>Murshudov, G</w:t>
-      </w:r>
-      <w:r>
-        <w:rPr>
-          <w:rFonts w:ascii="Times New Roman" w:cs="Times New Roman" w:eastAsia="Times New Roman" w:hAnsi="Times New Roman"/>
-          <w:sz w:val="21"/>
-          <w:szCs w:val="21"/>
-        </w:rPr>
-        <w:t>N, Sanishvili, R, Liu, XY, Lewis FD. JACS, 125, 10842-10849 (2003)</w:t>
-      </w:r>
-    </w:p>
-    <w:p>
-      <w:pPr>
-        <w:spacing w:after="80"/>
-      </w:pPr>
-      <w:r>
-        <w:rPr>
-          <w:rFonts w:ascii="Times New Roman" w:cs="Times New Roman" w:eastAsia="Times New Roman" w:hAnsi="Times New Roman"/>
-          <w:sz w:val="21"/>
-          <w:szCs w:val="21"/>
-        </w:rPr>
-        <w:t xml:space="preserve">78. The structure of NADH in the enzyme of dTDP-D-glucose dehydratase (RmIB). Beis, K, Allard, STM, Hegeman, AD, </w:t>
-      </w:r>
-      <w:r>
-        <w:rPr>
-          <w:rFonts w:ascii="Times New Roman" w:cs="Times New Roman" w:eastAsia="Times New Roman" w:hAnsi="Times New Roman"/>
-          <w:b/>
-          <w:bCs/>
-          <w:sz w:val="21"/>
-          <w:szCs w:val="21"/>
-        </w:rPr>
-        <w:t>Murshudov, G</w:t>
-      </w:r>
-      <w:r>
-        <w:rPr>
-          <w:rFonts w:ascii="Times New Roman" w:cs="Times New Roman" w:eastAsia="Times New Roman" w:hAnsi="Times New Roman"/>
-          <w:sz w:val="21"/>
-          <w:szCs w:val="21"/>
-        </w:rPr>
-        <w:t>, Philip, D, Naismith, JH. JACS, 125, 11872-11878 (2003)</w:t>
-      </w:r>
-    </w:p>
-    <w:p>
-      <w:pPr>
-        <w:spacing w:after="80"/>
-      </w:pPr>
-      <w:r>
-        <w:rPr>
-          <w:rFonts w:ascii="Times New Roman" w:cs="Times New Roman" w:eastAsia="Times New Roman" w:hAnsi="Times New Roman"/>
-          <w:sz w:val="21"/>
-          <w:szCs w:val="21"/>
-        </w:rPr>
-        <w:t xml:space="preserve">79. The structures of Micrococcus lysodeikticus catalase, its ferryl intermediate (compound II) and NADPH complex. </w:t>
-      </w:r>
-      <w:r>
-        <w:rPr>
-          <w:rFonts w:ascii="Times New Roman" w:cs="Times New Roman" w:eastAsia="Times New Roman" w:hAnsi="Times New Roman"/>
-          <w:b/>
-          <w:bCs/>
-          <w:sz w:val="21"/>
-          <w:szCs w:val="21"/>
-        </w:rPr>
-        <w:t>Murshudov GN</w:t>
-      </w:r>
-      <w:r>
-        <w:rPr>
-          <w:rFonts w:ascii="Times New Roman" w:cs="Times New Roman" w:eastAsia="Times New Roman" w:hAnsi="Times New Roman"/>
-          <w:sz w:val="21"/>
-          <w:szCs w:val="21"/>
-        </w:rPr>
-        <w:t>, Grebenko AI, Brannigan JA, Antson AA, Barynin VV, Dodson GG, Dauter Z, Wilson KS, Melik-Adamyan WR. Acta Cryst. D58, 1972-1982 (2002)</w:t>
-      </w:r>
-    </w:p>
-    <w:p>
-      <w:pPr>
-        <w:spacing w:after="80"/>
-      </w:pPr>
-      <w:r>
-        <w:rPr>
-          <w:rFonts w:ascii="Times New Roman" w:cs="Times New Roman" w:eastAsia="Times New Roman" w:hAnsi="Times New Roman"/>
-          <w:sz w:val="21"/>
-          <w:szCs w:val="21"/>
-        </w:rPr>
-        <w:t xml:space="preserve">80. Substrate distortion by a beta-mannanase: Snapshot of the Michelis and covalent intermediate complexes suggest a B2,5 conformation for the transition state. Ducros VMA, Zeche DL, </w:t>
-      </w:r>
-      <w:r>
-        <w:rPr>
-          <w:rFonts w:ascii="Times New Roman" w:cs="Times New Roman" w:eastAsia="Times New Roman" w:hAnsi="Times New Roman"/>
-          <w:b/>
-          <w:bCs/>
-          <w:sz w:val="21"/>
-          <w:szCs w:val="21"/>
-        </w:rPr>
-        <w:t>Murshudov GN</w:t>
-      </w:r>
-      <w:r>
-        <w:rPr>
-          <w:rFonts w:ascii="Times New Roman" w:cs="Times New Roman" w:eastAsia="Times New Roman" w:hAnsi="Times New Roman"/>
-          <w:sz w:val="21"/>
-          <w:szCs w:val="21"/>
-        </w:rPr>
-        <w:t>, Gilbert HJ, Szabo L, Stoll D, Withers SG, Davies GJ. Angew Chem Int ed. 41(15), 2824 (2002)</w:t>
-      </w:r>
-    </w:p>
-    <w:p>
-      <w:pPr>
-        <w:spacing w:after="80"/>
-      </w:pPr>
-      <w:r>
-        <w:rPr>
-          <w:rFonts w:ascii="Times New Roman" w:cs="Times New Roman" w:eastAsia="Times New Roman" w:hAnsi="Times New Roman"/>
-          <w:sz w:val="21"/>
-          <w:szCs w:val="21"/>
-        </w:rPr>
-        <w:t xml:space="preserve">81. Structural origin of the functional divergence of human insulin like growth factor-I and insulin. Biochemistry. Brzozowski AM, Dodson EJ, Dodsnon GG, </w:t>
-      </w:r>
-      <w:r>
-        <w:rPr>
-          <w:rFonts w:ascii="Times New Roman" w:cs="Times New Roman" w:eastAsia="Times New Roman" w:hAnsi="Times New Roman"/>
-          <w:b/>
-          <w:bCs/>
-          <w:sz w:val="21"/>
-          <w:szCs w:val="21"/>
-        </w:rPr>
-        <w:t>Murshudov GN</w:t>
-      </w:r>
-      <w:r>
-        <w:rPr>
-          <w:rFonts w:ascii="Times New Roman" w:cs="Times New Roman" w:eastAsia="Times New Roman" w:hAnsi="Times New Roman"/>
-          <w:sz w:val="21"/>
-          <w:szCs w:val="21"/>
-        </w:rPr>
-        <w:t>, Verma C, Turkenburg JP, de Bree FM, Dauter Z. 41(30), 9389-9397 (2002)</w:t>
-      </w:r>
-    </w:p>
-    <w:p>
-      <w:pPr>
-        <w:spacing w:after="80"/>
-      </w:pPr>
-      <w:r>
-        <w:rPr>
-          <w:rFonts w:ascii="Times New Roman" w:cs="Times New Roman" w:eastAsia="Times New Roman" w:hAnsi="Times New Roman"/>
-          <w:sz w:val="21"/>
-          <w:szCs w:val="21"/>
-        </w:rPr>
-        <w:t xml:space="preserve">82. NMR trial model: experiences with colicin immunity protein IM7 and the p85 alpha terminal SH2-peptide complex. Pauptit RA, Dennis CA, Derbyshire DJ, Breeze AL, Weston SA, Roswell S, </w:t>
-      </w:r>
-      <w:r>
-        <w:rPr>
-          <w:rFonts w:ascii="Times New Roman" w:cs="Times New Roman" w:eastAsia="Times New Roman" w:hAnsi="Times New Roman"/>
-          <w:b/>
-          <w:bCs/>
-          <w:sz w:val="21"/>
-          <w:szCs w:val="21"/>
-        </w:rPr>
-        <w:t>Murshudov GN</w:t>
-      </w:r>
-      <w:r>
-        <w:rPr>
-          <w:rFonts w:ascii="Times New Roman" w:cs="Times New Roman" w:eastAsia="Times New Roman" w:hAnsi="Times New Roman"/>
-          <w:sz w:val="21"/>
-          <w:szCs w:val="21"/>
-        </w:rPr>
-        <w:t>. Acta Cryst. D57, 1397-1404 (2001)</w:t>
-      </w:r>
-    </w:p>
-    <w:p>
-      <w:pPr>
-        <w:spacing w:after="80"/>
-      </w:pPr>
-      <w:r>
-        <w:rPr>
-          <w:rFonts w:ascii="Times New Roman" w:cs="Times New Roman" w:eastAsia="Times New Roman" w:hAnsi="Times New Roman"/>
-          <w:sz w:val="21"/>
-          <w:szCs w:val="21"/>
-        </w:rPr>
-        <w:t xml:space="preserve">83. Structure of Bacillus cell fate determinant SpoIIAA in phosphorilated and unphsphorilated forms. Seavers PR, Lewis RJ, Branningan JA, Verschuren KHG, </w:t>
-      </w:r>
-      <w:r>
-        <w:rPr>
-          <w:rFonts w:ascii="Times New Roman" w:cs="Times New Roman" w:eastAsia="Times New Roman" w:hAnsi="Times New Roman"/>
-          <w:b/>
-          <w:bCs/>
-          <w:sz w:val="21"/>
-          <w:szCs w:val="21"/>
-        </w:rPr>
-        <w:t>Murshudov GN</w:t>
-      </w:r>
-      <w:r>
-        <w:rPr>
-          <w:rFonts w:ascii="Times New Roman" w:cs="Times New Roman" w:eastAsia="Times New Roman" w:hAnsi="Times New Roman"/>
-          <w:sz w:val="21"/>
-          <w:szCs w:val="21"/>
-        </w:rPr>
-        <w:t>, Wilkinson AJ. Structure 9(7), 605-614 (2001)</w:t>
-      </w:r>
-    </w:p>
-    <w:p>
-      <w:pPr>
-        <w:spacing w:after="80"/>
-      </w:pPr>
-      <w:r>
-        <w:rPr>
-          <w:rFonts w:ascii="Times New Roman" w:cs="Times New Roman" w:eastAsia="Times New Roman" w:hAnsi="Times New Roman"/>
-          <w:sz w:val="21"/>
-          <w:szCs w:val="21"/>
-        </w:rPr>
-        <w:t xml:space="preserve">84. X-ray structure of bovine pancreatic phospholipase A(2) at atomic resolution. Steiner RA, Rozeboom HJ, de Vries A, Kalj KH, </w:t>
-      </w:r>
-      <w:r>
-        <w:rPr>
-          <w:rFonts w:ascii="Times New Roman" w:cs="Times New Roman" w:eastAsia="Times New Roman" w:hAnsi="Times New Roman"/>
-          <w:b/>
-          <w:bCs/>
-          <w:sz w:val="21"/>
-          <w:szCs w:val="21"/>
-        </w:rPr>
-        <w:t>Murshudov GN</w:t>
-      </w:r>
-      <w:r>
-        <w:rPr>
-          <w:rFonts w:ascii="Times New Roman" w:cs="Times New Roman" w:eastAsia="Times New Roman" w:hAnsi="Times New Roman"/>
-          <w:sz w:val="21"/>
-          <w:szCs w:val="21"/>
-        </w:rPr>
-        <w:t>, Wilson KS, Dijkstra BW. Acta Cryst D57, 516-526 (2001)</w:t>
-      </w:r>
-    </w:p>
-    <w:p>
-      <w:pPr>
-        <w:spacing w:after="80"/>
-      </w:pPr>
-      <w:r>
-        <w:rPr>
-          <w:rFonts w:ascii="Times New Roman" w:cs="Times New Roman" w:eastAsia="Times New Roman" w:hAnsi="Times New Roman"/>
-          <w:sz w:val="21"/>
-          <w:szCs w:val="21"/>
-        </w:rPr>
-        <w:t xml:space="preserve">85. Crystal structure of GerE, the ultimate transcriptional regulator of spore formation in Bacillus. Ducros VMA, Lewis RJ, Verma CS, Dodson EJ, Leonard G, Turkenburg JP, </w:t>
-      </w:r>
-      <w:r>
-        <w:rPr>
-          <w:rFonts w:ascii="Times New Roman" w:cs="Times New Roman" w:eastAsia="Times New Roman" w:hAnsi="Times New Roman"/>
-          <w:b/>
-          <w:bCs/>
-          <w:sz w:val="21"/>
-          <w:szCs w:val="21"/>
-        </w:rPr>
-        <w:t>Murshudov GN</w:t>
-      </w:r>
-      <w:r>
-        <w:rPr>
-          <w:rFonts w:ascii="Times New Roman" w:cs="Times New Roman" w:eastAsia="Times New Roman" w:hAnsi="Times New Roman"/>
-          <w:sz w:val="21"/>
-          <w:szCs w:val="21"/>
-        </w:rPr>
-        <w:t>, Wilkinson AJ, Brannigan JA. J.Mol.Biol. 306(4), 759-771 (2001)</w:t>
-      </w:r>
-    </w:p>
-    <w:p>
-      <w:pPr>
-        <w:spacing w:after="80"/>
-      </w:pPr>
-      <w:r>
-        <w:rPr>
-          <w:rFonts w:ascii="Times New Roman" w:cs="Times New Roman" w:eastAsia="Times New Roman" w:hAnsi="Times New Roman"/>
-          <w:sz w:val="21"/>
-          <w:szCs w:val="21"/>
-        </w:rPr>
-        <w:t xml:space="preserve">86. The three-dimensional structure of human S100 A12. Moroz OV, Antson AA, </w:t>
-      </w:r>
-      <w:r>
-        <w:rPr>
-          <w:rFonts w:ascii="Times New Roman" w:cs="Times New Roman" w:eastAsia="Times New Roman" w:hAnsi="Times New Roman"/>
-          <w:b/>
-          <w:bCs/>
-          <w:sz w:val="21"/>
-          <w:szCs w:val="21"/>
-        </w:rPr>
-        <w:t>Murshudov GN</w:t>
-      </w:r>
-      <w:r>
-        <w:rPr>
-          <w:rFonts w:ascii="Times New Roman" w:cs="Times New Roman" w:eastAsia="Times New Roman" w:hAnsi="Times New Roman"/>
-          <w:sz w:val="21"/>
-          <w:szCs w:val="21"/>
-        </w:rPr>
-        <w:t>, Maiyland NJ, Dodson GG, Wilson KS, Skibshoj I, Lukindina EM, Bronstein IB., Acta Cryst. D57, 20-29 (2001)</w:t>
-      </w:r>
-    </w:p>
-    <w:p>
-      <w:pPr>
-        <w:spacing w:after="80"/>
-      </w:pPr>
-      <w:r>
-        <w:rPr>
-          <w:rFonts w:ascii="Times New Roman" w:cs="Times New Roman" w:eastAsia="Times New Roman" w:hAnsi="Times New Roman"/>
-          <w:sz w:val="21"/>
-          <w:szCs w:val="21"/>
-        </w:rPr>
-        <w:t xml:space="preserve">87. Use of TLS parameter to model anisotropic displacement in macromolecular refinement. Winn MD, Isupov M, </w:t>
-      </w:r>
-      <w:r>
-        <w:rPr>
-          <w:rFonts w:ascii="Times New Roman" w:cs="Times New Roman" w:eastAsia="Times New Roman" w:hAnsi="Times New Roman"/>
-          <w:b/>
-          <w:bCs/>
-          <w:sz w:val="21"/>
-          <w:szCs w:val="21"/>
-        </w:rPr>
-        <w:t>Murshudov GN</w:t>
-      </w:r>
-      <w:r>
-        <w:rPr>
-          <w:rFonts w:ascii="Times New Roman" w:cs="Times New Roman" w:eastAsia="Times New Roman" w:hAnsi="Times New Roman"/>
-          <w:sz w:val="21"/>
-          <w:szCs w:val="21"/>
-        </w:rPr>
-        <w:t>. Acta Cryst. D57, 122-133 (2001)</w:t>
-      </w:r>
-    </w:p>
-    <w:p>
-      <w:pPr>
-        <w:spacing w:after="80"/>
-      </w:pPr>
-      <w:r>
-        <w:rPr>
-          <w:rFonts w:ascii="Times New Roman" w:cs="Times New Roman" w:eastAsia="Times New Roman" w:hAnsi="Times New Roman"/>
-          <w:sz w:val="21"/>
-          <w:szCs w:val="21"/>
-        </w:rPr>
-        <w:t xml:space="preserve">88. Structure of Slow processing Precursor Penicillin Acylase from Escherichia coli reveals the linker peptide blocking active site cleft. Hewitt L, Kasche V, Lummer K, Lewis RJ, </w:t>
-      </w:r>
-      <w:r>
-        <w:rPr>
-          <w:rFonts w:ascii="Times New Roman" w:cs="Times New Roman" w:eastAsia="Times New Roman" w:hAnsi="Times New Roman"/>
-          <w:b/>
-          <w:bCs/>
-          <w:sz w:val="21"/>
-          <w:szCs w:val="21"/>
-        </w:rPr>
-        <w:t>Murshudov GN</w:t>
-      </w:r>
-      <w:r>
-        <w:rPr>
-          <w:rFonts w:ascii="Times New Roman" w:cs="Times New Roman" w:eastAsia="Times New Roman" w:hAnsi="Times New Roman"/>
-          <w:sz w:val="21"/>
-          <w:szCs w:val="21"/>
-        </w:rPr>
-        <w:t>, Verma CS, Dodson GG, Wilson KS. J Mol Biol 302, 887-898 (2000)</w:t>
-      </w:r>
-    </w:p>
-    <w:p>
-      <w:pPr>
-        <w:spacing w:after="80"/>
-      </w:pPr>
-      <w:r>
-        <w:rPr>
-          <w:rFonts w:ascii="Times New Roman" w:cs="Times New Roman" w:eastAsia="Times New Roman" w:hAnsi="Times New Roman"/>
-          <w:sz w:val="21"/>
-          <w:szCs w:val="21"/>
-        </w:rPr>
-        <w:t xml:space="preserve">89. Crystal structure of dodecameric vanadium-dependent bromoperoxidase from the red algae Carollina officinalis. Isupov MN, Dalby AR, Brindley AA, Izumi Y, Tanabe T, </w:t>
-      </w:r>
-      <w:r>
-        <w:rPr>
-          <w:rFonts w:ascii="Times New Roman" w:cs="Times New Roman" w:eastAsia="Times New Roman" w:hAnsi="Times New Roman"/>
-          <w:b/>
-          <w:bCs/>
-          <w:sz w:val="21"/>
-          <w:szCs w:val="21"/>
-        </w:rPr>
-        <w:t>Murshudov GN</w:t>
-      </w:r>
-      <w:r>
-        <w:rPr>
-          <w:rFonts w:ascii="Times New Roman" w:cs="Times New Roman" w:eastAsia="Times New Roman" w:hAnsi="Times New Roman"/>
-          <w:sz w:val="21"/>
-          <w:szCs w:val="21"/>
-        </w:rPr>
-        <w:t>, Littlechild JA. J Mol Biol. 299, 1035-1049 (2000)</w:t>
-      </w:r>
-    </w:p>
-    <w:p>
-      <w:pPr>
-        <w:spacing w:after="80"/>
-      </w:pPr>
-      <w:r>
-        <w:rPr>
-          <w:rFonts w:ascii="Times New Roman" w:cs="Times New Roman" w:eastAsia="Times New Roman" w:hAnsi="Times New Roman"/>
-          <w:sz w:val="21"/>
-          <w:szCs w:val="21"/>
-        </w:rPr>
-        <w:t xml:space="preserve">90. The three dimensional structure of a Trichoderma reesi beta-mannanase from glycoside hydrolase famili 5. Sabini E, Schubert H, </w:t>
-      </w:r>
-      <w:r>
-        <w:rPr>
-          <w:rFonts w:ascii="Times New Roman" w:cs="Times New Roman" w:eastAsia="Times New Roman" w:hAnsi="Times New Roman"/>
-          <w:b/>
-          <w:bCs/>
-          <w:sz w:val="21"/>
-          <w:szCs w:val="21"/>
-        </w:rPr>
-        <w:t>Murshudov GN</w:t>
-      </w:r>
-      <w:r>
-        <w:rPr>
-          <w:rFonts w:ascii="Times New Roman" w:cs="Times New Roman" w:eastAsia="Times New Roman" w:hAnsi="Times New Roman"/>
-          <w:sz w:val="21"/>
-          <w:szCs w:val="21"/>
-        </w:rPr>
-        <w:t>, Wilson KS, Siika-Aho S, Penttila M. Acta Cryst. D56, 3-13 (2000)</w:t>
-      </w:r>
-    </w:p>
-    <w:p>
-      <w:pPr>
-        <w:spacing w:after="80"/>
-      </w:pPr>
-      <w:r>
-        <w:rPr>
-          <w:rFonts w:ascii="Times New Roman" w:cs="Times New Roman" w:eastAsia="Times New Roman" w:hAnsi="Times New Roman"/>
-          <w:sz w:val="21"/>
-          <w:szCs w:val="21"/>
-        </w:rPr>
-        <w:t xml:space="preserve">91. The structure of the exa-beta-(1,3)-glucanase from Candida albicans in native and bound forms: Relationship between a pocket and groove in family 5 glycosil hydrolases. Cutfield SM, Davies GJ, </w:t>
-      </w:r>
-      <w:r>
-        <w:rPr>
-          <w:rFonts w:ascii="Times New Roman" w:cs="Times New Roman" w:eastAsia="Times New Roman" w:hAnsi="Times New Roman"/>
-          <w:b/>
-          <w:bCs/>
-          <w:sz w:val="21"/>
-          <w:szCs w:val="21"/>
-        </w:rPr>
-        <w:t>Murshudov GN</w:t>
-      </w:r>
-      <w:r>
-        <w:rPr>
-          <w:rFonts w:ascii="Times New Roman" w:cs="Times New Roman" w:eastAsia="Times New Roman" w:hAnsi="Times New Roman"/>
-          <w:sz w:val="21"/>
-          <w:szCs w:val="21"/>
-        </w:rPr>
-        <w:t>, Anderson BF, Moody PCE, Sullivan PA, Cutfield JF. J Mol Biol. 294, 771-783 (1999)</w:t>
-      </w:r>
-    </w:p>
-    <w:p>
-      <w:pPr>
-        <w:spacing w:after="80"/>
-      </w:pPr>
-      <w:r>
-        <w:rPr>
-          <w:rFonts w:ascii="Times New Roman" w:cs="Times New Roman" w:eastAsia="Times New Roman" w:hAnsi="Times New Roman"/>
-          <w:sz w:val="21"/>
-          <w:szCs w:val="21"/>
-        </w:rPr>
-        <w:t xml:space="preserve">92. Binding of non-catlytic ATP to human hexokinase I highlights the structural components for enzyme-membrane association control. Rosano C, Sabini E, Rizzi M, Deriu D, </w:t>
-      </w:r>
-      <w:r>
-        <w:rPr>
-          <w:rFonts w:ascii="Times New Roman" w:cs="Times New Roman" w:eastAsia="Times New Roman" w:hAnsi="Times New Roman"/>
-          <w:b/>
-          <w:bCs/>
-          <w:sz w:val="21"/>
-          <w:szCs w:val="21"/>
-        </w:rPr>
-        <w:t>Murshudov GN</w:t>
-      </w:r>
-      <w:r>
-        <w:rPr>
-          <w:rFonts w:ascii="Times New Roman" w:cs="Times New Roman" w:eastAsia="Times New Roman" w:hAnsi="Times New Roman"/>
-          <w:sz w:val="21"/>
-          <w:szCs w:val="21"/>
-        </w:rPr>
-        <w:t>, Blanchi M, Serafini G, Mangani M, Bolognesu M. Sturcture 7, 1427-1437 (1999)</w:t>
-      </w:r>
-    </w:p>
-    <w:p>
-      <w:pPr>
-        <w:spacing w:after="80"/>
-      </w:pPr>
-      <w:r>
-        <w:rPr>
-          <w:rFonts w:ascii="Times New Roman" w:cs="Times New Roman" w:eastAsia="Times New Roman" w:hAnsi="Times New Roman"/>
-          <w:sz w:val="21"/>
-          <w:szCs w:val="21"/>
-        </w:rPr>
-        <w:t xml:space="preserve">93. Efficient anisotropic refinement of macromolecular structures using FFT. </w:t>
-      </w:r>
-      <w:r>
-        <w:rPr>
-          <w:rFonts w:ascii="Times New Roman" w:cs="Times New Roman" w:eastAsia="Times New Roman" w:hAnsi="Times New Roman"/>
-          <w:b/>
-          <w:bCs/>
-          <w:sz w:val="21"/>
-          <w:szCs w:val="21"/>
-        </w:rPr>
-        <w:t>Murshudov GN</w:t>
-      </w:r>
-      <w:r>
-        <w:rPr>
-          <w:rFonts w:ascii="Times New Roman" w:cs="Times New Roman" w:eastAsia="Times New Roman" w:hAnsi="Times New Roman"/>
-          <w:sz w:val="21"/>
-          <w:szCs w:val="21"/>
-        </w:rPr>
-        <w:t>, Vagin AA, Lebedev A, Wilson KS, Dodson EJ. Acta Cryst. D55, 247-255 (1999)</w:t>
-      </w:r>
-    </w:p>
-    <w:p>
-      <w:pPr>
-        <w:spacing w:after="80"/>
-      </w:pPr>
-      <w:r>
-        <w:rPr>
-          <w:rFonts w:ascii="Times New Roman" w:cs="Times New Roman" w:eastAsia="Times New Roman" w:hAnsi="Times New Roman"/>
-          <w:sz w:val="21"/>
-          <w:szCs w:val="21"/>
-        </w:rPr>
-        <w:t xml:space="preserve">94. Solution of the structure of the cofactor binding fragment of CysB: A struggle against non- isomorphism. Verschuren KHG, Tyrrel R, </w:t>
-      </w:r>
-      <w:r>
-        <w:rPr>
-          <w:rFonts w:ascii="Times New Roman" w:cs="Times New Roman" w:eastAsia="Times New Roman" w:hAnsi="Times New Roman"/>
-          <w:b/>
-          <w:bCs/>
-          <w:sz w:val="21"/>
-          <w:szCs w:val="21"/>
-        </w:rPr>
-        <w:t>Murshudov GN</w:t>
-      </w:r>
-      <w:r>
-        <w:rPr>
-          <w:rFonts w:ascii="Times New Roman" w:cs="Times New Roman" w:eastAsia="Times New Roman" w:hAnsi="Times New Roman"/>
-          <w:sz w:val="21"/>
-          <w:szCs w:val="21"/>
-        </w:rPr>
-        <w:t>, Dodson EJ, Wilkinson AJ. Acta Cryst. D55, 369-378 (1999)</w:t>
-      </w:r>
-    </w:p>
-    <w:p>
-      <w:pPr>
-        <w:spacing w:after="80"/>
-      </w:pPr>
-      <w:r>
-        <w:rPr>
-          <w:rFonts w:ascii="Times New Roman" w:cs="Times New Roman" w:eastAsia="Times New Roman" w:hAnsi="Times New Roman"/>
-          <w:sz w:val="21"/>
-          <w:szCs w:val="21"/>
-        </w:rPr>
-        <w:t xml:space="preserve">95. Incorporation of prior phase information strengthens Maximum likelihood structure refinement. Pannu N, </w:t>
-      </w:r>
-      <w:r>
-        <w:rPr>
-          <w:rFonts w:ascii="Times New Roman" w:cs="Times New Roman" w:eastAsia="Times New Roman" w:hAnsi="Times New Roman"/>
-          <w:b/>
-          <w:bCs/>
-          <w:sz w:val="21"/>
-          <w:szCs w:val="21"/>
-        </w:rPr>
-        <w:t>Murshudov GN</w:t>
-      </w:r>
-      <w:r>
-        <w:rPr>
-          <w:rFonts w:ascii="Times New Roman" w:cs="Times New Roman" w:eastAsia="Times New Roman" w:hAnsi="Times New Roman"/>
-          <w:sz w:val="21"/>
-          <w:szCs w:val="21"/>
-        </w:rPr>
-        <w:t>, Dodson EJ, Read R. Acta Cryst. D54, 1285-1294 (1999)</w:t>
-      </w:r>
-    </w:p>
-    <w:p>
-      <w:pPr>
-        <w:spacing w:after="80"/>
-      </w:pPr>
-      <w:r>
-        <w:rPr>
-          <w:rFonts w:ascii="Times New Roman" w:cs="Times New Roman" w:eastAsia="Times New Roman" w:hAnsi="Times New Roman"/>
-          <w:sz w:val="21"/>
-          <w:szCs w:val="21"/>
-        </w:rPr>
-        <w:t xml:space="preserve">96. Validation tools: can they indicate the information content of macromolecular crystal structure? Dodson EJ, Davies GJ, Lamzin VS, </w:t>
-      </w:r>
-      <w:r>
-        <w:rPr>
-          <w:rFonts w:ascii="Times New Roman" w:cs="Times New Roman" w:eastAsia="Times New Roman" w:hAnsi="Times New Roman"/>
-          <w:b/>
-          <w:bCs/>
-          <w:sz w:val="21"/>
-          <w:szCs w:val="21"/>
-        </w:rPr>
-        <w:t>Murshudov GN</w:t>
-      </w:r>
-      <w:r>
-        <w:rPr>
-          <w:rFonts w:ascii="Times New Roman" w:cs="Times New Roman" w:eastAsia="Times New Roman" w:hAnsi="Times New Roman"/>
-          <w:sz w:val="21"/>
-          <w:szCs w:val="21"/>
-        </w:rPr>
-        <w:t>, Wilson KS. Structure. 6, 685-690 (1999)</w:t>
-      </w:r>
-    </w:p>
-    <w:p>
-      <w:pPr>
-        <w:spacing w:after="80"/>
-      </w:pPr>
-      <w:r>
-        <w:rPr>
-          <w:rFonts w:ascii="Times New Roman" w:cs="Times New Roman" w:eastAsia="Times New Roman" w:hAnsi="Times New Roman"/>
-          <w:sz w:val="21"/>
-          <w:szCs w:val="21"/>
-        </w:rPr>
-        <w:t xml:space="preserve">97. Stbilizing bound O-2 in myoglobin by valine(58) (E11_ to asparagin substitution. Krzywda S, </w:t>
-      </w:r>
-      <w:r>
-        <w:rPr>
-          <w:rFonts w:ascii="Times New Roman" w:cs="Times New Roman" w:eastAsia="Times New Roman" w:hAnsi="Times New Roman"/>
-          <w:b/>
-          <w:bCs/>
-          <w:sz w:val="21"/>
-          <w:szCs w:val="21"/>
-        </w:rPr>
-        <w:t>Murshudov GN</w:t>
-      </w:r>
-      <w:r>
-        <w:rPr>
-          <w:rFonts w:ascii="Times New Roman" w:cs="Times New Roman" w:eastAsia="Times New Roman" w:hAnsi="Times New Roman"/>
-          <w:sz w:val="21"/>
-          <w:szCs w:val="21"/>
-        </w:rPr>
-        <w:t>, Brzozowski AM, Jaskolski M, Scott EE, Klizas SA, Gibson QH, Olson JS, Wilkinson AJ.. Biochemsitry 37, 15896-15907 (1998)</w:t>
-      </w:r>
-    </w:p>
-    <w:p>
-      <w:pPr>
-        <w:spacing w:after="80"/>
-      </w:pPr>
-      <w:r>
-        <w:rPr>
-          <w:rFonts w:ascii="Times New Roman" w:cs="Times New Roman" w:eastAsia="Times New Roman" w:hAnsi="Times New Roman"/>
-          <w:sz w:val="21"/>
-          <w:szCs w:val="21"/>
-        </w:rPr>
-        <w:t xml:space="preserve">98. BLANC: the program suite for protein crystallography. Vagin AA, </w:t>
-      </w:r>
-      <w:r>
-        <w:rPr>
-          <w:rFonts w:ascii="Times New Roman" w:cs="Times New Roman" w:eastAsia="Times New Roman" w:hAnsi="Times New Roman"/>
-          <w:b/>
-          <w:bCs/>
-          <w:sz w:val="21"/>
-          <w:szCs w:val="21"/>
-        </w:rPr>
-        <w:t>Murshudov GN</w:t>
-      </w:r>
-      <w:r>
-        <w:rPr>
-          <w:rFonts w:ascii="Times New Roman" w:cs="Times New Roman" w:eastAsia="Times New Roman" w:hAnsi="Times New Roman"/>
-          <w:sz w:val="21"/>
-          <w:szCs w:val="21"/>
-        </w:rPr>
-        <w:t>, Strokopytov BV. J. Appl. Cryst. 31, 98-102 (1998)</w:t>
-      </w:r>
-    </w:p>
-    <w:p>
-      <w:pPr>
-        <w:spacing w:after="80"/>
-      </w:pPr>
-      <w:r>
-        <w:rPr>
-          <w:rFonts w:ascii="Times New Roman" w:cs="Times New Roman" w:eastAsia="Times New Roman" w:hAnsi="Times New Roman"/>
-          <w:sz w:val="21"/>
-          <w:szCs w:val="21"/>
-        </w:rPr>
-        <w:t xml:space="preserve">99. An unexpected symmetry in the LysR-type transcriptional activator, CysB. Verschuren KHG, Tyrrel R, Dodson EJ, </w:t>
-      </w:r>
-      <w:r>
-        <w:rPr>
-          <w:rFonts w:ascii="Times New Roman" w:cs="Times New Roman" w:eastAsia="Times New Roman" w:hAnsi="Times New Roman"/>
-          <w:b/>
-          <w:bCs/>
-          <w:sz w:val="21"/>
-          <w:szCs w:val="21"/>
-        </w:rPr>
-        <w:t>Murshudov GN</w:t>
-      </w:r>
-      <w:r>
-        <w:rPr>
-          <w:rFonts w:ascii="Times New Roman" w:cs="Times New Roman" w:eastAsia="Times New Roman" w:hAnsi="Times New Roman"/>
-          <w:sz w:val="21"/>
-          <w:szCs w:val="21"/>
-        </w:rPr>
-        <w:t>, Wilkinson AJ. General physiology and biophysics. 17, 43-46 (1998)</w:t>
-      </w:r>
-    </w:p>
-    <w:p>
-      <w:pPr>
-        <w:spacing w:after="80"/>
-      </w:pPr>
-      <w:r>
-        <w:rPr>
-          <w:rFonts w:ascii="Times New Roman" w:cs="Times New Roman" w:eastAsia="Times New Roman" w:hAnsi="Times New Roman"/>
-          <w:sz w:val="21"/>
-          <w:szCs w:val="21"/>
-        </w:rPr>
-        <w:t xml:space="preserve">100. Who checks the checkers? Four validation tools applied to eight atomic resolution structures. Wilson KS, Butterworth, S, Dauter Z, Lamzin VS, Walsh M, Wodak S, Pontius J, Richelle J, Vaguine A, Sander C, Hooft RWW, Vriend G, Thornton JM, Laskowski RM, MacArthur NW, Dodson EJ, </w:t>
-      </w:r>
-      <w:r>
-        <w:rPr>
-          <w:rFonts w:ascii="Times New Roman" w:cs="Times New Roman" w:eastAsia="Times New Roman" w:hAnsi="Times New Roman"/>
-          <w:b/>
-          <w:bCs/>
-          <w:sz w:val="21"/>
-          <w:szCs w:val="21"/>
-        </w:rPr>
-        <w:t>Murshudov GN</w:t>
-      </w:r>
-      <w:r>
-        <w:rPr>
-          <w:rFonts w:ascii="Times New Roman" w:cs="Times New Roman" w:eastAsia="Times New Roman" w:hAnsi="Times New Roman"/>
-          <w:sz w:val="21"/>
-          <w:szCs w:val="21"/>
-        </w:rPr>
-        <w:t>, Oldfield TJ, Kaptein R, Rullman JAC. J Mol Biol. 276, 417-436 (1998)</w:t>
-      </w:r>
-    </w:p>
-    <w:p>
-      <w:pPr>
-        <w:spacing w:after="80"/>
-      </w:pPr>
-      <w:r>
-        <w:rPr>
-          <w:rFonts w:ascii="Times New Roman" w:cs="Times New Roman" w:eastAsia="Times New Roman" w:hAnsi="Times New Roman"/>
-          <w:sz w:val="21"/>
-          <w:szCs w:val="21"/>
-        </w:rPr>
-        <w:t xml:space="preserve">101. The structure of the cofactor binding fragment of the LysR family member, CysB; a familiar fold with surprising subunit arrangement. Tyrrel R, Verschuren KHG, Dodson EJ, </w:t>
-      </w:r>
-      <w:r>
-        <w:rPr>
-          <w:rFonts w:ascii="Times New Roman" w:cs="Times New Roman" w:eastAsia="Times New Roman" w:hAnsi="Times New Roman"/>
-          <w:b/>
-          <w:bCs/>
-          <w:sz w:val="21"/>
-          <w:szCs w:val="21"/>
-        </w:rPr>
-        <w:t>Murshudov GN</w:t>
-      </w:r>
-      <w:r>
-        <w:rPr>
-          <w:rFonts w:ascii="Times New Roman" w:cs="Times New Roman" w:eastAsia="Times New Roman" w:hAnsi="Times New Roman"/>
-          <w:sz w:val="21"/>
-          <w:szCs w:val="21"/>
-        </w:rPr>
-        <w:t>, Addy C, Wilkinson AJ.. Structure 5, 1017-1032 (1997)</w:t>
-      </w:r>
-    </w:p>
-    <w:p>
-      <w:pPr>
-        <w:spacing w:after="80"/>
-      </w:pPr>
-      <w:r>
-        <w:rPr>
-          <w:rFonts w:ascii="Times New Roman" w:cs="Times New Roman" w:eastAsia="Times New Roman" w:hAnsi="Times New Roman"/>
-          <w:sz w:val="21"/>
-          <w:szCs w:val="21"/>
-        </w:rPr>
-        <w:t xml:space="preserve">102. Refinement of Macromolecular structures by Maximum likelihood method. </w:t>
-      </w:r>
-      <w:r>
-        <w:rPr>
-          <w:rFonts w:ascii="Times New Roman" w:cs="Times New Roman" w:eastAsia="Times New Roman" w:hAnsi="Times New Roman"/>
-          <w:b/>
-          <w:bCs/>
-          <w:sz w:val="21"/>
-          <w:szCs w:val="21"/>
-        </w:rPr>
-        <w:t>Murshudov GN</w:t>
-      </w:r>
-      <w:r>
-        <w:rPr>
-          <w:rFonts w:ascii="Times New Roman" w:cs="Times New Roman" w:eastAsia="Times New Roman" w:hAnsi="Times New Roman"/>
-          <w:sz w:val="21"/>
-          <w:szCs w:val="21"/>
-        </w:rPr>
-        <w:t>, Vagin AA, Dodson EJ. Acta Cryst. D53:240-255 (1997)</w:t>
-      </w:r>
-    </w:p>
-    <w:p>
-      <w:pPr>
-        <w:spacing w:after="80"/>
-      </w:pPr>
-      <w:r>
-        <w:rPr>
-          <w:rFonts w:ascii="Times New Roman" w:cs="Times New Roman" w:eastAsia="Times New Roman" w:hAnsi="Times New Roman"/>
-          <w:sz w:val="21"/>
-          <w:szCs w:val="21"/>
-        </w:rPr>
-        <w:t xml:space="preserve">103. Structure of Heme D of Penicillum vitale and Escherichia coli Catalases. </w:t>
-      </w:r>
-      <w:r>
-        <w:rPr>
-          <w:rFonts w:ascii="Times New Roman" w:cs="Times New Roman" w:eastAsia="Times New Roman" w:hAnsi="Times New Roman"/>
-          <w:b/>
-          <w:bCs/>
-          <w:sz w:val="21"/>
-          <w:szCs w:val="21"/>
-        </w:rPr>
-        <w:t>Murshudov GN</w:t>
-      </w:r>
-      <w:r>
-        <w:rPr>
-          <w:rFonts w:ascii="Times New Roman" w:cs="Times New Roman" w:eastAsia="Times New Roman" w:hAnsi="Times New Roman"/>
-          <w:sz w:val="21"/>
-          <w:szCs w:val="21"/>
-        </w:rPr>
-        <w:t>, Grebenko AI, Barynin V, Dauter Z, Wilson KS, Vainshtein BK, Melik-Adamyan W, Bravo J, Ferran JM, Ferrer JC. J.Bio.Chem. 271, 8863-8868 (1996)</w:t>
-      </w:r>
-    </w:p>
-    <w:p>
-      <w:pPr>
-        <w:spacing w:after="80"/>
-      </w:pPr>
-      <w:r>
-        <w:rPr>
-          <w:rFonts w:ascii="Times New Roman" w:cs="Times New Roman" w:eastAsia="Times New Roman" w:hAnsi="Times New Roman"/>
-          <w:sz w:val="21"/>
-          <w:szCs w:val="21"/>
-        </w:rPr>
-        <w:t xml:space="preserve">104. The crystal structure of the oligopeptide-binding protein OPPA complexed with tripeptide and tetrapeptide ligands. Tame JRH, Dodson EJ, </w:t>
-      </w:r>
-      <w:r>
-        <w:rPr>
-          <w:rFonts w:ascii="Times New Roman" w:cs="Times New Roman" w:eastAsia="Times New Roman" w:hAnsi="Times New Roman"/>
-          <w:b/>
-          <w:bCs/>
-          <w:sz w:val="21"/>
-          <w:szCs w:val="21"/>
-        </w:rPr>
-        <w:t>Murshudov G</w:t>
-      </w:r>
-      <w:r>
-        <w:rPr>
-          <w:rFonts w:ascii="Times New Roman" w:cs="Times New Roman" w:eastAsia="Times New Roman" w:hAnsi="Times New Roman"/>
-          <w:sz w:val="21"/>
-          <w:szCs w:val="21"/>
-        </w:rPr>
         <w:t>, Higgins CF, Wilkinson AJ. Structure. 3, 1395-1406 (1995)</w:t>
       </w:r>
     </w:p>
@@ -6015,25 +6001,23 @@
           <w:sz w:val="21"/>
           <w:szCs w:val="21"/>
         </w:rPr>
-        <w:t xml:space="preserve">110. Spatial structure of tyrosine phenolliase at a resolution 4.5-Angstrom .Antson AA, Strokopytov BV, </w:t>
-      </w:r>
-      <w:r>
-        <w:rPr>
-          <w:rFonts w:ascii="Times New Roman" w:cs="Times New Roman" w:eastAsia="Times New Roman" w:hAnsi="Times New Roman"/>
-          <w:b/>
-          <w:bCs/>
-          <w:sz w:val="21"/>
-          <w:szCs w:val="21"/>
-        </w:rPr>
-        <w:t>Murshudov GN</w:t>
-      </w:r>
-      <w:r>
-        <w:rPr>
-          <w:rFonts w:ascii="Times New Roman" w:cs="Times New Roman" w:eastAsia="Times New Roman" w:hAnsi="Times New Roman"/>
-          <w:sz w:val="21"/>
-          <w:szCs w:val="21"/>
-        </w:rPr>
-        <w:t>, Demidkina TV, Fogelman NK, Paskhina GG, Henning M, Nekrasov YV, Popov AN, Rubinski SV, Harutunyan EG Kristallografia 37, 82-89 (1992)</w:t>
+        <w:t>110. Spatial structure of tyrosine phenolliase at a resolution 4.5-Angstrom.Antson AA, Strokopytov BV, Murshudov GN, Demidkina TV, Fogelman NK, Paskhina GG, Henning M, Nekrasov YV, Popov AN, Rubinski SV, Harutunyan EG Kristallografia 37, 82-89 (1992)</w:t>
+      </w:r>
+      <w:r>
+        <w:rPr>
+          <w:rFonts w:ascii="Times New Roman" w:cs="Times New Roman" w:eastAsia="Times New Roman" w:hAnsi="Times New Roman"/>
+          <w:b/>
+          <w:bCs/>
+          <w:sz w:val="21"/>
+          <w:szCs w:val="21"/>
+        </w:rPr>
+      </w:r>
+      <w:r>
+        <w:rPr>
+          <w:rFonts w:ascii="Times New Roman" w:cs="Times New Roman" w:eastAsia="Times New Roman" w:hAnsi="Times New Roman"/>
+          <w:sz w:val="21"/>
+          <w:szCs w:val="21"/>
+        </w:rPr>
       </w:r>
     </w:p>
     <w:p>
